--- a/content/knowledge-graphs/knowledge-graphs-foundations/knowledge-graphs-foundations.docx
+++ b/content/knowledge-graphs/knowledge-graphs-foundations/knowledge-graphs-foundations.docx
@@ -475,45 +475,39 @@
           <w:rFonts w:ascii="Consolas" w:hAnsi="Consolas"/>
           <w:sz w:val="16"/>
         </w:rPr>
-        <w:t>&lt;svg xmlns="http://www.w3.org/2000/svg" width="760" height="360" viewBox="0 0 760 360" font-family="Inter, Arial, sans-serif"&gt;</w:t>
-        <w:br/>
-        <w:t>&lt;rect width="760" height="360" fill="#f8fafc"/&gt;</w:t>
-        <w:br/>
-        <w:t>&lt;text x="380" y="34" text-anchor="middle" font-size="20" font-weight="700" fill="#0f172a"&gt;RAG Architecture - Graphs, Triples and the Property Gra…&lt;/text&gt;</w:t>
-        <w:br/>
-        <w:t>&lt;rect x="290" y="162" width="180" height="56" rx="12" fill="#0f172a"/&gt;</w:t>
-        <w:br/>
-        <w:t>&lt;text x="380" y="195" text-anchor="middle" font-size="14" font-weight="700" fill="#ffffff"&gt;Knowledge Graphs&lt;/text&gt;</w:t>
-        <w:br/>
-        <w:t>&lt;line x1="380" y1="190" x2="380" y2="70" stroke="#94a3b8" stroke-width="2"/&gt;</w:t>
-        <w:br/>
-        <w:t>&lt;rect x="308" y="48" width="144" height="44" rx="10" fill="#ffffff" stroke="#2563eb" stroke-width="2"/&gt;</w:t>
-        <w:br/>
-        <w:t>&lt;text x="380" y="74" text-anchor="middle" font-size="11" fill="#0f172a"&gt;Graphs, Triples and…&lt;/text&gt;</w:t>
-        <w:br/>
-        <w:t>&lt;line x1="380" y1="190" x2="617" y2="153" stroke="#94a3b8" stroke-width="2"/&gt;</w:t>
-        <w:br/>
-        <w:t>&lt;rect x="545" y="131" width="144" height="44" rx="10" fill="#ffffff" stroke="#7c3aed" stroke-width="2"/&gt;</w:t>
-        <w:br/>
-        <w:t>&lt;text x="617" y="157" text-anchor="middle" font-size="11" fill="#0f172a"&gt;Ontology and Schema…&lt;/text&gt;</w:t>
-        <w:br/>
-        <w:t>&lt;line x1="380" y1="190" x2="526" y2="287" stroke="#94a3b8" stroke-width="2"/&gt;</w:t>
-        <w:br/>
-        <w:t>&lt;rect x="454" y="265" width="144" height="44" rx="10" fill="#ffffff" stroke="#0891b2" stroke-width="2"/&gt;</w:t>
-        <w:br/>
-        <w:t>&lt;text x="526" y="291" text-anchor="middle" font-size="11" fill="#0f172a"&gt;Entity Extraction a…&lt;/text&gt;</w:t>
-        <w:br/>
-        <w:t>&lt;line x1="380" y1="190" x2="234" y2="287" stroke="#94a3b8" stroke-width="2"/&gt;</w:t>
-        <w:br/>
-        <w:t>&lt;rect x="162" y="265" width="144" height="44" rx="10" fill="#ffffff" stroke="#059669" stroke-width="2"/&gt;</w:t>
-        <w:br/>
-        <w:t>&lt;text x="234" y="291" text-anchor="middle" font-size="11" fill="#0f172a"&gt;Graph Query Languag…&lt;/text&gt;</w:t>
-        <w:br/>
-        <w:t>&lt;line x1="380" y1="190" x2="143" y2="153" stroke="#94a3b8" stroke-width="2"/&gt;</w:t>
-        <w:br/>
-        <w:t>&lt;rect x="71" y="131" width="144" height="44" rx="10" fill="#ffffff" stroke="#d97706" stroke-width="2"/&gt;</w:t>
-        <w:br/>
-        <w:t>&lt;text x="143" y="157" text-anchor="middle" font-size="11" fill="#0f172a"&gt;Reasoning and Infer…&lt;/text&gt;</w:t>
+        <w:t>&lt;svg xmlns="http://www.w3.org/2000/svg" width="760" height="380" viewBox="0 0 760 380" font-family="Inter, Segoe UI, Arial, sans-serif"&gt;</w:t>
+        <w:br/>
+        <w:t>&lt;defs&gt;&lt;marker id="arrow" markerWidth="10" markerHeight="10" refX="8" refY="3" orient="auto" markerUnits="strokeWidth"&gt;&lt;path d="M0,0 L8,3 L0,6 z" fill="#94a3b8"/&gt;&lt;/marker&gt;&lt;marker id="arrowA" markerWidth="10" markerHeight="10" refX="8" refY="3" orient="auto" markerUnits="strokeWidth"&gt;&lt;path d="M0,0 L8,3 L0,6 z" fill="#4338ca"/&gt;&lt;/marker&gt;&lt;/defs&gt;</w:t>
+        <w:br/>
+        <w:t>&lt;rect width="760" height="380" rx="12" fill="#f8fafc"/&gt;</w:t>
+        <w:br/>
+        <w:t>&lt;text x="380" y="30" text-anchor="middle" font-size="17" font-weight="700" fill="#0f172a"&gt;RAG Architecture - Graphs, Triples and the Property Graph M…&lt;/text&gt;</w:t>
+        <w:br/>
+        <w:t>&lt;rect x="40.0" y="166.0" width="104" height="60" rx="10" fill="#ffffff" stroke="#4338ca" stroke-width="2"/&gt;&lt;text x="92.0" y="200.08" text-anchor="middle" font-size="12" font-weight="600" fill="#0f172a"&gt;Query&lt;/text&gt;</w:t>
+        <w:br/>
+        <w:t>&lt;rect x="155.2" y="166.0" width="104" height="60" rx="10" fill="#ffffff" stroke="#7c3aed" stroke-width="2"/&gt;&lt;text x="207.2" y="200.08" text-anchor="middle" font-size="12" font-weight="600" fill="#0f172a"&gt;Embed&lt;/text&gt;</w:t>
+        <w:br/>
+        <w:t>&lt;line x1="144.0" y1="196.0" x2="155.2" y2="196.0" stroke="#4338ca" stroke-width="2" marker-end="url(#arrowA)"/&gt;</w:t>
+        <w:br/>
+        <w:t>&lt;rect x="270.4" y="166.0" width="104" height="60" rx="10" fill="#ffffff" stroke="#0891b2" stroke-width="2"/&gt;&lt;text x="322.4" y="200.08" text-anchor="middle" font-size="12" font-weight="600" fill="#0f172a"&gt;Retrieve&lt;/text&gt;</w:t>
+        <w:br/>
+        <w:t>&lt;line x1="259.2" y1="196.0" x2="270.4" y2="196.0" stroke="#4338ca" stroke-width="2" marker-end="url(#arrowA)"/&gt;</w:t>
+        <w:br/>
+        <w:t>&lt;rect x="385.6" y="166.0" width="104" height="60" rx="10" fill="#ffffff" stroke="#059669" stroke-width="2"/&gt;&lt;text x="437.6" y="200.08" text-anchor="middle" font-size="12" font-weight="600" fill="#0f172a"&gt;Re-rank&lt;/text&gt;</w:t>
+        <w:br/>
+        <w:t>&lt;line x1="374.4" y1="196.0" x2="385.6" y2="196.0" stroke="#4338ca" stroke-width="2" marker-end="url(#arrowA)"/&gt;</w:t>
+        <w:br/>
+        <w:t>&lt;rect x="500.8" y="166.0" width="104" height="60" rx="10" fill="#ffffff" stroke="#d97706" stroke-width="2"/&gt;&lt;text x="552.8" y="200.08" text-anchor="middle" font-size="12" font-weight="600" fill="#0f172a"&gt;Generate&lt;/text&gt;</w:t>
+        <w:br/>
+        <w:t>&lt;line x1="489.6" y1="196.0" x2="500.8" y2="196.0" stroke="#4338ca" stroke-width="2" marker-end="url(#arrowA)"/&gt;</w:t>
+        <w:br/>
+        <w:t>&lt;rect x="616.0" y="166.0" width="104" height="60" rx="10" fill="#ffffff" stroke="#dc2626" stroke-width="2"/&gt;&lt;text x="668.0" y="200.08" text-anchor="middle" font-size="12" font-weight="600" fill="#0f172a"&gt;Answer&lt;/text&gt;</w:t>
+        <w:br/>
+        <w:t>&lt;line x1="604.8" y1="196.0" x2="616.0" y2="196.0" stroke="#4338ca" stroke-width="2" marker-end="url(#arrowA)"/&gt;</w:t>
+        <w:br/>
+        <w:t>&lt;path d="M668.0,226.0 q0,46 -288.0,46 q-288.0,0 -288.0,-46" fill="none" stroke="#cbd5e1" stroke-width="1.6" stroke-dasharray="5 4" marker-end="url(#arrow)"/&gt;</w:t>
+        <w:br/>
+        <w:t>&lt;text x="380.0" y="288.0" text-anchor="middle" font-size="9.5" fill="#94a3b8"&gt;feedback / monitoring loop&lt;/text&gt;</w:t>
         <w:br/>
         <w:t>&lt;/svg&gt;</w:t>
       </w:r>
@@ -540,45 +534,39 @@
           <w:rFonts w:ascii="Consolas" w:hAnsi="Consolas"/>
           <w:sz w:val="16"/>
         </w:rPr>
-        <w:t>&lt;svg xmlns="http://www.w3.org/2000/svg" width="760" height="360" viewBox="0 0 760 360" font-family="Inter, Arial, sans-serif"&gt;</w:t>
-        <w:br/>
-        <w:t>&lt;rect width="760" height="360" fill="#f8fafc"/&gt;</w:t>
-        <w:br/>
-        <w:t>&lt;text x="380" y="34" text-anchor="middle" font-size="20" font-weight="700" fill="#0f172a"&gt;DevOps Pipeline - Graphs, Triples and the Property Grap…&lt;/text&gt;</w:t>
-        <w:br/>
-        <w:t>&lt;rect x="290" y="162" width="180" height="56" rx="12" fill="#0f172a"/&gt;</w:t>
-        <w:br/>
-        <w:t>&lt;text x="380" y="195" text-anchor="middle" font-size="14" font-weight="700" fill="#ffffff"&gt;Knowledge Graphs&lt;/text&gt;</w:t>
-        <w:br/>
-        <w:t>&lt;line x1="380" y1="190" x2="380" y2="70" stroke="#94a3b8" stroke-width="2"/&gt;</w:t>
-        <w:br/>
-        <w:t>&lt;rect x="308" y="48" width="144" height="44" rx="10" fill="#ffffff" stroke="#2563eb" stroke-width="2"/&gt;</w:t>
-        <w:br/>
-        <w:t>&lt;text x="380" y="74" text-anchor="middle" font-size="11" fill="#0f172a"&gt;Graphs, Triples and…&lt;/text&gt;</w:t>
-        <w:br/>
-        <w:t>&lt;line x1="380" y1="190" x2="617" y2="153" stroke="#94a3b8" stroke-width="2"/&gt;</w:t>
-        <w:br/>
-        <w:t>&lt;rect x="545" y="131" width="144" height="44" rx="10" fill="#ffffff" stroke="#7c3aed" stroke-width="2"/&gt;</w:t>
-        <w:br/>
-        <w:t>&lt;text x="617" y="157" text-anchor="middle" font-size="11" fill="#0f172a"&gt;Ontology and Schema…&lt;/text&gt;</w:t>
-        <w:br/>
-        <w:t>&lt;line x1="380" y1="190" x2="526" y2="287" stroke="#94a3b8" stroke-width="2"/&gt;</w:t>
-        <w:br/>
-        <w:t>&lt;rect x="454" y="265" width="144" height="44" rx="10" fill="#ffffff" stroke="#0891b2" stroke-width="2"/&gt;</w:t>
-        <w:br/>
-        <w:t>&lt;text x="526" y="291" text-anchor="middle" font-size="11" fill="#0f172a"&gt;Entity Extraction a…&lt;/text&gt;</w:t>
-        <w:br/>
-        <w:t>&lt;line x1="380" y1="190" x2="234" y2="287" stroke="#94a3b8" stroke-width="2"/&gt;</w:t>
-        <w:br/>
-        <w:t>&lt;rect x="162" y="265" width="144" height="44" rx="10" fill="#ffffff" stroke="#059669" stroke-width="2"/&gt;</w:t>
-        <w:br/>
-        <w:t>&lt;text x="234" y="291" text-anchor="middle" font-size="11" fill="#0f172a"&gt;Graph Query Languag…&lt;/text&gt;</w:t>
-        <w:br/>
-        <w:t>&lt;line x1="380" y1="190" x2="143" y2="153" stroke="#94a3b8" stroke-width="2"/&gt;</w:t>
-        <w:br/>
-        <w:t>&lt;rect x="71" y="131" width="144" height="44" rx="10" fill="#ffffff" stroke="#d97706" stroke-width="2"/&gt;</w:t>
-        <w:br/>
-        <w:t>&lt;text x="143" y="157" text-anchor="middle" font-size="11" fill="#0f172a"&gt;Reasoning and Infer…&lt;/text&gt;</w:t>
+        <w:t>&lt;svg xmlns="http://www.w3.org/2000/svg" width="760" height="380" viewBox="0 0 760 380" font-family="Inter, Segoe UI, Arial, sans-serif"&gt;</w:t>
+        <w:br/>
+        <w:t>&lt;defs&gt;&lt;marker id="arrow" markerWidth="10" markerHeight="10" refX="8" refY="3" orient="auto" markerUnits="strokeWidth"&gt;&lt;path d="M0,0 L8,3 L0,6 z" fill="#94a3b8"/&gt;&lt;/marker&gt;&lt;marker id="arrowA" markerWidth="10" markerHeight="10" refX="8" refY="3" orient="auto" markerUnits="strokeWidth"&gt;&lt;path d="M0,0 L8,3 L0,6 z" fill="#4338ca"/&gt;&lt;/marker&gt;&lt;/defs&gt;</w:t>
+        <w:br/>
+        <w:t>&lt;rect width="760" height="380" rx="12" fill="#f8fafc"/&gt;</w:t>
+        <w:br/>
+        <w:t>&lt;text x="380" y="30" text-anchor="middle" font-size="17" font-weight="700" fill="#0f172a"&gt;DevOps Pipeline - Graphs, Triples and the Property Graph Mo…&lt;/text&gt;</w:t>
+        <w:br/>
+        <w:t>&lt;rect x="40.0" y="166.0" width="104" height="60" rx="10" fill="#ffffff" stroke="#4338ca" stroke-width="2"/&gt;&lt;text x="92.0" y="200.08" text-anchor="middle" font-size="12" font-weight="600" fill="#0f172a"&gt;Commit&lt;/text&gt;</w:t>
+        <w:br/>
+        <w:t>&lt;rect x="155.2" y="166.0" width="104" height="60" rx="10" fill="#ffffff" stroke="#7c3aed" stroke-width="2"/&gt;&lt;text x="207.2" y="200.08" text-anchor="middle" font-size="12" font-weight="600" fill="#0f172a"&gt;Build&lt;/text&gt;</w:t>
+        <w:br/>
+        <w:t>&lt;line x1="144.0" y1="196.0" x2="155.2" y2="196.0" stroke="#4338ca" stroke-width="2" marker-end="url(#arrowA)"/&gt;</w:t>
+        <w:br/>
+        <w:t>&lt;rect x="270.4" y="166.0" width="104" height="60" rx="10" fill="#ffffff" stroke="#0891b2" stroke-width="2"/&gt;&lt;text x="322.4" y="200.08" text-anchor="middle" font-size="12" font-weight="600" fill="#0f172a"&gt;Test&lt;/text&gt;</w:t>
+        <w:br/>
+        <w:t>&lt;line x1="259.2" y1="196.0" x2="270.4" y2="196.0" stroke="#4338ca" stroke-width="2" marker-end="url(#arrowA)"/&gt;</w:t>
+        <w:br/>
+        <w:t>&lt;rect x="385.6" y="166.0" width="104" height="60" rx="10" fill="#ffffff" stroke="#059669" stroke-width="2"/&gt;&lt;text x="437.6" y="200.08" text-anchor="middle" font-size="12" font-weight="600" fill="#0f172a"&gt;Scan&lt;/text&gt;</w:t>
+        <w:br/>
+        <w:t>&lt;line x1="374.4" y1="196.0" x2="385.6" y2="196.0" stroke="#4338ca" stroke-width="2" marker-end="url(#arrowA)"/&gt;</w:t>
+        <w:br/>
+        <w:t>&lt;rect x="500.8" y="166.0" width="104" height="60" rx="10" fill="#ffffff" stroke="#d97706" stroke-width="2"/&gt;&lt;text x="552.8" y="200.08" text-anchor="middle" font-size="12" font-weight="600" fill="#0f172a"&gt;Deploy&lt;/text&gt;</w:t>
+        <w:br/>
+        <w:t>&lt;line x1="489.6" y1="196.0" x2="500.8" y2="196.0" stroke="#4338ca" stroke-width="2" marker-end="url(#arrowA)"/&gt;</w:t>
+        <w:br/>
+        <w:t>&lt;rect x="616.0" y="166.0" width="104" height="60" rx="10" fill="#ffffff" stroke="#dc2626" stroke-width="2"/&gt;&lt;text x="668.0" y="200.08" text-anchor="middle" font-size="12" font-weight="600" fill="#0f172a"&gt;Monitor&lt;/text&gt;</w:t>
+        <w:br/>
+        <w:t>&lt;line x1="604.8" y1="196.0" x2="616.0" y2="196.0" stroke="#4338ca" stroke-width="2" marker-end="url(#arrowA)"/&gt;</w:t>
+        <w:br/>
+        <w:t>&lt;path d="M668.0,226.0 q0,46 -288.0,46 q-288.0,0 -288.0,-46" fill="none" stroke="#cbd5e1" stroke-width="1.6" stroke-dasharray="5 4" marker-end="url(#arrow)"/&gt;</w:t>
+        <w:br/>
+        <w:t>&lt;text x="380.0" y="288.0" text-anchor="middle" font-size="9.5" fill="#94a3b8"&gt;feedback / monitoring loop&lt;/text&gt;</w:t>
         <w:br/>
         <w:t>&lt;/svg&gt;</w:t>
       </w:r>
@@ -5782,45 +5770,39 @@
           <w:rFonts w:ascii="Consolas" w:hAnsi="Consolas"/>
           <w:sz w:val="16"/>
         </w:rPr>
-        <w:t>&lt;svg xmlns="http://www.w3.org/2000/svg" width="760" height="360" viewBox="0 0 760 360" font-family="Inter, Arial, sans-serif"&gt;</w:t>
-        <w:br/>
-        <w:t>&lt;rect width="760" height="360" fill="#f8fafc"/&gt;</w:t>
-        <w:br/>
-        <w:t>&lt;text x="380" y="34" text-anchor="middle" font-size="20" font-weight="700" fill="#0f172a"&gt;Data Flow - Graph Algorithms for Insight&lt;/text&gt;</w:t>
-        <w:br/>
-        <w:t>&lt;rect x="290" y="162" width="180" height="56" rx="12" fill="#0f172a"/&gt;</w:t>
-        <w:br/>
-        <w:t>&lt;text x="380" y="195" text-anchor="middle" font-size="14" font-weight="700" fill="#ffffff"&gt;Knowledge Graphs&lt;/text&gt;</w:t>
-        <w:br/>
-        <w:t>&lt;line x1="380" y1="190" x2="380" y2="70" stroke="#94a3b8" stroke-width="2"/&gt;</w:t>
-        <w:br/>
-        <w:t>&lt;rect x="308" y="48" width="144" height="44" rx="10" fill="#ffffff" stroke="#2563eb" stroke-width="2"/&gt;</w:t>
-        <w:br/>
-        <w:t>&lt;text x="380" y="74" text-anchor="middle" font-size="11" fill="#0f172a"&gt;Graphs, Triples and…&lt;/text&gt;</w:t>
-        <w:br/>
-        <w:t>&lt;line x1="380" y1="190" x2="617" y2="153" stroke="#94a3b8" stroke-width="2"/&gt;</w:t>
-        <w:br/>
-        <w:t>&lt;rect x="545" y="131" width="144" height="44" rx="10" fill="#ffffff" stroke="#7c3aed" stroke-width="2"/&gt;</w:t>
-        <w:br/>
-        <w:t>&lt;text x="617" y="157" text-anchor="middle" font-size="11" fill="#0f172a"&gt;Ontology and Schema…&lt;/text&gt;</w:t>
-        <w:br/>
-        <w:t>&lt;line x1="380" y1="190" x2="526" y2="287" stroke="#94a3b8" stroke-width="2"/&gt;</w:t>
-        <w:br/>
-        <w:t>&lt;rect x="454" y="265" width="144" height="44" rx="10" fill="#ffffff" stroke="#0891b2" stroke-width="2"/&gt;</w:t>
-        <w:br/>
-        <w:t>&lt;text x="526" y="291" text-anchor="middle" font-size="11" fill="#0f172a"&gt;Entity Extraction a…&lt;/text&gt;</w:t>
-        <w:br/>
-        <w:t>&lt;line x1="380" y1="190" x2="234" y2="287" stroke="#94a3b8" stroke-width="2"/&gt;</w:t>
-        <w:br/>
-        <w:t>&lt;rect x="162" y="265" width="144" height="44" rx="10" fill="#ffffff" stroke="#059669" stroke-width="2"/&gt;</w:t>
-        <w:br/>
-        <w:t>&lt;text x="234" y="291" text-anchor="middle" font-size="11" fill="#0f172a"&gt;Graph Query Languag…&lt;/text&gt;</w:t>
-        <w:br/>
-        <w:t>&lt;line x1="380" y1="190" x2="143" y2="153" stroke="#94a3b8" stroke-width="2"/&gt;</w:t>
-        <w:br/>
-        <w:t>&lt;rect x="71" y="131" width="144" height="44" rx="10" fill="#ffffff" stroke="#d97706" stroke-width="2"/&gt;</w:t>
-        <w:br/>
-        <w:t>&lt;text x="143" y="157" text-anchor="middle" font-size="11" fill="#0f172a"&gt;Reasoning and Infer…&lt;/text&gt;</w:t>
+        <w:t>&lt;svg xmlns="http://www.w3.org/2000/svg" width="760" height="380" viewBox="0 0 760 380" font-family="Inter, Segoe UI, Arial, sans-serif"&gt;</w:t>
+        <w:br/>
+        <w:t>&lt;defs&gt;&lt;marker id="arrow" markerWidth="10" markerHeight="10" refX="8" refY="3" orient="auto" markerUnits="strokeWidth"&gt;&lt;path d="M0,0 L8,3 L0,6 z" fill="#94a3b8"/&gt;&lt;/marker&gt;&lt;marker id="arrowA" markerWidth="10" markerHeight="10" refX="8" refY="3" orient="auto" markerUnits="strokeWidth"&gt;&lt;path d="M0,0 L8,3 L0,6 z" fill="#4338ca"/&gt;&lt;/marker&gt;&lt;/defs&gt;</w:t>
+        <w:br/>
+        <w:t>&lt;rect width="760" height="380" rx="12" fill="#f8fafc"/&gt;</w:t>
+        <w:br/>
+        <w:t>&lt;text x="380" y="30" text-anchor="middle" font-size="17" font-weight="700" fill="#0f172a"&gt;Data Flow - Graph Algorithms for Insight&lt;/text&gt;</w:t>
+        <w:br/>
+        <w:t>&lt;rect x="40.0" y="166.0" width="104" height="60" rx="10" fill="#ffffff" stroke="#4338ca" stroke-width="2"/&gt;&lt;text x="92.0" y="200.08" text-anchor="middle" font-size="12" font-weight="600" fill="#0f172a"&gt;Sources&lt;/text&gt;</w:t>
+        <w:br/>
+        <w:t>&lt;rect x="155.2" y="166.0" width="104" height="60" rx="10" fill="#ffffff" stroke="#7c3aed" stroke-width="2"/&gt;&lt;text x="207.2" y="200.08" text-anchor="middle" font-size="12" font-weight="600" fill="#0f172a"&gt;Ingest&lt;/text&gt;</w:t>
+        <w:br/>
+        <w:t>&lt;line x1="144.0" y1="196.0" x2="155.2" y2="196.0" stroke="#4338ca" stroke-width="2" marker-end="url(#arrowA)"/&gt;</w:t>
+        <w:br/>
+        <w:t>&lt;rect x="270.4" y="166.0" width="104" height="60" rx="10" fill="#ffffff" stroke="#0891b2" stroke-width="2"/&gt;&lt;text x="322.4" y="200.08" text-anchor="middle" font-size="12" font-weight="600" fill="#0f172a"&gt;Validate&lt;/text&gt;</w:t>
+        <w:br/>
+        <w:t>&lt;line x1="259.2" y1="196.0" x2="270.4" y2="196.0" stroke="#4338ca" stroke-width="2" marker-end="url(#arrowA)"/&gt;</w:t>
+        <w:br/>
+        <w:t>&lt;rect x="385.6" y="166.0" width="104" height="60" rx="10" fill="#ffffff" stroke="#059669" stroke-width="2"/&gt;&lt;text x="437.6" y="200.08" text-anchor="middle" font-size="12" font-weight="600" fill="#0f172a"&gt;Transform&lt;/text&gt;</w:t>
+        <w:br/>
+        <w:t>&lt;line x1="374.4" y1="196.0" x2="385.6" y2="196.0" stroke="#4338ca" stroke-width="2" marker-end="url(#arrowA)"/&gt;</w:t>
+        <w:br/>
+        <w:t>&lt;rect x="500.8" y="166.0" width="104" height="60" rx="10" fill="#ffffff" stroke="#d97706" stroke-width="2"/&gt;&lt;text x="552.8" y="200.08" text-anchor="middle" font-size="12" font-weight="600" fill="#0f172a"&gt;Index&lt;/text&gt;</w:t>
+        <w:br/>
+        <w:t>&lt;line x1="489.6" y1="196.0" x2="500.8" y2="196.0" stroke="#4338ca" stroke-width="2" marker-end="url(#arrowA)"/&gt;</w:t>
+        <w:br/>
+        <w:t>&lt;rect x="616.0" y="166.0" width="104" height="60" rx="10" fill="#ffffff" stroke="#dc2626" stroke-width="2"/&gt;&lt;text x="668.0" y="200.08" text-anchor="middle" font-size="12" font-weight="600" fill="#0f172a"&gt;Serve&lt;/text&gt;</w:t>
+        <w:br/>
+        <w:t>&lt;line x1="604.8" y1="196.0" x2="616.0" y2="196.0" stroke="#4338ca" stroke-width="2" marker-end="url(#arrowA)"/&gt;</w:t>
+        <w:br/>
+        <w:t>&lt;path d="M668.0,226.0 q0,46 -288.0,46 q-288.0,0 -288.0,-46" fill="none" stroke="#cbd5e1" stroke-width="1.6" stroke-dasharray="5 4" marker-end="url(#arrow)"/&gt;</w:t>
+        <w:br/>
+        <w:t>&lt;text x="380.0" y="288.0" text-anchor="middle" font-size="9.5" fill="#94a3b8"&gt;feedback / monitoring loop&lt;/text&gt;</w:t>
         <w:br/>
         <w:t>&lt;/svg&gt;</w:t>
       </w:r>
@@ -7432,45 +7414,51 @@
           <w:rFonts w:ascii="Consolas" w:hAnsi="Consolas"/>
           <w:sz w:val="16"/>
         </w:rPr>
-        <w:t>&lt;svg xmlns="http://www.w3.org/2000/svg" width="760" height="360" viewBox="0 0 760 360" font-family="Inter, Arial, sans-serif"&gt;</w:t>
-        <w:br/>
-        <w:t>&lt;rect width="760" height="360" fill="#f8fafc"/&gt;</w:t>
-        <w:br/>
-        <w:t>&lt;text x="380" y="34" text-anchor="middle" font-size="20" font-weight="700" fill="#0f172a"&gt;Architecture - Scaling Graph Storage&lt;/text&gt;</w:t>
-        <w:br/>
-        <w:t>&lt;rect x="290" y="162" width="180" height="56" rx="12" fill="#0f172a"/&gt;</w:t>
-        <w:br/>
-        <w:t>&lt;text x="380" y="195" text-anchor="middle" font-size="14" font-weight="700" fill="#ffffff"&gt;Knowledge Graphs&lt;/text&gt;</w:t>
-        <w:br/>
-        <w:t>&lt;line x1="380" y1="190" x2="380" y2="70" stroke="#94a3b8" stroke-width="2"/&gt;</w:t>
-        <w:br/>
-        <w:t>&lt;rect x="308" y="48" width="144" height="44" rx="10" fill="#ffffff" stroke="#2563eb" stroke-width="2"/&gt;</w:t>
-        <w:br/>
-        <w:t>&lt;text x="380" y="74" text-anchor="middle" font-size="11" fill="#0f172a"&gt;Graphs, Triples and…&lt;/text&gt;</w:t>
-        <w:br/>
-        <w:t>&lt;line x1="380" y1="190" x2="617" y2="153" stroke="#94a3b8" stroke-width="2"/&gt;</w:t>
-        <w:br/>
-        <w:t>&lt;rect x="545" y="131" width="144" height="44" rx="10" fill="#ffffff" stroke="#7c3aed" stroke-width="2"/&gt;</w:t>
-        <w:br/>
-        <w:t>&lt;text x="617" y="157" text-anchor="middle" font-size="11" fill="#0f172a"&gt;Ontology and Schema…&lt;/text&gt;</w:t>
-        <w:br/>
-        <w:t>&lt;line x1="380" y1="190" x2="526" y2="287" stroke="#94a3b8" stroke-width="2"/&gt;</w:t>
-        <w:br/>
-        <w:t>&lt;rect x="454" y="265" width="144" height="44" rx="10" fill="#ffffff" stroke="#0891b2" stroke-width="2"/&gt;</w:t>
-        <w:br/>
-        <w:t>&lt;text x="526" y="291" text-anchor="middle" font-size="11" fill="#0f172a"&gt;Entity Extraction a…&lt;/text&gt;</w:t>
-        <w:br/>
-        <w:t>&lt;line x1="380" y1="190" x2="234" y2="287" stroke="#94a3b8" stroke-width="2"/&gt;</w:t>
-        <w:br/>
-        <w:t>&lt;rect x="162" y="265" width="144" height="44" rx="10" fill="#ffffff" stroke="#059669" stroke-width="2"/&gt;</w:t>
-        <w:br/>
-        <w:t>&lt;text x="234" y="291" text-anchor="middle" font-size="11" fill="#0f172a"&gt;Graph Query Languag…&lt;/text&gt;</w:t>
-        <w:br/>
-        <w:t>&lt;line x1="380" y1="190" x2="143" y2="153" stroke="#94a3b8" stroke-width="2"/&gt;</w:t>
-        <w:br/>
-        <w:t>&lt;rect x="71" y="131" width="144" height="44" rx="10" fill="#ffffff" stroke="#d97706" stroke-width="2"/&gt;</w:t>
-        <w:br/>
-        <w:t>&lt;text x="143" y="157" text-anchor="middle" font-size="11" fill="#0f172a"&gt;Reasoning and Infer…&lt;/text&gt;</w:t>
+        <w:t>&lt;svg xmlns="http://www.w3.org/2000/svg" width="760" height="380" viewBox="0 0 760 380" font-family="Inter, Segoe UI, Arial, sans-serif"&gt;</w:t>
+        <w:br/>
+        <w:t>&lt;defs&gt;&lt;marker id="arrow" markerWidth="10" markerHeight="10" refX="8" refY="3" orient="auto" markerUnits="strokeWidth"&gt;&lt;path d="M0,0 L8,3 L0,6 z" fill="#94a3b8"/&gt;&lt;/marker&gt;&lt;marker id="arrowA" markerWidth="10" markerHeight="10" refX="8" refY="3" orient="auto" markerUnits="strokeWidth"&gt;&lt;path d="M0,0 L8,3 L0,6 z" fill="#4338ca"/&gt;&lt;/marker&gt;&lt;/defs&gt;</w:t>
+        <w:br/>
+        <w:t>&lt;rect width="760" height="380" rx="12" fill="#f8fafc"/&gt;</w:t>
+        <w:br/>
+        <w:t>&lt;text x="380" y="30" text-anchor="middle" font-size="17" font-weight="700" fill="#0f172a"&gt;Architecture - Scaling Graph Storage&lt;/text&gt;</w:t>
+        <w:br/>
+        <w:t>&lt;rect x="30" y="48" width="700" height="96" rx="12" fill="#eef2ff" stroke="#e2e8f0"/&gt;</w:t>
+        <w:br/>
+        <w:t>&lt;text x="44" y="66" font-size="11" font-weight="700" fill="#475569"&gt;Consumers&lt;/text&gt;</w:t>
+        <w:br/>
+        <w:t>&lt;rect x="44" y="78" width="150" height="48" rx="10" fill="#ffffff" stroke="#4338ca" stroke-width="2"/&gt;&lt;text x="119.0" y="105.74" text-anchor="middle" font-size="11" font-weight="600" fill="#0f172a"&gt;Users / Apps&lt;/text&gt;</w:t>
+        <w:br/>
+        <w:t>&lt;rect x="208" y="78" width="150" height="48" rx="10" fill="#ffffff" stroke="#7c3aed" stroke-width="2"/&gt;&lt;text x="283.0" y="105.74" text-anchor="middle" font-size="11" font-weight="600" fill="#0f172a"&gt;API Clients&lt;/text&gt;</w:t>
+        <w:br/>
+        <w:t>&lt;rect x="30" y="166" width="700" height="96" rx="12" fill="#f5f3ff" stroke="#e2e8f0"/&gt;</w:t>
+        <w:br/>
+        <w:t>&lt;text x="44" y="184" font-size="11" font-weight="700" fill="#475569"&gt;Knowledge Graphs Platform&lt;/text&gt;</w:t>
+        <w:br/>
+        <w:t>&lt;rect x="44.0" y="196" width="122.8" height="48" rx="10" fill="#ffffff" stroke="#7c3aed" stroke-width="2"/&gt;&lt;text x="105.4" y="223.74" text-anchor="middle" font-size="11" font-weight="600" fill="#0f172a"&gt;Gateway&lt;/text&gt;</w:t>
+        <w:br/>
+        <w:t>&lt;rect x="180.8" y="196" width="122.8" height="48" rx="10" fill="#ffffff" stroke="#0891b2" stroke-width="2"/&gt;&lt;text x="242.20000000000002" y="223.74" text-anchor="middle" font-size="11" font-weight="600" fill="#0f172a"&gt;Graphs, Triples an…&lt;/text&gt;</w:t>
+        <w:br/>
+        <w:t>&lt;rect x="317.6" y="196" width="122.8" height="48" rx="10" fill="#ffffff" stroke="#059669" stroke-width="2"/&gt;&lt;text x="379.0" y="223.74" text-anchor="middle" font-size="11" font-weight="600" fill="#0f172a"&gt;Ontology and Schem…&lt;/text&gt;</w:t>
+        <w:br/>
+        <w:t>&lt;rect x="454.40000000000003" y="196" width="122.8" height="48" rx="10" fill="#ffffff" stroke="#d97706" stroke-width="2"/&gt;&lt;text x="515.8000000000001" y="223.74" text-anchor="middle" font-size="11" font-weight="600" fill="#0f172a"&gt;Entity Extraction …&lt;/text&gt;</w:t>
+        <w:br/>
+        <w:t>&lt;rect x="591.2" y="196" width="122.8" height="48" rx="10" fill="#ffffff" stroke="#dc2626" stroke-width="2"/&gt;&lt;text x="652.6" y="223.74" text-anchor="middle" font-size="11" font-weight="600" fill="#0f172a"&gt;Graph Query Langua…&lt;/text&gt;</w:t>
+        <w:br/>
+        <w:t>&lt;rect x="30" y="284" width="700" height="96" rx="12" fill="#ecfeff" stroke="#e2e8f0"/&gt;</w:t>
+        <w:br/>
+        <w:t>&lt;text x="44" y="302" font-size="11" font-weight="700" fill="#475569"&gt;Data &amp;amp; Operations&lt;/text&gt;</w:t>
+        <w:br/>
+        <w:t>&lt;rect x="44" y="314" width="150" height="48" rx="10" fill="#ffffff" stroke="#0891b2" stroke-width="2"/&gt;&lt;text x="119.0" y="341.74" text-anchor="middle" font-size="11" font-weight="600" fill="#0f172a"&gt;Primary Store&lt;/text&gt;</w:t>
+        <w:br/>
+        <w:t>&lt;rect x="208" y="314" width="150" height="48" rx="10" fill="#ffffff" stroke="#059669" stroke-width="2"/&gt;&lt;text x="283.0" y="341.74" text-anchor="middle" font-size="11" font-weight="600" fill="#0f172a"&gt;Vector Index&lt;/text&gt;</w:t>
+        <w:br/>
+        <w:t>&lt;rect x="372" y="314" width="150" height="48" rx="10" fill="#ffffff" stroke="#d97706" stroke-width="2"/&gt;&lt;text x="447.0" y="341.74" text-anchor="middle" font-size="11" font-weight="600" fill="#0f172a"&gt;Observability&lt;/text&gt;</w:t>
+        <w:br/>
+        <w:t>&lt;rect x="536" y="314" width="150" height="48" rx="10" fill="#ffffff" stroke="#dc2626" stroke-width="2"/&gt;&lt;text x="611.0" y="341.74" text-anchor="middle" font-size="11" font-weight="600" fill="#0f172a"&gt;Security&lt;/text&gt;</w:t>
+        <w:br/>
+        <w:t>&lt;line x1="380.0" y1="126" x2="380.0" y2="196" stroke="#4338ca" stroke-width="2" marker-end="url(#arrowA)"/&gt;</w:t>
+        <w:br/>
+        <w:t>&lt;line x1="380.0" y1="244" x2="380.0" y2="314" stroke="#4338ca" stroke-width="2" marker-end="url(#arrowA)"/&gt;</w:t>
         <w:br/>
         <w:t>&lt;/svg&gt;</w:t>
       </w:r>
@@ -8275,45 +8263,41 @@
           <w:rFonts w:ascii="Consolas" w:hAnsi="Consolas"/>
           <w:sz w:val="16"/>
         </w:rPr>
-        <w:t>&lt;svg xmlns="http://www.w3.org/2000/svg" width="760" height="360" viewBox="0 0 760 360" font-family="Inter, Arial, sans-serif"&gt;</w:t>
-        <w:br/>
-        <w:t>&lt;rect width="760" height="360" fill="#f8fafc"/&gt;</w:t>
-        <w:br/>
-        <w:t>&lt;text x="380" y="34" text-anchor="middle" font-size="20" font-weight="700" fill="#0f172a"&gt;Operating Model - Graphs for Grounding LLMs&lt;/text&gt;</w:t>
-        <w:br/>
-        <w:t>&lt;rect x="290" y="162" width="180" height="56" rx="12" fill="#0f172a"/&gt;</w:t>
-        <w:br/>
-        <w:t>&lt;text x="380" y="195" text-anchor="middle" font-size="14" font-weight="700" fill="#ffffff"&gt;Knowledge Graphs&lt;/text&gt;</w:t>
-        <w:br/>
-        <w:t>&lt;line x1="380" y1="190" x2="380" y2="70" stroke="#94a3b8" stroke-width="2"/&gt;</w:t>
-        <w:br/>
-        <w:t>&lt;rect x="308" y="48" width="144" height="44" rx="10" fill="#ffffff" stroke="#2563eb" stroke-width="2"/&gt;</w:t>
-        <w:br/>
-        <w:t>&lt;text x="380" y="74" text-anchor="middle" font-size="11" fill="#0f172a"&gt;Graphs, Triples and…&lt;/text&gt;</w:t>
-        <w:br/>
-        <w:t>&lt;line x1="380" y1="190" x2="617" y2="153" stroke="#94a3b8" stroke-width="2"/&gt;</w:t>
-        <w:br/>
-        <w:t>&lt;rect x="545" y="131" width="144" height="44" rx="10" fill="#ffffff" stroke="#7c3aed" stroke-width="2"/&gt;</w:t>
-        <w:br/>
-        <w:t>&lt;text x="617" y="157" text-anchor="middle" font-size="11" fill="#0f172a"&gt;Ontology and Schema…&lt;/text&gt;</w:t>
-        <w:br/>
-        <w:t>&lt;line x1="380" y1="190" x2="526" y2="287" stroke="#94a3b8" stroke-width="2"/&gt;</w:t>
-        <w:br/>
-        <w:t>&lt;rect x="454" y="265" width="144" height="44" rx="10" fill="#ffffff" stroke="#0891b2" stroke-width="2"/&gt;</w:t>
-        <w:br/>
-        <w:t>&lt;text x="526" y="291" text-anchor="middle" font-size="11" fill="#0f172a"&gt;Entity Extraction a…&lt;/text&gt;</w:t>
-        <w:br/>
-        <w:t>&lt;line x1="380" y1="190" x2="234" y2="287" stroke="#94a3b8" stroke-width="2"/&gt;</w:t>
-        <w:br/>
-        <w:t>&lt;rect x="162" y="265" width="144" height="44" rx="10" fill="#ffffff" stroke="#059669" stroke-width="2"/&gt;</w:t>
-        <w:br/>
-        <w:t>&lt;text x="234" y="291" text-anchor="middle" font-size="11" fill="#0f172a"&gt;Graph Query Languag…&lt;/text&gt;</w:t>
-        <w:br/>
-        <w:t>&lt;line x1="380" y1="190" x2="143" y2="153" stroke="#94a3b8" stroke-width="2"/&gt;</w:t>
-        <w:br/>
-        <w:t>&lt;rect x="71" y="131" width="144" height="44" rx="10" fill="#ffffff" stroke="#d97706" stroke-width="2"/&gt;</w:t>
-        <w:br/>
-        <w:t>&lt;text x="143" y="157" text-anchor="middle" font-size="11" fill="#0f172a"&gt;Reasoning and Infer…&lt;/text&gt;</w:t>
+        <w:t>&lt;svg xmlns="http://www.w3.org/2000/svg" width="760" height="380" viewBox="0 0 760 380" font-family="Inter, Segoe UI, Arial, sans-serif"&gt;</w:t>
+        <w:br/>
+        <w:t>&lt;defs&gt;&lt;marker id="arrow" markerWidth="10" markerHeight="10" refX="8" refY="3" orient="auto" markerUnits="strokeWidth"&gt;&lt;path d="M0,0 L8,3 L0,6 z" fill="#94a3b8"/&gt;&lt;/marker&gt;&lt;marker id="arrowA" markerWidth="10" markerHeight="10" refX="8" refY="3" orient="auto" markerUnits="strokeWidth"&gt;&lt;path d="M0,0 L8,3 L0,6 z" fill="#4338ca"/&gt;&lt;/marker&gt;&lt;/defs&gt;</w:t>
+        <w:br/>
+        <w:t>&lt;rect width="760" height="380" rx="12" fill="#f8fafc"/&gt;</w:t>
+        <w:br/>
+        <w:t>&lt;text x="380" y="30" text-anchor="middle" font-size="17" font-weight="700" fill="#0f172a"&gt;Operating Model - Graphs for Grounding LLMs&lt;/text&gt;</w:t>
+        <w:br/>
+        <w:t>&lt;circle cx="380.0" cy="198.0" r="46" fill="#0f172a"/&gt;</w:t>
+        <w:br/>
+        <w:t>&lt;text x="380.0" y="202.0" text-anchor="middle" font-size="12" font-weight="700" fill="#ffffff"&gt;Knowledge Gra…&lt;/text&gt;</w:t>
+        <w:br/>
+        <w:t>&lt;line x1="380.0" y1="152.0" x2="380.0" y2="92.0" stroke="#94a3b8" stroke-width="2" marker-end="url(#arrow)"/&gt;</w:t>
+        <w:br/>
+        <w:t>&lt;rect x="306.0" y="58.0" width="148" height="44" rx="10" fill="#ffffff" stroke="#4338ca" stroke-width="2"/&gt;&lt;text x="380.0" y="83.74" text-anchor="middle" font-size="11" font-weight="600" fill="#0f172a"&gt;Graphs, Triples and the…&lt;/text&gt;</w:t>
+        <w:br/>
+        <w:t>&lt;line x1="419.83716857408416" y1="175.0" x2="575.7217412552832" y2="145.0" stroke="#94a3b8" stroke-width="2" marker-end="url(#arrow)"/&gt;</w:t>
+        <w:br/>
+        <w:t>&lt;rect x="522.5063509461097" y="117.0" width="148" height="44" rx="10" fill="#ffffff" stroke="#7c3aed" stroke-width="2"/&gt;&lt;text x="596.5063509461097" y="142.74" text-anchor="middle" font-size="11" font-weight="600" fill="#0f172a"&gt;Ontology and Schema Des…&lt;/text&gt;</w:t>
+        <w:br/>
+        <w:t>&lt;line x1="419.83716857408416" y1="221.0" x2="575.7217412552832" y2="251.0" stroke="#94a3b8" stroke-width="2" marker-end="url(#arrow)"/&gt;</w:t>
+        <w:br/>
+        <w:t>&lt;rect x="522.5063509461097" y="235.0" width="148" height="44" rx="10" fill="#ffffff" stroke="#0891b2" stroke-width="2"/&gt;&lt;text x="596.5063509461097" y="260.74" text-anchor="middle" font-size="11" font-weight="600" fill="#0f172a"&gt;Entity Extraction and L…&lt;/text&gt;</w:t>
+        <w:br/>
+        <w:t>&lt;line x1="380.0" y1="244.0" x2="380.0" y2="304.0" stroke="#94a3b8" stroke-width="2" marker-end="url(#arrow)"/&gt;</w:t>
+        <w:br/>
+        <w:t>&lt;rect x="306.0" y="294.0" width="148" height="44" rx="10" fill="#ffffff" stroke="#059669" stroke-width="2"/&gt;&lt;text x="380.0" y="319.74" text-anchor="middle" font-size="11" font-weight="600" fill="#0f172a"&gt;Graph Query Languages&lt;/text&gt;</w:t>
+        <w:br/>
+        <w:t>&lt;line x1="340.16283142591584" y1="221.0" x2="184.2782587447169" y2="251.00000000000006" stroke="#94a3b8" stroke-width="2" marker-end="url(#arrow)"/&gt;</w:t>
+        <w:br/>
+        <w:t>&lt;rect x="89.49364905389038" y="235.00000000000006" width="148" height="44" rx="10" fill="#ffffff" stroke="#d97706" stroke-width="2"/&gt;&lt;text x="163.49364905389038" y="260.74000000000007" text-anchor="middle" font-size="11" font-weight="600" fill="#0f172a"&gt;Reasoning and Inference&lt;/text&gt;</w:t>
+        <w:br/>
+        <w:t>&lt;line x1="340.16283142591584" y1="175.0" x2="184.27825874471688" y2="145.0" stroke="#94a3b8" stroke-width="2" marker-end="url(#arrow)"/&gt;</w:t>
+        <w:br/>
+        <w:t>&lt;rect x="89.49364905389035" y="117.0" width="148" height="44" rx="10" fill="#ffffff" stroke="#dc2626" stroke-width="2"/&gt;&lt;text x="163.49364905389035" y="142.74" text-anchor="middle" font-size="11" font-weight="600" fill="#0f172a"&gt;Knowledge Graph Embeddi…&lt;/text&gt;</w:t>
         <w:br/>
         <w:t>&lt;/svg&gt;</w:t>
       </w:r>
@@ -11689,45 +11673,39 @@
           <w:rFonts w:ascii="Consolas" w:hAnsi="Consolas"/>
           <w:sz w:val="16"/>
         </w:rPr>
-        <w:t>&lt;svg xmlns="http://www.w3.org/2000/svg" width="760" height="360" viewBox="0 0 760 360" font-family="Inter, Arial, sans-serif"&gt;</w:t>
-        <w:br/>
-        <w:t>&lt;rect width="760" height="360" fill="#f8fafc"/&gt;</w:t>
-        <w:br/>
-        <w:t>&lt;text x="380" y="34" text-anchor="middle" font-size="20" font-weight="700" fill="#0f172a"&gt;Data Lineage - The Enterprise Knowledge Graph Architect…&lt;/text&gt;</w:t>
-        <w:br/>
-        <w:t>&lt;rect x="290" y="162" width="180" height="56" rx="12" fill="#0f172a"/&gt;</w:t>
-        <w:br/>
-        <w:t>&lt;text x="380" y="195" text-anchor="middle" font-size="14" font-weight="700" fill="#ffffff"&gt;Knowledge Graphs&lt;/text&gt;</w:t>
-        <w:br/>
-        <w:t>&lt;line x1="380" y1="190" x2="380" y2="70" stroke="#94a3b8" stroke-width="2"/&gt;</w:t>
-        <w:br/>
-        <w:t>&lt;rect x="308" y="48" width="144" height="44" rx="10" fill="#ffffff" stroke="#2563eb" stroke-width="2"/&gt;</w:t>
-        <w:br/>
-        <w:t>&lt;text x="380" y="74" text-anchor="middle" font-size="11" fill="#0f172a"&gt;Graphs, Triples and…&lt;/text&gt;</w:t>
-        <w:br/>
-        <w:t>&lt;line x1="380" y1="190" x2="617" y2="153" stroke="#94a3b8" stroke-width="2"/&gt;</w:t>
-        <w:br/>
-        <w:t>&lt;rect x="545" y="131" width="144" height="44" rx="10" fill="#ffffff" stroke="#7c3aed" stroke-width="2"/&gt;</w:t>
-        <w:br/>
-        <w:t>&lt;text x="617" y="157" text-anchor="middle" font-size="11" fill="#0f172a"&gt;Ontology and Schema…&lt;/text&gt;</w:t>
-        <w:br/>
-        <w:t>&lt;line x1="380" y1="190" x2="526" y2="287" stroke="#94a3b8" stroke-width="2"/&gt;</w:t>
-        <w:br/>
-        <w:t>&lt;rect x="454" y="265" width="144" height="44" rx="10" fill="#ffffff" stroke="#0891b2" stroke-width="2"/&gt;</w:t>
-        <w:br/>
-        <w:t>&lt;text x="526" y="291" text-anchor="middle" font-size="11" fill="#0f172a"&gt;Entity Extraction a…&lt;/text&gt;</w:t>
-        <w:br/>
-        <w:t>&lt;line x1="380" y1="190" x2="234" y2="287" stroke="#94a3b8" stroke-width="2"/&gt;</w:t>
-        <w:br/>
-        <w:t>&lt;rect x="162" y="265" width="144" height="44" rx="10" fill="#ffffff" stroke="#059669" stroke-width="2"/&gt;</w:t>
-        <w:br/>
-        <w:t>&lt;text x="234" y="291" text-anchor="middle" font-size="11" fill="#0f172a"&gt;Graph Query Languag…&lt;/text&gt;</w:t>
-        <w:br/>
-        <w:t>&lt;line x1="380" y1="190" x2="143" y2="153" stroke="#94a3b8" stroke-width="2"/&gt;</w:t>
-        <w:br/>
-        <w:t>&lt;rect x="71" y="131" width="144" height="44" rx="10" fill="#ffffff" stroke="#d97706" stroke-width="2"/&gt;</w:t>
-        <w:br/>
-        <w:t>&lt;text x="143" y="157" text-anchor="middle" font-size="11" fill="#0f172a"&gt;Reasoning and Infer…&lt;/text&gt;</w:t>
+        <w:t>&lt;svg xmlns="http://www.w3.org/2000/svg" width="760" height="380" viewBox="0 0 760 380" font-family="Inter, Segoe UI, Arial, sans-serif"&gt;</w:t>
+        <w:br/>
+        <w:t>&lt;defs&gt;&lt;marker id="arrow" markerWidth="10" markerHeight="10" refX="8" refY="3" orient="auto" markerUnits="strokeWidth"&gt;&lt;path d="M0,0 L8,3 L0,6 z" fill="#94a3b8"/&gt;&lt;/marker&gt;&lt;marker id="arrowA" markerWidth="10" markerHeight="10" refX="8" refY="3" orient="auto" markerUnits="strokeWidth"&gt;&lt;path d="M0,0 L8,3 L0,6 z" fill="#4338ca"/&gt;&lt;/marker&gt;&lt;/defs&gt;</w:t>
+        <w:br/>
+        <w:t>&lt;rect width="760" height="380" rx="12" fill="#f8fafc"/&gt;</w:t>
+        <w:br/>
+        <w:t>&lt;text x="380" y="30" text-anchor="middle" font-size="17" font-weight="700" fill="#0f172a"&gt;Data Lineage - The Enterprise Knowledge Graph Architecture&lt;/text&gt;</w:t>
+        <w:br/>
+        <w:t>&lt;rect x="40.0" y="166.0" width="104" height="60" rx="10" fill="#ffffff" stroke="#4338ca" stroke-width="2"/&gt;&lt;text x="92.0" y="200.08" text-anchor="middle" font-size="12" font-weight="600" fill="#0f172a"&gt;Source&lt;/text&gt;</w:t>
+        <w:br/>
+        <w:t>&lt;rect x="155.2" y="166.0" width="104" height="60" rx="10" fill="#ffffff" stroke="#7c3aed" stroke-width="2"/&gt;&lt;text x="207.2" y="200.08" text-anchor="middle" font-size="12" font-weight="600" fill="#0f172a"&gt;Raw&lt;/text&gt;</w:t>
+        <w:br/>
+        <w:t>&lt;line x1="144.0" y1="196.0" x2="155.2" y2="196.0" stroke="#4338ca" stroke-width="2" marker-end="url(#arrowA)"/&gt;</w:t>
+        <w:br/>
+        <w:t>&lt;rect x="270.4" y="166.0" width="104" height="60" rx="10" fill="#ffffff" stroke="#0891b2" stroke-width="2"/&gt;&lt;text x="322.4" y="200.08" text-anchor="middle" font-size="12" font-weight="600" fill="#0f172a"&gt;Curated&lt;/text&gt;</w:t>
+        <w:br/>
+        <w:t>&lt;line x1="259.2" y1="196.0" x2="270.4" y2="196.0" stroke="#4338ca" stroke-width="2" marker-end="url(#arrowA)"/&gt;</w:t>
+        <w:br/>
+        <w:t>&lt;rect x="385.6" y="166.0" width="104" height="60" rx="10" fill="#ffffff" stroke="#059669" stroke-width="2"/&gt;&lt;text x="437.6" y="200.08" text-anchor="middle" font-size="12" font-weight="600" fill="#0f172a"&gt;Feature&lt;/text&gt;</w:t>
+        <w:br/>
+        <w:t>&lt;line x1="374.4" y1="196.0" x2="385.6" y2="196.0" stroke="#4338ca" stroke-width="2" marker-end="url(#arrowA)"/&gt;</w:t>
+        <w:br/>
+        <w:t>&lt;rect x="500.8" y="166.0" width="104" height="60" rx="10" fill="#ffffff" stroke="#d97706" stroke-width="2"/&gt;&lt;text x="552.8" y="200.08" text-anchor="middle" font-size="12" font-weight="600" fill="#0f172a"&gt;Model&lt;/text&gt;</w:t>
+        <w:br/>
+        <w:t>&lt;line x1="489.6" y1="196.0" x2="500.8" y2="196.0" stroke="#4338ca" stroke-width="2" marker-end="url(#arrowA)"/&gt;</w:t>
+        <w:br/>
+        <w:t>&lt;rect x="616.0" y="166.0" width="104" height="60" rx="10" fill="#ffffff" stroke="#dc2626" stroke-width="2"/&gt;&lt;text x="668.0" y="200.08" text-anchor="middle" font-size="12" font-weight="600" fill="#0f172a"&gt;Serving&lt;/text&gt;</w:t>
+        <w:br/>
+        <w:t>&lt;line x1="604.8" y1="196.0" x2="616.0" y2="196.0" stroke="#4338ca" stroke-width="2" marker-end="url(#arrowA)"/&gt;</w:t>
+        <w:br/>
+        <w:t>&lt;path d="M668.0,226.0 q0,46 -288.0,46 q-288.0,0 -288.0,-46" fill="none" stroke="#cbd5e1" stroke-width="1.6" stroke-dasharray="5 4" marker-end="url(#arrow)"/&gt;</w:t>
+        <w:br/>
+        <w:t>&lt;text x="380.0" y="288.0" text-anchor="middle" font-size="9.5" fill="#94a3b8"&gt;feedback / monitoring loop&lt;/text&gt;</w:t>
         <w:br/>
         <w:t>&lt;/svg&gt;</w:t>
       </w:r>
@@ -14245,45 +14223,41 @@
           <w:rFonts w:ascii="Consolas" w:hAnsi="Consolas"/>
           <w:sz w:val="16"/>
         </w:rPr>
-        <w:t>&lt;svg xmlns="http://www.w3.org/2000/svg" width="760" height="360" viewBox="0 0 760 360" font-family="Inter, Arial, sans-serif"&gt;</w:t>
-        <w:br/>
-        <w:t>&lt;rect width="760" height="360" fill="#f8fafc"/&gt;</w:t>
-        <w:br/>
-        <w:t>&lt;text x="380" y="34" text-anchor="middle" font-size="20" font-weight="700" fill="#0f172a"&gt;Capability Map - Case Study: Finance at Scale&lt;/text&gt;</w:t>
-        <w:br/>
-        <w:t>&lt;rect x="290" y="162" width="180" height="56" rx="12" fill="#0f172a"/&gt;</w:t>
-        <w:br/>
-        <w:t>&lt;text x="380" y="195" text-anchor="middle" font-size="14" font-weight="700" fill="#ffffff"&gt;Knowledge Graphs&lt;/text&gt;</w:t>
-        <w:br/>
-        <w:t>&lt;line x1="380" y1="190" x2="380" y2="70" stroke="#94a3b8" stroke-width="2"/&gt;</w:t>
-        <w:br/>
-        <w:t>&lt;rect x="308" y="48" width="144" height="44" rx="10" fill="#ffffff" stroke="#2563eb" stroke-width="2"/&gt;</w:t>
-        <w:br/>
-        <w:t>&lt;text x="380" y="74" text-anchor="middle" font-size="11" fill="#0f172a"&gt;Graphs, Triples and…&lt;/text&gt;</w:t>
-        <w:br/>
-        <w:t>&lt;line x1="380" y1="190" x2="617" y2="153" stroke="#94a3b8" stroke-width="2"/&gt;</w:t>
-        <w:br/>
-        <w:t>&lt;rect x="545" y="131" width="144" height="44" rx="10" fill="#ffffff" stroke="#7c3aed" stroke-width="2"/&gt;</w:t>
-        <w:br/>
-        <w:t>&lt;text x="617" y="157" text-anchor="middle" font-size="11" fill="#0f172a"&gt;Ontology and Schema…&lt;/text&gt;</w:t>
-        <w:br/>
-        <w:t>&lt;line x1="380" y1="190" x2="526" y2="287" stroke="#94a3b8" stroke-width="2"/&gt;</w:t>
-        <w:br/>
-        <w:t>&lt;rect x="454" y="265" width="144" height="44" rx="10" fill="#ffffff" stroke="#0891b2" stroke-width="2"/&gt;</w:t>
-        <w:br/>
-        <w:t>&lt;text x="526" y="291" text-anchor="middle" font-size="11" fill="#0f172a"&gt;Entity Extraction a…&lt;/text&gt;</w:t>
-        <w:br/>
-        <w:t>&lt;line x1="380" y1="190" x2="234" y2="287" stroke="#94a3b8" stroke-width="2"/&gt;</w:t>
-        <w:br/>
-        <w:t>&lt;rect x="162" y="265" width="144" height="44" rx="10" fill="#ffffff" stroke="#059669" stroke-width="2"/&gt;</w:t>
-        <w:br/>
-        <w:t>&lt;text x="234" y="291" text-anchor="middle" font-size="11" fill="#0f172a"&gt;Graph Query Languag…&lt;/text&gt;</w:t>
-        <w:br/>
-        <w:t>&lt;line x1="380" y1="190" x2="143" y2="153" stroke="#94a3b8" stroke-width="2"/&gt;</w:t>
-        <w:br/>
-        <w:t>&lt;rect x="71" y="131" width="144" height="44" rx="10" fill="#ffffff" stroke="#d97706" stroke-width="2"/&gt;</w:t>
-        <w:br/>
-        <w:t>&lt;text x="143" y="157" text-anchor="middle" font-size="11" fill="#0f172a"&gt;Reasoning and Infer…&lt;/text&gt;</w:t>
+        <w:t>&lt;svg xmlns="http://www.w3.org/2000/svg" width="760" height="380" viewBox="0 0 760 380" font-family="Inter, Segoe UI, Arial, sans-serif"&gt;</w:t>
+        <w:br/>
+        <w:t>&lt;defs&gt;&lt;marker id="arrow" markerWidth="10" markerHeight="10" refX="8" refY="3" orient="auto" markerUnits="strokeWidth"&gt;&lt;path d="M0,0 L8,3 L0,6 z" fill="#94a3b8"/&gt;&lt;/marker&gt;&lt;marker id="arrowA" markerWidth="10" markerHeight="10" refX="8" refY="3" orient="auto" markerUnits="strokeWidth"&gt;&lt;path d="M0,0 L8,3 L0,6 z" fill="#4338ca"/&gt;&lt;/marker&gt;&lt;/defs&gt;</w:t>
+        <w:br/>
+        <w:t>&lt;rect width="760" height="380" rx="12" fill="#f8fafc"/&gt;</w:t>
+        <w:br/>
+        <w:t>&lt;text x="380" y="30" text-anchor="middle" font-size="17" font-weight="700" fill="#0f172a"&gt;Capability Map - Case Study: Finance at Scale&lt;/text&gt;</w:t>
+        <w:br/>
+        <w:t>&lt;circle cx="380.0" cy="198.0" r="46" fill="#0f172a"/&gt;</w:t>
+        <w:br/>
+        <w:t>&lt;text x="380.0" y="202.0" text-anchor="middle" font-size="12" font-weight="700" fill="#ffffff"&gt;Knowledge Gra…&lt;/text&gt;</w:t>
+        <w:br/>
+        <w:t>&lt;line x1="380.0" y1="152.0" x2="380.0" y2="92.0" stroke="#94a3b8" stroke-width="2" marker-end="url(#arrow)"/&gt;</w:t>
+        <w:br/>
+        <w:t>&lt;rect x="306.0" y="58.0" width="148" height="44" rx="10" fill="#ffffff" stroke="#4338ca" stroke-width="2"/&gt;&lt;text x="380.0" y="83.74" text-anchor="middle" font-size="11" font-weight="600" fill="#0f172a"&gt;Graphs, Triples and the…&lt;/text&gt;</w:t>
+        <w:br/>
+        <w:t>&lt;line x1="419.83716857408416" y1="175.0" x2="575.7217412552832" y2="145.0" stroke="#94a3b8" stroke-width="2" marker-end="url(#arrow)"/&gt;</w:t>
+        <w:br/>
+        <w:t>&lt;rect x="522.5063509461097" y="117.0" width="148" height="44" rx="10" fill="#ffffff" stroke="#7c3aed" stroke-width="2"/&gt;&lt;text x="596.5063509461097" y="142.74" text-anchor="middle" font-size="11" font-weight="600" fill="#0f172a"&gt;Ontology and Schema Des…&lt;/text&gt;</w:t>
+        <w:br/>
+        <w:t>&lt;line x1="419.83716857408416" y1="221.0" x2="575.7217412552832" y2="251.0" stroke="#94a3b8" stroke-width="2" marker-end="url(#arrow)"/&gt;</w:t>
+        <w:br/>
+        <w:t>&lt;rect x="522.5063509461097" y="235.0" width="148" height="44" rx="10" fill="#ffffff" stroke="#0891b2" stroke-width="2"/&gt;&lt;text x="596.5063509461097" y="260.74" text-anchor="middle" font-size="11" font-weight="600" fill="#0f172a"&gt;Entity Extraction and L…&lt;/text&gt;</w:t>
+        <w:br/>
+        <w:t>&lt;line x1="380.0" y1="244.0" x2="380.0" y2="304.0" stroke="#94a3b8" stroke-width="2" marker-end="url(#arrow)"/&gt;</w:t>
+        <w:br/>
+        <w:t>&lt;rect x="306.0" y="294.0" width="148" height="44" rx="10" fill="#ffffff" stroke="#059669" stroke-width="2"/&gt;&lt;text x="380.0" y="319.74" text-anchor="middle" font-size="11" font-weight="600" fill="#0f172a"&gt;Graph Query Languages&lt;/text&gt;</w:t>
+        <w:br/>
+        <w:t>&lt;line x1="340.16283142591584" y1="221.0" x2="184.2782587447169" y2="251.00000000000006" stroke="#94a3b8" stroke-width="2" marker-end="url(#arrow)"/&gt;</w:t>
+        <w:br/>
+        <w:t>&lt;rect x="89.49364905389038" y="235.00000000000006" width="148" height="44" rx="10" fill="#ffffff" stroke="#d97706" stroke-width="2"/&gt;&lt;text x="163.49364905389038" y="260.74000000000007" text-anchor="middle" font-size="11" font-weight="600" fill="#0f172a"&gt;Reasoning and Inference&lt;/text&gt;</w:t>
+        <w:br/>
+        <w:t>&lt;line x1="340.16283142591584" y1="175.0" x2="184.27825874471688" y2="145.0" stroke="#94a3b8" stroke-width="2" marker-end="url(#arrow)"/&gt;</w:t>
+        <w:br/>
+        <w:t>&lt;rect x="89.49364905389035" y="117.0" width="148" height="44" rx="10" fill="#ffffff" stroke="#dc2626" stroke-width="2"/&gt;&lt;text x="163.49364905389035" y="142.74" text-anchor="middle" font-size="11" font-weight="600" fill="#0f172a"&gt;Knowledge Graph Embeddi…&lt;/text&gt;</w:t>
         <w:br/>
         <w:t>&lt;/svg&gt;</w:t>
       </w:r>
@@ -15963,45 +15937,39 @@
           <w:rFonts w:ascii="Consolas" w:hAnsi="Consolas"/>
           <w:sz w:val="16"/>
         </w:rPr>
-        <w:t>&lt;svg xmlns="http://www.w3.org/2000/svg" width="760" height="360" viewBox="0 0 760 360" font-family="Inter, Arial, sans-serif"&gt;</w:t>
-        <w:br/>
-        <w:t>&lt;rect width="760" height="360" fill="#f8fafc"/&gt;</w:t>
-        <w:br/>
-        <w:t>&lt;text x="380" y="34" text-anchor="middle" font-size="20" font-weight="700" fill="#0f172a"&gt;Agent Architecture - Evaluation and Quality Assurance&lt;/text&gt;</w:t>
-        <w:br/>
-        <w:t>&lt;rect x="290" y="162" width="180" height="56" rx="12" fill="#0f172a"/&gt;</w:t>
-        <w:br/>
-        <w:t>&lt;text x="380" y="195" text-anchor="middle" font-size="14" font-weight="700" fill="#ffffff"&gt;Knowledge Graphs&lt;/text&gt;</w:t>
-        <w:br/>
-        <w:t>&lt;line x1="380" y1="190" x2="380" y2="70" stroke="#94a3b8" stroke-width="2"/&gt;</w:t>
-        <w:br/>
-        <w:t>&lt;rect x="308" y="48" width="144" height="44" rx="10" fill="#ffffff" stroke="#2563eb" stroke-width="2"/&gt;</w:t>
-        <w:br/>
-        <w:t>&lt;text x="380" y="74" text-anchor="middle" font-size="11" fill="#0f172a"&gt;Graphs, Triples and…&lt;/text&gt;</w:t>
-        <w:br/>
-        <w:t>&lt;line x1="380" y1="190" x2="617" y2="153" stroke="#94a3b8" stroke-width="2"/&gt;</w:t>
-        <w:br/>
-        <w:t>&lt;rect x="545" y="131" width="144" height="44" rx="10" fill="#ffffff" stroke="#7c3aed" stroke-width="2"/&gt;</w:t>
-        <w:br/>
-        <w:t>&lt;text x="617" y="157" text-anchor="middle" font-size="11" fill="#0f172a"&gt;Ontology and Schema…&lt;/text&gt;</w:t>
-        <w:br/>
-        <w:t>&lt;line x1="380" y1="190" x2="526" y2="287" stroke="#94a3b8" stroke-width="2"/&gt;</w:t>
-        <w:br/>
-        <w:t>&lt;rect x="454" y="265" width="144" height="44" rx="10" fill="#ffffff" stroke="#0891b2" stroke-width="2"/&gt;</w:t>
-        <w:br/>
-        <w:t>&lt;text x="526" y="291" text-anchor="middle" font-size="11" fill="#0f172a"&gt;Entity Extraction a…&lt;/text&gt;</w:t>
-        <w:br/>
-        <w:t>&lt;line x1="380" y1="190" x2="234" y2="287" stroke="#94a3b8" stroke-width="2"/&gt;</w:t>
-        <w:br/>
-        <w:t>&lt;rect x="162" y="265" width="144" height="44" rx="10" fill="#ffffff" stroke="#059669" stroke-width="2"/&gt;</w:t>
-        <w:br/>
-        <w:t>&lt;text x="234" y="291" text-anchor="middle" font-size="11" fill="#0f172a"&gt;Graph Query Languag…&lt;/text&gt;</w:t>
-        <w:br/>
-        <w:t>&lt;line x1="380" y1="190" x2="143" y2="153" stroke="#94a3b8" stroke-width="2"/&gt;</w:t>
-        <w:br/>
-        <w:t>&lt;rect x="71" y="131" width="144" height="44" rx="10" fill="#ffffff" stroke="#d97706" stroke-width="2"/&gt;</w:t>
-        <w:br/>
-        <w:t>&lt;text x="143" y="157" text-anchor="middle" font-size="11" fill="#0f172a"&gt;Reasoning and Infer…&lt;/text&gt;</w:t>
+        <w:t>&lt;svg xmlns="http://www.w3.org/2000/svg" width="760" height="380" viewBox="0 0 760 380" font-family="Inter, Segoe UI, Arial, sans-serif"&gt;</w:t>
+        <w:br/>
+        <w:t>&lt;defs&gt;&lt;marker id="arrow" markerWidth="10" markerHeight="10" refX="8" refY="3" orient="auto" markerUnits="strokeWidth"&gt;&lt;path d="M0,0 L8,3 L0,6 z" fill="#94a3b8"/&gt;&lt;/marker&gt;&lt;marker id="arrowA" markerWidth="10" markerHeight="10" refX="8" refY="3" orient="auto" markerUnits="strokeWidth"&gt;&lt;path d="M0,0 L8,3 L0,6 z" fill="#4338ca"/&gt;&lt;/marker&gt;&lt;/defs&gt;</w:t>
+        <w:br/>
+        <w:t>&lt;rect width="760" height="380" rx="12" fill="#f8fafc"/&gt;</w:t>
+        <w:br/>
+        <w:t>&lt;text x="380" y="30" text-anchor="middle" font-size="17" font-weight="700" fill="#0f172a"&gt;Agent Architecture - Evaluation and Quality Assurance&lt;/text&gt;</w:t>
+        <w:br/>
+        <w:t>&lt;rect x="40.0" y="166.0" width="104" height="60" rx="10" fill="#ffffff" stroke="#4338ca" stroke-width="2"/&gt;&lt;text x="92.0" y="200.08" text-anchor="middle" font-size="12" font-weight="600" fill="#0f172a"&gt;Goal&lt;/text&gt;</w:t>
+        <w:br/>
+        <w:t>&lt;rect x="155.2" y="166.0" width="104" height="60" rx="10" fill="#ffffff" stroke="#7c3aed" stroke-width="2"/&gt;&lt;text x="207.2" y="200.08" text-anchor="middle" font-size="12" font-weight="600" fill="#0f172a"&gt;Plan&lt;/text&gt;</w:t>
+        <w:br/>
+        <w:t>&lt;line x1="144.0" y1="196.0" x2="155.2" y2="196.0" stroke="#4338ca" stroke-width="2" marker-end="url(#arrowA)"/&gt;</w:t>
+        <w:br/>
+        <w:t>&lt;rect x="270.4" y="166.0" width="104" height="60" rx="10" fill="#ffffff" stroke="#0891b2" stroke-width="2"/&gt;&lt;text x="322.4" y="200.08" text-anchor="middle" font-size="12" font-weight="600" fill="#0f172a"&gt;Tool Call&lt;/text&gt;</w:t>
+        <w:br/>
+        <w:t>&lt;line x1="259.2" y1="196.0" x2="270.4" y2="196.0" stroke="#4338ca" stroke-width="2" marker-end="url(#arrowA)"/&gt;</w:t>
+        <w:br/>
+        <w:t>&lt;rect x="385.6" y="166.0" width="104" height="60" rx="10" fill="#ffffff" stroke="#059669" stroke-width="2"/&gt;&lt;text x="437.6" y="200.08" text-anchor="middle" font-size="12" font-weight="600" fill="#0f172a"&gt;Observe&lt;/text&gt;</w:t>
+        <w:br/>
+        <w:t>&lt;line x1="374.4" y1="196.0" x2="385.6" y2="196.0" stroke="#4338ca" stroke-width="2" marker-end="url(#arrowA)"/&gt;</w:t>
+        <w:br/>
+        <w:t>&lt;rect x="500.8" y="166.0" width="104" height="60" rx="10" fill="#ffffff" stroke="#d97706" stroke-width="2"/&gt;&lt;text x="552.8" y="200.08" text-anchor="middle" font-size="12" font-weight="600" fill="#0f172a"&gt;Reflect&lt;/text&gt;</w:t>
+        <w:br/>
+        <w:t>&lt;line x1="489.6" y1="196.0" x2="500.8" y2="196.0" stroke="#4338ca" stroke-width="2" marker-end="url(#arrowA)"/&gt;</w:t>
+        <w:br/>
+        <w:t>&lt;rect x="616.0" y="166.0" width="104" height="60" rx="10" fill="#ffffff" stroke="#dc2626" stroke-width="2"/&gt;&lt;text x="668.0" y="200.08" text-anchor="middle" font-size="12" font-weight="600" fill="#0f172a"&gt;Act&lt;/text&gt;</w:t>
+        <w:br/>
+        <w:t>&lt;line x1="604.8" y1="196.0" x2="616.0" y2="196.0" stroke="#4338ca" stroke-width="2" marker-end="url(#arrowA)"/&gt;</w:t>
+        <w:br/>
+        <w:t>&lt;path d="M668.0,226.0 q0,46 -288.0,46 q-288.0,0 -288.0,-46" fill="none" stroke="#cbd5e1" stroke-width="1.6" stroke-dasharray="5 4" marker-end="url(#arrow)"/&gt;</w:t>
+        <w:br/>
+        <w:t>&lt;text x="380.0" y="288.0" text-anchor="middle" font-size="9.5" fill="#94a3b8"&gt;feedback / monitoring loop&lt;/text&gt;</w:t>
         <w:br/>
         <w:t>&lt;/svg&gt;</w:t>
       </w:r>
@@ -18529,45 +18497,39 @@
           <w:rFonts w:ascii="Consolas" w:hAnsi="Consolas"/>
           <w:sz w:val="16"/>
         </w:rPr>
-        <w:t>&lt;svg xmlns="http://www.w3.org/2000/svg" width="760" height="360" viewBox="0 0 760 360" font-family="Inter, Arial, sans-serif"&gt;</w:t>
-        <w:br/>
-        <w:t>&lt;rect width="760" height="360" fill="#f8fafc"/&gt;</w:t>
-        <w:br/>
-        <w:t>&lt;text x="380" y="34" text-anchor="middle" font-size="20" font-weight="700" fill="#0f172a"&gt;DevOps Pipeline - Integration and Interoperability&lt;/text&gt;</w:t>
-        <w:br/>
-        <w:t>&lt;rect x="290" y="162" width="180" height="56" rx="12" fill="#0f172a"/&gt;</w:t>
-        <w:br/>
-        <w:t>&lt;text x="380" y="195" text-anchor="middle" font-size="14" font-weight="700" fill="#ffffff"&gt;Knowledge Graphs&lt;/text&gt;</w:t>
-        <w:br/>
-        <w:t>&lt;line x1="380" y1="190" x2="380" y2="70" stroke="#94a3b8" stroke-width="2"/&gt;</w:t>
-        <w:br/>
-        <w:t>&lt;rect x="308" y="48" width="144" height="44" rx="10" fill="#ffffff" stroke="#2563eb" stroke-width="2"/&gt;</w:t>
-        <w:br/>
-        <w:t>&lt;text x="380" y="74" text-anchor="middle" font-size="11" fill="#0f172a"&gt;Graphs, Triples and…&lt;/text&gt;</w:t>
-        <w:br/>
-        <w:t>&lt;line x1="380" y1="190" x2="617" y2="153" stroke="#94a3b8" stroke-width="2"/&gt;</w:t>
-        <w:br/>
-        <w:t>&lt;rect x="545" y="131" width="144" height="44" rx="10" fill="#ffffff" stroke="#7c3aed" stroke-width="2"/&gt;</w:t>
-        <w:br/>
-        <w:t>&lt;text x="617" y="157" text-anchor="middle" font-size="11" fill="#0f172a"&gt;Ontology and Schema…&lt;/text&gt;</w:t>
-        <w:br/>
-        <w:t>&lt;line x1="380" y1="190" x2="526" y2="287" stroke="#94a3b8" stroke-width="2"/&gt;</w:t>
-        <w:br/>
-        <w:t>&lt;rect x="454" y="265" width="144" height="44" rx="10" fill="#ffffff" stroke="#0891b2" stroke-width="2"/&gt;</w:t>
-        <w:br/>
-        <w:t>&lt;text x="526" y="291" text-anchor="middle" font-size="11" fill="#0f172a"&gt;Entity Extraction a…&lt;/text&gt;</w:t>
-        <w:br/>
-        <w:t>&lt;line x1="380" y1="190" x2="234" y2="287" stroke="#94a3b8" stroke-width="2"/&gt;</w:t>
-        <w:br/>
-        <w:t>&lt;rect x="162" y="265" width="144" height="44" rx="10" fill="#ffffff" stroke="#059669" stroke-width="2"/&gt;</w:t>
-        <w:br/>
-        <w:t>&lt;text x="234" y="291" text-anchor="middle" font-size="11" fill="#0f172a"&gt;Graph Query Languag…&lt;/text&gt;</w:t>
-        <w:br/>
-        <w:t>&lt;line x1="380" y1="190" x2="143" y2="153" stroke="#94a3b8" stroke-width="2"/&gt;</w:t>
-        <w:br/>
-        <w:t>&lt;rect x="71" y="131" width="144" height="44" rx="10" fill="#ffffff" stroke="#d97706" stroke-width="2"/&gt;</w:t>
-        <w:br/>
-        <w:t>&lt;text x="143" y="157" text-anchor="middle" font-size="11" fill="#0f172a"&gt;Reasoning and Infer…&lt;/text&gt;</w:t>
+        <w:t>&lt;svg xmlns="http://www.w3.org/2000/svg" width="760" height="380" viewBox="0 0 760 380" font-family="Inter, Segoe UI, Arial, sans-serif"&gt;</w:t>
+        <w:br/>
+        <w:t>&lt;defs&gt;&lt;marker id="arrow" markerWidth="10" markerHeight="10" refX="8" refY="3" orient="auto" markerUnits="strokeWidth"&gt;&lt;path d="M0,0 L8,3 L0,6 z" fill="#94a3b8"/&gt;&lt;/marker&gt;&lt;marker id="arrowA" markerWidth="10" markerHeight="10" refX="8" refY="3" orient="auto" markerUnits="strokeWidth"&gt;&lt;path d="M0,0 L8,3 L0,6 z" fill="#4338ca"/&gt;&lt;/marker&gt;&lt;/defs&gt;</w:t>
+        <w:br/>
+        <w:t>&lt;rect width="760" height="380" rx="12" fill="#f8fafc"/&gt;</w:t>
+        <w:br/>
+        <w:t>&lt;text x="380" y="30" text-anchor="middle" font-size="17" font-weight="700" fill="#0f172a"&gt;DevOps Pipeline - Integration and Interoperability&lt;/text&gt;</w:t>
+        <w:br/>
+        <w:t>&lt;rect x="40.0" y="166.0" width="104" height="60" rx="10" fill="#ffffff" stroke="#4338ca" stroke-width="2"/&gt;&lt;text x="92.0" y="200.08" text-anchor="middle" font-size="12" font-weight="600" fill="#0f172a"&gt;Commit&lt;/text&gt;</w:t>
+        <w:br/>
+        <w:t>&lt;rect x="155.2" y="166.0" width="104" height="60" rx="10" fill="#ffffff" stroke="#7c3aed" stroke-width="2"/&gt;&lt;text x="207.2" y="200.08" text-anchor="middle" font-size="12" font-weight="600" fill="#0f172a"&gt;Build&lt;/text&gt;</w:t>
+        <w:br/>
+        <w:t>&lt;line x1="144.0" y1="196.0" x2="155.2" y2="196.0" stroke="#4338ca" stroke-width="2" marker-end="url(#arrowA)"/&gt;</w:t>
+        <w:br/>
+        <w:t>&lt;rect x="270.4" y="166.0" width="104" height="60" rx="10" fill="#ffffff" stroke="#0891b2" stroke-width="2"/&gt;&lt;text x="322.4" y="200.08" text-anchor="middle" font-size="12" font-weight="600" fill="#0f172a"&gt;Test&lt;/text&gt;</w:t>
+        <w:br/>
+        <w:t>&lt;line x1="259.2" y1="196.0" x2="270.4" y2="196.0" stroke="#4338ca" stroke-width="2" marker-end="url(#arrowA)"/&gt;</w:t>
+        <w:br/>
+        <w:t>&lt;rect x="385.6" y="166.0" width="104" height="60" rx="10" fill="#ffffff" stroke="#059669" stroke-width="2"/&gt;&lt;text x="437.6" y="200.08" text-anchor="middle" font-size="12" font-weight="600" fill="#0f172a"&gt;Scan&lt;/text&gt;</w:t>
+        <w:br/>
+        <w:t>&lt;line x1="374.4" y1="196.0" x2="385.6" y2="196.0" stroke="#4338ca" stroke-width="2" marker-end="url(#arrowA)"/&gt;</w:t>
+        <w:br/>
+        <w:t>&lt;rect x="500.8" y="166.0" width="104" height="60" rx="10" fill="#ffffff" stroke="#d97706" stroke-width="2"/&gt;&lt;text x="552.8" y="200.08" text-anchor="middle" font-size="12" font-weight="600" fill="#0f172a"&gt;Deploy&lt;/text&gt;</w:t>
+        <w:br/>
+        <w:t>&lt;line x1="489.6" y1="196.0" x2="500.8" y2="196.0" stroke="#4338ca" stroke-width="2" marker-end="url(#arrowA)"/&gt;</w:t>
+        <w:br/>
+        <w:t>&lt;rect x="616.0" y="166.0" width="104" height="60" rx="10" fill="#ffffff" stroke="#dc2626" stroke-width="2"/&gt;&lt;text x="668.0" y="200.08" text-anchor="middle" font-size="12" font-weight="600" fill="#0f172a"&gt;Monitor&lt;/text&gt;</w:t>
+        <w:br/>
+        <w:t>&lt;line x1="604.8" y1="196.0" x2="616.0" y2="196.0" stroke="#4338ca" stroke-width="2" marker-end="url(#arrowA)"/&gt;</w:t>
+        <w:br/>
+        <w:t>&lt;path d="M668.0,226.0 q0,46 -288.0,46 q-288.0,0 -288.0,-46" fill="none" stroke="#cbd5e1" stroke-width="1.6" stroke-dasharray="5 4" marker-end="url(#arrow)"/&gt;</w:t>
+        <w:br/>
+        <w:t>&lt;text x="380.0" y="288.0" text-anchor="middle" font-size="9.5" fill="#94a3b8"&gt;feedback / monitoring loop&lt;/text&gt;</w:t>
         <w:br/>
         <w:t>&lt;/svg&gt;</w:t>
       </w:r>
@@ -19422,45 +19384,51 @@
           <w:rFonts w:ascii="Consolas" w:hAnsi="Consolas"/>
           <w:sz w:val="16"/>
         </w:rPr>
-        <w:t>&lt;svg xmlns="http://www.w3.org/2000/svg" width="760" height="360" viewBox="0 0 760 360" font-family="Inter, Arial, sans-serif"&gt;</w:t>
-        <w:br/>
-        <w:t>&lt;rect width="760" height="360" fill="#f8fafc"/&gt;</w:t>
-        <w:br/>
-        <w:t>&lt;text x="380" y="34" text-anchor="middle" font-size="20" font-weight="700" fill="#0f172a"&gt;Security Architecture - Trends and Research Directions&lt;/text&gt;</w:t>
-        <w:br/>
-        <w:t>&lt;rect x="290" y="162" width="180" height="56" rx="12" fill="#0f172a"/&gt;</w:t>
-        <w:br/>
-        <w:t>&lt;text x="380" y="195" text-anchor="middle" font-size="14" font-weight="700" fill="#ffffff"&gt;Knowledge Graphs&lt;/text&gt;</w:t>
-        <w:br/>
-        <w:t>&lt;line x1="380" y1="190" x2="380" y2="70" stroke="#94a3b8" stroke-width="2"/&gt;</w:t>
-        <w:br/>
-        <w:t>&lt;rect x="308" y="48" width="144" height="44" rx="10" fill="#ffffff" stroke="#2563eb" stroke-width="2"/&gt;</w:t>
-        <w:br/>
-        <w:t>&lt;text x="380" y="74" text-anchor="middle" font-size="11" fill="#0f172a"&gt;Graphs, Triples and…&lt;/text&gt;</w:t>
-        <w:br/>
-        <w:t>&lt;line x1="380" y1="190" x2="617" y2="153" stroke="#94a3b8" stroke-width="2"/&gt;</w:t>
-        <w:br/>
-        <w:t>&lt;rect x="545" y="131" width="144" height="44" rx="10" fill="#ffffff" stroke="#7c3aed" stroke-width="2"/&gt;</w:t>
-        <w:br/>
-        <w:t>&lt;text x="617" y="157" text-anchor="middle" font-size="11" fill="#0f172a"&gt;Ontology and Schema…&lt;/text&gt;</w:t>
-        <w:br/>
-        <w:t>&lt;line x1="380" y1="190" x2="526" y2="287" stroke="#94a3b8" stroke-width="2"/&gt;</w:t>
-        <w:br/>
-        <w:t>&lt;rect x="454" y="265" width="144" height="44" rx="10" fill="#ffffff" stroke="#0891b2" stroke-width="2"/&gt;</w:t>
-        <w:br/>
-        <w:t>&lt;text x="526" y="291" text-anchor="middle" font-size="11" fill="#0f172a"&gt;Entity Extraction a…&lt;/text&gt;</w:t>
-        <w:br/>
-        <w:t>&lt;line x1="380" y1="190" x2="234" y2="287" stroke="#94a3b8" stroke-width="2"/&gt;</w:t>
-        <w:br/>
-        <w:t>&lt;rect x="162" y="265" width="144" height="44" rx="10" fill="#ffffff" stroke="#059669" stroke-width="2"/&gt;</w:t>
-        <w:br/>
-        <w:t>&lt;text x="234" y="291" text-anchor="middle" font-size="11" fill="#0f172a"&gt;Graph Query Languag…&lt;/text&gt;</w:t>
-        <w:br/>
-        <w:t>&lt;line x1="380" y1="190" x2="143" y2="153" stroke="#94a3b8" stroke-width="2"/&gt;</w:t>
-        <w:br/>
-        <w:t>&lt;rect x="71" y="131" width="144" height="44" rx="10" fill="#ffffff" stroke="#d97706" stroke-width="2"/&gt;</w:t>
-        <w:br/>
-        <w:t>&lt;text x="143" y="157" text-anchor="middle" font-size="11" fill="#0f172a"&gt;Reasoning and Infer…&lt;/text&gt;</w:t>
+        <w:t>&lt;svg xmlns="http://www.w3.org/2000/svg" width="760" height="380" viewBox="0 0 760 380" font-family="Inter, Segoe UI, Arial, sans-serif"&gt;</w:t>
+        <w:br/>
+        <w:t>&lt;defs&gt;&lt;marker id="arrow" markerWidth="10" markerHeight="10" refX="8" refY="3" orient="auto" markerUnits="strokeWidth"&gt;&lt;path d="M0,0 L8,3 L0,6 z" fill="#94a3b8"/&gt;&lt;/marker&gt;&lt;marker id="arrowA" markerWidth="10" markerHeight="10" refX="8" refY="3" orient="auto" markerUnits="strokeWidth"&gt;&lt;path d="M0,0 L8,3 L0,6 z" fill="#4338ca"/&gt;&lt;/marker&gt;&lt;/defs&gt;</w:t>
+        <w:br/>
+        <w:t>&lt;rect width="760" height="380" rx="12" fill="#f8fafc"/&gt;</w:t>
+        <w:br/>
+        <w:t>&lt;text x="380" y="30" text-anchor="middle" font-size="17" font-weight="700" fill="#0f172a"&gt;Security Architecture - Trends and Research Directions&lt;/text&gt;</w:t>
+        <w:br/>
+        <w:t>&lt;rect x="30" y="48" width="700" height="96" rx="12" fill="#eef2ff" stroke="#e2e8f0"/&gt;</w:t>
+        <w:br/>
+        <w:t>&lt;text x="44" y="66" font-size="11" font-weight="700" fill="#475569"&gt;Consumers&lt;/text&gt;</w:t>
+        <w:br/>
+        <w:t>&lt;rect x="44" y="78" width="150" height="48" rx="10" fill="#ffffff" stroke="#4338ca" stroke-width="2"/&gt;&lt;text x="119.0" y="105.74" text-anchor="middle" font-size="11" font-weight="600" fill="#0f172a"&gt;Users / Apps&lt;/text&gt;</w:t>
+        <w:br/>
+        <w:t>&lt;rect x="208" y="78" width="150" height="48" rx="10" fill="#ffffff" stroke="#7c3aed" stroke-width="2"/&gt;&lt;text x="283.0" y="105.74" text-anchor="middle" font-size="11" font-weight="600" fill="#0f172a"&gt;API Clients&lt;/text&gt;</w:t>
+        <w:br/>
+        <w:t>&lt;rect x="30" y="166" width="700" height="96" rx="12" fill="#f5f3ff" stroke="#e2e8f0"/&gt;</w:t>
+        <w:br/>
+        <w:t>&lt;text x="44" y="184" font-size="11" font-weight="700" fill="#475569"&gt;Knowledge Graphs Platform&lt;/text&gt;</w:t>
+        <w:br/>
+        <w:t>&lt;rect x="44.0" y="196" width="122.8" height="48" rx="10" fill="#ffffff" stroke="#7c3aed" stroke-width="2"/&gt;&lt;text x="105.4" y="223.74" text-anchor="middle" font-size="11" font-weight="600" fill="#0f172a"&gt;Gateway&lt;/text&gt;</w:t>
+        <w:br/>
+        <w:t>&lt;rect x="180.8" y="196" width="122.8" height="48" rx="10" fill="#ffffff" stroke="#0891b2" stroke-width="2"/&gt;&lt;text x="242.20000000000002" y="223.74" text-anchor="middle" font-size="11" font-weight="600" fill="#0f172a"&gt;Graphs, Triples an…&lt;/text&gt;</w:t>
+        <w:br/>
+        <w:t>&lt;rect x="317.6" y="196" width="122.8" height="48" rx="10" fill="#ffffff" stroke="#059669" stroke-width="2"/&gt;&lt;text x="379.0" y="223.74" text-anchor="middle" font-size="11" font-weight="600" fill="#0f172a"&gt;Ontology and Schem…&lt;/text&gt;</w:t>
+        <w:br/>
+        <w:t>&lt;rect x="454.40000000000003" y="196" width="122.8" height="48" rx="10" fill="#ffffff" stroke="#d97706" stroke-width="2"/&gt;&lt;text x="515.8000000000001" y="223.74" text-anchor="middle" font-size="11" font-weight="600" fill="#0f172a"&gt;Entity Extraction …&lt;/text&gt;</w:t>
+        <w:br/>
+        <w:t>&lt;rect x="591.2" y="196" width="122.8" height="48" rx="10" fill="#ffffff" stroke="#dc2626" stroke-width="2"/&gt;&lt;text x="652.6" y="223.74" text-anchor="middle" font-size="11" font-weight="600" fill="#0f172a"&gt;Graph Query Langua…&lt;/text&gt;</w:t>
+        <w:br/>
+        <w:t>&lt;rect x="30" y="284" width="700" height="96" rx="12" fill="#ecfeff" stroke="#e2e8f0"/&gt;</w:t>
+        <w:br/>
+        <w:t>&lt;text x="44" y="302" font-size="11" font-weight="700" fill="#475569"&gt;Data &amp;amp; Operations&lt;/text&gt;</w:t>
+        <w:br/>
+        <w:t>&lt;rect x="44" y="314" width="150" height="48" rx="10" fill="#ffffff" stroke="#0891b2" stroke-width="2"/&gt;&lt;text x="119.0" y="341.74" text-anchor="middle" font-size="11" font-weight="600" fill="#0f172a"&gt;Primary Store&lt;/text&gt;</w:t>
+        <w:br/>
+        <w:t>&lt;rect x="208" y="314" width="150" height="48" rx="10" fill="#ffffff" stroke="#059669" stroke-width="2"/&gt;&lt;text x="283.0" y="341.74" text-anchor="middle" font-size="11" font-weight="600" fill="#0f172a"&gt;Vector Index&lt;/text&gt;</w:t>
+        <w:br/>
+        <w:t>&lt;rect x="372" y="314" width="150" height="48" rx="10" fill="#ffffff" stroke="#d97706" stroke-width="2"/&gt;&lt;text x="447.0" y="341.74" text-anchor="middle" font-size="11" font-weight="600" fill="#0f172a"&gt;Observability&lt;/text&gt;</w:t>
+        <w:br/>
+        <w:t>&lt;rect x="536" y="314" width="150" height="48" rx="10" fill="#ffffff" stroke="#dc2626" stroke-width="2"/&gt;&lt;text x="611.0" y="341.74" text-anchor="middle" font-size="11" font-weight="600" fill="#0f172a"&gt;Security&lt;/text&gt;</w:t>
+        <w:br/>
+        <w:t>&lt;line x1="380.0" y1="126" x2="380.0" y2="196" stroke="#4338ca" stroke-width="2" marker-end="url(#arrowA)"/&gt;</w:t>
+        <w:br/>
+        <w:t>&lt;line x1="380.0" y1="244" x2="380.0" y2="314" stroke="#4338ca" stroke-width="2" marker-end="url(#arrowA)"/&gt;</w:t>
         <w:br/>
         <w:t>&lt;/svg&gt;</w:t>
       </w:r>
@@ -20159,45 +20127,51 @@
           <w:rFonts w:ascii="Consolas" w:hAnsi="Consolas"/>
           <w:sz w:val="16"/>
         </w:rPr>
-        <w:t>&lt;svg xmlns="http://www.w3.org/2000/svg" width="760" height="360" viewBox="0 0 760 360" font-family="Inter, Arial, sans-serif"&gt;</w:t>
-        <w:br/>
-        <w:t>&lt;rect width="760" height="360" fill="#f8fafc"/&gt;</w:t>
-        <w:br/>
-        <w:t>&lt;text x="380" y="34" text-anchor="middle" font-size="20" font-weight="700" fill="#0f172a"&gt;Security Architecture - Capstone Project&lt;/text&gt;</w:t>
-        <w:br/>
-        <w:t>&lt;rect x="290" y="162" width="180" height="56" rx="12" fill="#0f172a"/&gt;</w:t>
-        <w:br/>
-        <w:t>&lt;text x="380" y="195" text-anchor="middle" font-size="14" font-weight="700" fill="#ffffff"&gt;Knowledge Graphs&lt;/text&gt;</w:t>
-        <w:br/>
-        <w:t>&lt;line x1="380" y1="190" x2="380" y2="70" stroke="#94a3b8" stroke-width="2"/&gt;</w:t>
-        <w:br/>
-        <w:t>&lt;rect x="308" y="48" width="144" height="44" rx="10" fill="#ffffff" stroke="#2563eb" stroke-width="2"/&gt;</w:t>
-        <w:br/>
-        <w:t>&lt;text x="380" y="74" text-anchor="middle" font-size="11" fill="#0f172a"&gt;Graphs, Triples and…&lt;/text&gt;</w:t>
-        <w:br/>
-        <w:t>&lt;line x1="380" y1="190" x2="617" y2="153" stroke="#94a3b8" stroke-width="2"/&gt;</w:t>
-        <w:br/>
-        <w:t>&lt;rect x="545" y="131" width="144" height="44" rx="10" fill="#ffffff" stroke="#7c3aed" stroke-width="2"/&gt;</w:t>
-        <w:br/>
-        <w:t>&lt;text x="617" y="157" text-anchor="middle" font-size="11" fill="#0f172a"&gt;Ontology and Schema…&lt;/text&gt;</w:t>
-        <w:br/>
-        <w:t>&lt;line x1="380" y1="190" x2="526" y2="287" stroke="#94a3b8" stroke-width="2"/&gt;</w:t>
-        <w:br/>
-        <w:t>&lt;rect x="454" y="265" width="144" height="44" rx="10" fill="#ffffff" stroke="#0891b2" stroke-width="2"/&gt;</w:t>
-        <w:br/>
-        <w:t>&lt;text x="526" y="291" text-anchor="middle" font-size="11" fill="#0f172a"&gt;Entity Extraction a…&lt;/text&gt;</w:t>
-        <w:br/>
-        <w:t>&lt;line x1="380" y1="190" x2="234" y2="287" stroke="#94a3b8" stroke-width="2"/&gt;</w:t>
-        <w:br/>
-        <w:t>&lt;rect x="162" y="265" width="144" height="44" rx="10" fill="#ffffff" stroke="#059669" stroke-width="2"/&gt;</w:t>
-        <w:br/>
-        <w:t>&lt;text x="234" y="291" text-anchor="middle" font-size="11" fill="#0f172a"&gt;Graph Query Languag…&lt;/text&gt;</w:t>
-        <w:br/>
-        <w:t>&lt;line x1="380" y1="190" x2="143" y2="153" stroke="#94a3b8" stroke-width="2"/&gt;</w:t>
-        <w:br/>
-        <w:t>&lt;rect x="71" y="131" width="144" height="44" rx="10" fill="#ffffff" stroke="#d97706" stroke-width="2"/&gt;</w:t>
-        <w:br/>
-        <w:t>&lt;text x="143" y="157" text-anchor="middle" font-size="11" fill="#0f172a"&gt;Reasoning and Infer…&lt;/text&gt;</w:t>
+        <w:t>&lt;svg xmlns="http://www.w3.org/2000/svg" width="760" height="380" viewBox="0 0 760 380" font-family="Inter, Segoe UI, Arial, sans-serif"&gt;</w:t>
+        <w:br/>
+        <w:t>&lt;defs&gt;&lt;marker id="arrow" markerWidth="10" markerHeight="10" refX="8" refY="3" orient="auto" markerUnits="strokeWidth"&gt;&lt;path d="M0,0 L8,3 L0,6 z" fill="#94a3b8"/&gt;&lt;/marker&gt;&lt;marker id="arrowA" markerWidth="10" markerHeight="10" refX="8" refY="3" orient="auto" markerUnits="strokeWidth"&gt;&lt;path d="M0,0 L8,3 L0,6 z" fill="#4338ca"/&gt;&lt;/marker&gt;&lt;/defs&gt;</w:t>
+        <w:br/>
+        <w:t>&lt;rect width="760" height="380" rx="12" fill="#f8fafc"/&gt;</w:t>
+        <w:br/>
+        <w:t>&lt;text x="380" y="30" text-anchor="middle" font-size="17" font-weight="700" fill="#0f172a"&gt;Security Architecture - Capstone Project&lt;/text&gt;</w:t>
+        <w:br/>
+        <w:t>&lt;rect x="30" y="48" width="700" height="96" rx="12" fill="#eef2ff" stroke="#e2e8f0"/&gt;</w:t>
+        <w:br/>
+        <w:t>&lt;text x="44" y="66" font-size="11" font-weight="700" fill="#475569"&gt;Consumers&lt;/text&gt;</w:t>
+        <w:br/>
+        <w:t>&lt;rect x="44" y="78" width="150" height="48" rx="10" fill="#ffffff" stroke="#4338ca" stroke-width="2"/&gt;&lt;text x="119.0" y="105.74" text-anchor="middle" font-size="11" font-weight="600" fill="#0f172a"&gt;Users / Apps&lt;/text&gt;</w:t>
+        <w:br/>
+        <w:t>&lt;rect x="208" y="78" width="150" height="48" rx="10" fill="#ffffff" stroke="#7c3aed" stroke-width="2"/&gt;&lt;text x="283.0" y="105.74" text-anchor="middle" font-size="11" font-weight="600" fill="#0f172a"&gt;API Clients&lt;/text&gt;</w:t>
+        <w:br/>
+        <w:t>&lt;rect x="30" y="166" width="700" height="96" rx="12" fill="#f5f3ff" stroke="#e2e8f0"/&gt;</w:t>
+        <w:br/>
+        <w:t>&lt;text x="44" y="184" font-size="11" font-weight="700" fill="#475569"&gt;Knowledge Graphs Platform&lt;/text&gt;</w:t>
+        <w:br/>
+        <w:t>&lt;rect x="44.0" y="196" width="122.8" height="48" rx="10" fill="#ffffff" stroke="#7c3aed" stroke-width="2"/&gt;&lt;text x="105.4" y="223.74" text-anchor="middle" font-size="11" font-weight="600" fill="#0f172a"&gt;Gateway&lt;/text&gt;</w:t>
+        <w:br/>
+        <w:t>&lt;rect x="180.8" y="196" width="122.8" height="48" rx="10" fill="#ffffff" stroke="#0891b2" stroke-width="2"/&gt;&lt;text x="242.20000000000002" y="223.74" text-anchor="middle" font-size="11" font-weight="600" fill="#0f172a"&gt;Graphs, Triples an…&lt;/text&gt;</w:t>
+        <w:br/>
+        <w:t>&lt;rect x="317.6" y="196" width="122.8" height="48" rx="10" fill="#ffffff" stroke="#059669" stroke-width="2"/&gt;&lt;text x="379.0" y="223.74" text-anchor="middle" font-size="11" font-weight="600" fill="#0f172a"&gt;Ontology and Schem…&lt;/text&gt;</w:t>
+        <w:br/>
+        <w:t>&lt;rect x="454.40000000000003" y="196" width="122.8" height="48" rx="10" fill="#ffffff" stroke="#d97706" stroke-width="2"/&gt;&lt;text x="515.8000000000001" y="223.74" text-anchor="middle" font-size="11" font-weight="600" fill="#0f172a"&gt;Entity Extraction …&lt;/text&gt;</w:t>
+        <w:br/>
+        <w:t>&lt;rect x="591.2" y="196" width="122.8" height="48" rx="10" fill="#ffffff" stroke="#dc2626" stroke-width="2"/&gt;&lt;text x="652.6" y="223.74" text-anchor="middle" font-size="11" font-weight="600" fill="#0f172a"&gt;Graph Query Langua…&lt;/text&gt;</w:t>
+        <w:br/>
+        <w:t>&lt;rect x="30" y="284" width="700" height="96" rx="12" fill="#ecfeff" stroke="#e2e8f0"/&gt;</w:t>
+        <w:br/>
+        <w:t>&lt;text x="44" y="302" font-size="11" font-weight="700" fill="#475569"&gt;Data &amp;amp; Operations&lt;/text&gt;</w:t>
+        <w:br/>
+        <w:t>&lt;rect x="44" y="314" width="150" height="48" rx="10" fill="#ffffff" stroke="#0891b2" stroke-width="2"/&gt;&lt;text x="119.0" y="341.74" text-anchor="middle" font-size="11" font-weight="600" fill="#0f172a"&gt;Primary Store&lt;/text&gt;</w:t>
+        <w:br/>
+        <w:t>&lt;rect x="208" y="314" width="150" height="48" rx="10" fill="#ffffff" stroke="#059669" stroke-width="2"/&gt;&lt;text x="283.0" y="341.74" text-anchor="middle" font-size="11" font-weight="600" fill="#0f172a"&gt;Vector Index&lt;/text&gt;</w:t>
+        <w:br/>
+        <w:t>&lt;rect x="372" y="314" width="150" height="48" rx="10" fill="#ffffff" stroke="#d97706" stroke-width="2"/&gt;&lt;text x="447.0" y="341.74" text-anchor="middle" font-size="11" font-weight="600" fill="#0f172a"&gt;Observability&lt;/text&gt;</w:t>
+        <w:br/>
+        <w:t>&lt;rect x="536" y="314" width="150" height="48" rx="10" fill="#ffffff" stroke="#dc2626" stroke-width="2"/&gt;&lt;text x="611.0" y="341.74" text-anchor="middle" font-size="11" font-weight="600" fill="#0f172a"&gt;Security&lt;/text&gt;</w:t>
+        <w:br/>
+        <w:t>&lt;line x1="380.0" y1="126" x2="380.0" y2="196" stroke="#4338ca" stroke-width="2" marker-end="url(#arrowA)"/&gt;</w:t>
+        <w:br/>
+        <w:t>&lt;line x1="380.0" y1="244" x2="380.0" y2="314" stroke="#4338ca" stroke-width="2" marker-end="url(#arrowA)"/&gt;</w:t>
         <w:br/>
         <w:t>&lt;/svg&gt;</w:t>
       </w:r>

--- a/content/knowledge-graphs/knowledge-graphs-foundations/knowledge-graphs-foundations.docx
+++ b/content/knowledge-graphs/knowledge-graphs-foundations/knowledge-graphs-foundations.docx
@@ -475,7 +475,7 @@
           <w:rFonts w:ascii="Consolas" w:hAnsi="Consolas"/>
           <w:sz w:val="16"/>
         </w:rPr>
-        <w:t>&lt;svg xmlns="http://www.w3.org/2000/svg" width="840" height="460" data-tpl="layered" data-pal="6-2" viewBox="0 0 840 460" font-family="Inter, Segoe UI, Arial, sans-serif"&gt;&lt;defs&gt;&lt;marker id="ar" markerWidth="9" markerHeight="9" refX="7" refY="3" orient="auto"&gt;&lt;path d="M0,0 L7,3 L0,6 z" fill="#94a3b8"/&gt;&lt;/marker&gt;&lt;marker id="arw" markerWidth="9" markerHeight="9" refX="7" refY="3" orient="auto"&gt;&lt;path d="M0,0 L7,3 L0,6 z" fill="#ffffff"/&gt;&lt;/marker&gt;&lt;filter id="sh" x="-20%" y="-20%" width="140%" height="140%"&gt;&lt;feDropShadow dx="0" dy="2" stdDeviation="3" flood-color="#0f172a" flood-opacity="0.16"/&gt;&lt;/filter&gt;&lt;/defs&gt;&lt;defs&gt;&lt;linearGradient id="bnb9880f" x1="0" y1="0" x2="1" y2="0"&gt;&lt;stop offset="0" stop-color="#64748b"/&gt;&lt;stop offset="1" stop-color="#0f172a"/&gt;&lt;/linearGradient&gt;&lt;/defs&gt;&lt;rect width="840" height="460" rx="14" fill="#ffffff"/&gt;&lt;rect x="0" y="0" width="840" height="48" rx="14" fill="url(#bnb9880f)"/&gt;&lt;rect x="0" y="32" width="840" height="16" fill="url(#bnb9880f)"/&gt;&lt;text x="420" y="25" text-anchor="middle" font-size="15" font-weight="700" fill="#ffffff" dominant-baseline="middle"&gt;RAG Architecture - Graphs, Triples and the Property Graph Model&lt;/text&gt;&lt;rect x="28" y="64" width="784" height="104" rx="14" fill="#f8fafc" stroke="#e2e8f0" stroke-width="1"/&gt;&lt;text x="42" y="80" text-anchor="start" font-size="11" font-weight="700" fill="#64748b" dominant-baseline="middle"&gt;Experience&lt;/text&gt;&lt;rect x="42" y="96" width="371" height="52" rx="11" fill="#64748b" filter="url(#sh)"/&gt;&lt;text x="228" y="122" text-anchor="middle" font-size="11" font-weight="600" fill="#ffffff" dominant-baseline="middle"&gt;Reasoning and Inference&lt;/text&gt;&lt;rect x="427" y="96" width="371" height="52" rx="11" fill="#0f172a" filter="url(#sh)"/&gt;&lt;text x="612" y="122" text-anchor="middle" font-size="11" font-weight="600" fill="#ffffff" dominant-baseline="middle"&gt;Knowledge Graph Embeddings&lt;/text&gt;&lt;rect x="28" y="186" width="784" height="104" rx="14" fill="#f8fafc" stroke="#e2e8f0" stroke-width="1"/&gt;&lt;text x="42" y="202" text-anchor="start" font-size="11" font-weight="700" fill="#64748b" dominant-baseline="middle"&gt;Platform&lt;/text&gt;&lt;rect x="42" y="218" width="178" height="52" rx="11" fill="#0f172a" filter="url(#sh)"/&gt;&lt;text x="131" y="244" text-anchor="middle" font-size="11" font-weight="600" fill="#ffffff" dominant-baseline="middle"&gt;Graph Algorithms for Insight&lt;/text&gt;&lt;rect x="234" y="218" width="178" height="52" rx="11" fill="#1e293b" filter="url(#sh)"/&gt;&lt;text x="324" y="244" text-anchor="middle" font-size="11" font-weight="600" fill="#ffffff" dominant-baseline="middle"&gt;Data Quality and Entity Reso…&lt;/text&gt;&lt;rect x="427" y="218" width="178" height="52" rx="11" fill="#94a3b8" filter="url(#sh)"/&gt;&lt;text x="516" y="244" text-anchor="middle" font-size="11" font-weight="600" fill="#ffffff" dominant-baseline="middle"&gt;Scaling Graph Storage&lt;/text&gt;&lt;rect x="620" y="218" width="178" height="52" rx="11" fill="#334155" filter="url(#sh)"/&gt;&lt;text x="709" y="244" text-anchor="middle" font-size="11" font-weight="600" fill="#ffffff" dominant-baseline="middle"&gt;Graphs for Grounding LLMs&lt;/text&gt;&lt;rect x="28" y="308" width="784" height="104" rx="14" fill="#f8fafc" stroke="#e2e8f0" stroke-width="1"/&gt;&lt;text x="42" y="324" text-anchor="start" font-size="11" font-weight="700" fill="#64748b" dominant-baseline="middle"&gt;Data &amp;amp; Operations&lt;/text&gt;&lt;rect x="42" y="340" width="178" height="52" rx="11" fill="#1e293b" filter="url(#sh)"/&gt;&lt;text x="131" y="366" text-anchor="middle" font-size="11" font-weight="600" fill="#ffffff" dominant-baseline="middle"&gt;Store&lt;/text&gt;&lt;rect x="234" y="340" width="178" height="52" rx="11" fill="#94a3b8" filter="url(#sh)"/&gt;&lt;text x="324" y="366" text-anchor="middle" font-size="11" font-weight="600" fill="#ffffff" dominant-baseline="middle"&gt;Index&lt;/text&gt;&lt;rect x="427" y="340" width="178" height="52" rx="11" fill="#334155" filter="url(#sh)"/&gt;&lt;text x="516" y="366" text-anchor="middle" font-size="11" font-weight="600" fill="#ffffff" dominant-baseline="middle"&gt;Observability&lt;/text&gt;&lt;rect x="620" y="340" width="178" height="52" rx="11" fill="#475569" filter="url(#sh)"/&gt;&lt;text x="709" y="366" text-anchor="middle" font-size="11" font-weight="600" fill="#ffffff" dominant-baseline="middle"&gt;Security&lt;/text&gt;&lt;text x="28" y="446" text-anchor="start" font-size="9.5" font-weight="500" fill="#64748b" dominant-baseline="middle"&gt;Knowledge Graphs  •  RAG Architecture&lt;/text&gt;&lt;/svg&gt;</w:t>
+        <w:t>&lt;svg xmlns="http://www.w3.org/2000/svg" width="840" height="460" data-tpl="layered" data-pal="6-2" viewBox="0 0 840 460" font-family="Inter, Segoe UI, Arial, sans-serif"&gt;&lt;defs&gt;&lt;marker id="ar" markerWidth="9" markerHeight="9" refX="7" refY="3" orient="auto"&gt;&lt;path d="M0,0 L7,3 L0,6 z" fill="#94a3b8"/&gt;&lt;/marker&gt;&lt;marker id="arw" markerWidth="9" markerHeight="9" refX="7" refY="3" orient="auto"&gt;&lt;path d="M0,0 L7,3 L0,6 z" fill="#ffffff"/&gt;&lt;/marker&gt;&lt;filter id="sh" x="-20%" y="-20%" width="140%" height="140%"&gt;&lt;feDropShadow dx="0" dy="2" stdDeviation="3" flood-color="#0f172a" flood-opacity="0.16"/&gt;&lt;/filter&gt;&lt;/defs&gt;&lt;defs&gt;&lt;linearGradient id="bnb9880f" x1="0" y1="0" x2="1" y2="0"&gt;&lt;stop offset="0" stop-color="#64748b"/&gt;&lt;stop offset="1" stop-color="#0f172a"/&gt;&lt;/linearGradient&gt;&lt;/defs&gt;&lt;rect width="840" height="460" rx="14" fill="#ffffff"/&gt;&lt;rect x="0" y="0" width="840" height="48" rx="14" fill="url(#bnb9880f)"/&gt;&lt;rect x="0" y="32" width="840" height="16" fill="url(#bnb9880f)"/&gt;&lt;text x="420" y="25" text-anchor="middle" font-size="14.5" font-weight="700" fill="#ffffff" dominant-baseline="middle"&gt;RAG Architecture - Graphs, Triples and the Property Graph Model&lt;/text&gt;&lt;rect x="28" y="64" width="784" height="104" rx="14" fill="#f8fafc" stroke="#e2e8f0" stroke-width="1"/&gt;&lt;text x="42" y="80" text-anchor="start" font-size="11" font-weight="700" fill="#64748b" dominant-baseline="middle"&gt;Experience&lt;/text&gt;&lt;rect x="42" y="96" width="371" height="52" rx="11" fill="#64748b" filter="url(#sh)"/&gt;&lt;text x="228" y="122" text-anchor="middle" font-size="11" font-weight="600" fill="#ffffff" dominant-baseline="middle"&gt;Reasoning and Inference&lt;/text&gt;&lt;rect x="427" y="96" width="371" height="52" rx="11" fill="#0f172a" filter="url(#sh)"/&gt;&lt;text x="612" y="122" text-anchor="middle" font-size="11" font-weight="600" fill="#ffffff" dominant-baseline="middle"&gt;Knowledge Graph Embeddings&lt;/text&gt;&lt;rect x="28" y="186" width="784" height="104" rx="14" fill="#f8fafc" stroke="#e2e8f0" stroke-width="1"/&gt;&lt;text x="42" y="202" text-anchor="start" font-size="11" font-weight="700" fill="#64748b" dominant-baseline="middle"&gt;Platform&lt;/text&gt;&lt;rect x="42" y="218" width="178" height="52" rx="11" fill="#0f172a" filter="url(#sh)"/&gt;&lt;text x="131" y="244" text-anchor="middle" font-size="11" font-weight="600" fill="#ffffff" dominant-baseline="middle"&gt;Graph Algorithms for Insight&lt;/text&gt;&lt;rect x="234" y="218" width="178" height="52" rx="11" fill="#1e293b" filter="url(#sh)"/&gt;&lt;text x="324" y="239" text-anchor="middle" font-size="9.5" font-weight="600" fill="#ffffff" dominant-baseline="middle"&gt;Data Quality and Entity&lt;/text&gt;&lt;text x="324" y="249" text-anchor="middle" font-size="9.5" font-weight="600" fill="#ffffff" dominant-baseline="middle"&gt;Resolution&lt;/text&gt;&lt;rect x="427" y="218" width="178" height="52" rx="11" fill="#94a3b8" filter="url(#sh)"/&gt;&lt;text x="516" y="244" text-anchor="middle" font-size="11" font-weight="600" fill="#ffffff" dominant-baseline="middle"&gt;Scaling Graph Storage&lt;/text&gt;&lt;rect x="620" y="218" width="178" height="52" rx="11" fill="#334155" filter="url(#sh)"/&gt;&lt;text x="709" y="244" text-anchor="middle" font-size="11" font-weight="600" fill="#ffffff" dominant-baseline="middle"&gt;Graphs for Grounding LLMs&lt;/text&gt;&lt;rect x="28" y="308" width="784" height="104" rx="14" fill="#f8fafc" stroke="#e2e8f0" stroke-width="1"/&gt;&lt;text x="42" y="324" text-anchor="start" font-size="11" font-weight="700" fill="#64748b" dominant-baseline="middle"&gt;Data &amp;amp; Operations&lt;/text&gt;&lt;rect x="42" y="340" width="178" height="52" rx="11" fill="#1e293b" filter="url(#sh)"/&gt;&lt;text x="131" y="366" text-anchor="middle" font-size="11" font-weight="600" fill="#ffffff" dominant-baseline="middle"&gt;Store&lt;/text&gt;&lt;rect x="234" y="340" width="178" height="52" rx="11" fill="#94a3b8" filter="url(#sh)"/&gt;&lt;text x="324" y="366" text-anchor="middle" font-size="11" font-weight="600" fill="#ffffff" dominant-baseline="middle"&gt;Index&lt;/text&gt;&lt;rect x="427" y="340" width="178" height="52" rx="11" fill="#334155" filter="url(#sh)"/&gt;&lt;text x="516" y="366" text-anchor="middle" font-size="11" font-weight="600" fill="#ffffff" dominant-baseline="middle"&gt;Observability&lt;/text&gt;&lt;rect x="620" y="340" width="178" height="52" rx="11" fill="#475569" filter="url(#sh)"/&gt;&lt;text x="709" y="366" text-anchor="middle" font-size="11" font-weight="600" fill="#ffffff" dominant-baseline="middle"&gt;Security&lt;/text&gt;&lt;text x="28" y="446" text-anchor="start" font-size="9.5" font-weight="500" fill="#64748b" dominant-baseline="middle"&gt;Knowledge Graphs  •  RAG Architecture&lt;/text&gt;&lt;/svg&gt;</w:t>
       </w:r>
     </w:p>
     <w:p>
@@ -500,7 +500,7 @@
           <w:rFonts w:ascii="Consolas" w:hAnsi="Consolas"/>
           <w:sz w:val="16"/>
         </w:rPr>
-        <w:t>&lt;svg xmlns="http://www.w3.org/2000/svg" width="840" height="460" data-tpl="steps" data-pal="6-0" viewBox="0 0 840 460" font-family="Inter, Segoe UI, Arial, sans-serif"&gt;&lt;defs&gt;&lt;marker id="ar" markerWidth="9" markerHeight="9" refX="7" refY="3" orient="auto"&gt;&lt;path d="M0,0 L7,3 L0,6 z" fill="#94a3b8"/&gt;&lt;/marker&gt;&lt;marker id="arw" markerWidth="9" markerHeight="9" refX="7" refY="3" orient="auto"&gt;&lt;path d="M0,0 L7,3 L0,6 z" fill="#ffffff"/&gt;&lt;/marker&gt;&lt;filter id="sh" x="-20%" y="-20%" width="140%" height="140%"&gt;&lt;feDropShadow dx="0" dy="2" stdDeviation="3" flood-color="#0f172a" flood-opacity="0.16"/&gt;&lt;/filter&gt;&lt;/defs&gt;&lt;defs&gt;&lt;linearGradient id="bn66a618f" x1="0" y1="0" x2="1" y2="0"&gt;&lt;stop offset="0" stop-color="#334155"/&gt;&lt;stop offset="1" stop-color="#475569"/&gt;&lt;/linearGradient&gt;&lt;/defs&gt;&lt;rect width="840" height="460" rx="14" fill="#ffffff"/&gt;&lt;rect x="0" y="0" width="840" height="48" rx="14" fill="url(#bn66a618f)"/&gt;&lt;rect x="0" y="32" width="840" height="16" fill="url(#bn66a618f)"/&gt;&lt;text x="420" y="25" text-anchor="middle" font-size="15" font-weight="700" fill="#ffffff" dominant-baseline="middle"&gt;DevOps Pipeline - Graphs, Triples and the Property Graph Model&lt;/text&gt;&lt;rect x="30" y="200" width="132" height="70" rx="12" fill="#334155"/&gt;&lt;circle cx="54" cy="224" r="15" fill="#ffffff"/&gt;&lt;text x="54" y="224" text-anchor="middle" font-size="13" font-weight="600" fill="#334155" dominant-baseline="middle"&gt;1&lt;/text&gt;&lt;text x="104" y="250" text-anchor="middle" font-size="10.5" font-weight="600" fill="#fff" dominant-baseline="middle"&gt;Knowledge Graph…&lt;/text&gt;&lt;rect x="192" y="200" width="132" height="70" rx="12" fill="#475569"/&gt;&lt;circle cx="216" cy="224" r="15" fill="#ffffff"/&gt;&lt;text x="216" y="224" text-anchor="middle" font-size="13" font-weight="600" fill="#475569" dominant-baseline="middle"&gt;2&lt;/text&gt;&lt;text x="266" y="250" text-anchor="middle" font-size="10.5" font-weight="600" fill="#fff" dominant-baseline="middle"&gt;Graph Algorithm…&lt;/text&gt;&lt;line x1="162" y1="235" x2="192" y2="235" stroke="#94a3b8" stroke-width="2" marker-end="url(#ar)"/&gt;&lt;rect x="354" y="200" width="132" height="70" rx="12" fill="#64748b"/&gt;&lt;circle cx="378" cy="224" r="15" fill="#ffffff"/&gt;&lt;text x="378" y="224" text-anchor="middle" font-size="13" font-weight="600" fill="#64748b" dominant-baseline="middle"&gt;3&lt;/text&gt;&lt;text x="428" y="250" text-anchor="middle" font-size="10.5" font-weight="600" fill="#fff" dominant-baseline="middle"&gt;Data Quality an…&lt;/text&gt;&lt;line x1="324" y1="235" x2="354" y2="235" stroke="#94a3b8" stroke-width="2" marker-end="url(#ar)"/&gt;&lt;rect x="516" y="200" width="132" height="70" rx="12" fill="#0f172a"/&gt;&lt;circle cx="540" cy="224" r="15" fill="#ffffff"/&gt;&lt;text x="540" y="224" text-anchor="middle" font-size="13" font-weight="600" fill="#0f172a" dominant-baseline="middle"&gt;4&lt;/text&gt;&lt;text x="590" y="250" text-anchor="middle" font-size="10.5" font-weight="600" fill="#fff" dominant-baseline="middle"&gt;Scaling Graph S…&lt;/text&gt;&lt;line x1="486" y1="235" x2="516" y2="235" stroke="#94a3b8" stroke-width="2" marker-end="url(#ar)"/&gt;&lt;rect x="678" y="200" width="132" height="70" rx="12" fill="#1e293b"/&gt;&lt;circle cx="702" cy="224" r="15" fill="#ffffff"/&gt;&lt;text x="702" y="224" text-anchor="middle" font-size="13" font-weight="600" fill="#1e293b" dominant-baseline="middle"&gt;5&lt;/text&gt;&lt;text x="752" y="250" text-anchor="middle" font-size="10.5" font-weight="600" fill="#fff" dominant-baseline="middle"&gt;Graphs for Grou…&lt;/text&gt;&lt;line x1="648" y1="235" x2="678" y2="235" stroke="#94a3b8" stroke-width="2" marker-end="url(#ar)"/&gt;&lt;text x="28" y="446" text-anchor="start" font-size="9.5" font-weight="500" fill="#64748b" dominant-baseline="middle"&gt;Knowledge Graphs  •  DevOps Pipeline&lt;/text&gt;&lt;/svg&gt;</w:t>
+        <w:t>&lt;svg xmlns="http://www.w3.org/2000/svg" width="840" height="460" data-tpl="steps" data-pal="6-0" viewBox="0 0 840 460" font-family="Inter, Segoe UI, Arial, sans-serif"&gt;&lt;defs&gt;&lt;marker id="ar" markerWidth="9" markerHeight="9" refX="7" refY="3" orient="auto"&gt;&lt;path d="M0,0 L7,3 L0,6 z" fill="#94a3b8"/&gt;&lt;/marker&gt;&lt;marker id="arw" markerWidth="9" markerHeight="9" refX="7" refY="3" orient="auto"&gt;&lt;path d="M0,0 L7,3 L0,6 z" fill="#ffffff"/&gt;&lt;/marker&gt;&lt;filter id="sh" x="-20%" y="-20%" width="140%" height="140%"&gt;&lt;feDropShadow dx="0" dy="2" stdDeviation="3" flood-color="#0f172a" flood-opacity="0.16"/&gt;&lt;/filter&gt;&lt;/defs&gt;&lt;defs&gt;&lt;linearGradient id="bn66a618f" x1="0" y1="0" x2="1" y2="0"&gt;&lt;stop offset="0" stop-color="#334155"/&gt;&lt;stop offset="1" stop-color="#475569"/&gt;&lt;/linearGradient&gt;&lt;/defs&gt;&lt;rect width="840" height="460" rx="14" fill="#ffffff"/&gt;&lt;rect x="0" y="0" width="840" height="48" rx="14" fill="url(#bn66a618f)"/&gt;&lt;rect x="0" y="32" width="840" height="16" fill="url(#bn66a618f)"/&gt;&lt;text x="420" y="25" text-anchor="middle" font-size="14.5" font-weight="700" fill="#ffffff" dominant-baseline="middle"&gt;DevOps Pipeline - Graphs, Triples and the Property Graph Model&lt;/text&gt;&lt;rect x="30" y="200" width="132" height="70" rx="12" fill="#334155"/&gt;&lt;circle cx="54" cy="224" r="15" fill="#ffffff"/&gt;&lt;text x="54" y="224" text-anchor="middle" font-size="13" font-weight="600" fill="#334155" dominant-baseline="middle"&gt;1&lt;/text&gt;&lt;text x="96" y="242" text-anchor="middle" font-size="10.5" font-weight="600" fill="#fff" dominant-baseline="middle"&gt;Knowledge Graph&lt;/text&gt;&lt;text x="96" y="254" text-anchor="middle" font-size="10.5" font-weight="600" fill="#fff" dominant-baseline="middle"&gt;Embeddings&lt;/text&gt;&lt;rect x="192" y="200" width="132" height="70" rx="12" fill="#475569"/&gt;&lt;circle cx="216" cy="224" r="15" fill="#ffffff"/&gt;&lt;text x="216" y="224" text-anchor="middle" font-size="13" font-weight="600" fill="#475569" dominant-baseline="middle"&gt;2&lt;/text&gt;&lt;text x="258" y="242" text-anchor="middle" font-size="10.5" font-weight="600" fill="#fff" dominant-baseline="middle"&gt;Graph Algorithms&lt;/text&gt;&lt;text x="258" y="254" text-anchor="middle" font-size="10.5" font-weight="600" fill="#fff" dominant-baseline="middle"&gt;for Insight&lt;/text&gt;&lt;line x1="162" y1="235" x2="192" y2="235" stroke="#94a3b8" stroke-width="2" marker-end="url(#ar)"/&gt;&lt;rect x="354" y="200" width="132" height="70" rx="12" fill="#64748b"/&gt;&lt;circle cx="378" cy="224" r="15" fill="#ffffff"/&gt;&lt;text x="378" y="224" text-anchor="middle" font-size="13" font-weight="600" fill="#64748b" dominant-baseline="middle"&gt;3&lt;/text&gt;&lt;text x="420" y="242" text-anchor="middle" font-size="10.5" font-weight="600" fill="#fff" dominant-baseline="middle"&gt;Data Quality and&lt;/text&gt;&lt;text x="420" y="254" text-anchor="middle" font-size="10.5" font-weight="600" fill="#fff" dominant-baseline="middle"&gt;Entity Resolution&lt;/text&gt;&lt;line x1="324" y1="235" x2="354" y2="235" stroke="#94a3b8" stroke-width="2" marker-end="url(#ar)"/&gt;&lt;rect x="516" y="200" width="132" height="70" rx="12" fill="#0f172a"/&gt;&lt;circle cx="540" cy="224" r="15" fill="#ffffff"/&gt;&lt;text x="540" y="224" text-anchor="middle" font-size="13" font-weight="600" fill="#0f172a" dominant-baseline="middle"&gt;4&lt;/text&gt;&lt;text x="582" y="242" text-anchor="middle" font-size="10.5" font-weight="600" fill="#fff" dominant-baseline="middle"&gt;Scaling Graph&lt;/text&gt;&lt;text x="582" y="254" text-anchor="middle" font-size="10.5" font-weight="600" fill="#fff" dominant-baseline="middle"&gt;Storage&lt;/text&gt;&lt;line x1="486" y1="235" x2="516" y2="235" stroke="#94a3b8" stroke-width="2" marker-end="url(#ar)"/&gt;&lt;rect x="678" y="200" width="132" height="70" rx="12" fill="#1e293b"/&gt;&lt;circle cx="702" cy="224" r="15" fill="#ffffff"/&gt;&lt;text x="702" y="224" text-anchor="middle" font-size="13" font-weight="600" fill="#1e293b" dominant-baseline="middle"&gt;5&lt;/text&gt;&lt;text x="744" y="242" text-anchor="middle" font-size="10.5" font-weight="600" fill="#fff" dominant-baseline="middle"&gt;Graphs for&lt;/text&gt;&lt;text x="744" y="254" text-anchor="middle" font-size="10.5" font-weight="600" fill="#fff" dominant-baseline="middle"&gt;Grounding LLMs&lt;/text&gt;&lt;line x1="648" y1="235" x2="678" y2="235" stroke="#94a3b8" stroke-width="2" marker-end="url(#ar)"/&gt;&lt;text x="28" y="446" text-anchor="start" font-size="9.5" font-weight="500" fill="#64748b" dominant-baseline="middle"&gt;Knowledge Graphs  •  DevOps Pipeline&lt;/text&gt;&lt;/svg&gt;</w:t>
       </w:r>
     </w:p>
     <w:p>
@@ -1298,7 +1298,7 @@
           <w:rFonts w:ascii="Consolas" w:hAnsi="Consolas"/>
           <w:sz w:val="16"/>
         </w:rPr>
-        <w:t>&lt;svg xmlns="http://www.w3.org/2000/svg" width="840" height="460" data-tpl="roadmap" data-pal="2-4" viewBox="0 0 840 460" font-family="Inter, Segoe UI, Arial, sans-serif"&gt;&lt;defs&gt;&lt;marker id="ar" markerWidth="9" markerHeight="9" refX="7" refY="3" orient="auto"&gt;&lt;path d="M0,0 L7,3 L0,6 z" fill="#94a3b8"/&gt;&lt;/marker&gt;&lt;marker id="arw" markerWidth="9" markerHeight="9" refX="7" refY="3" orient="auto"&gt;&lt;path d="M0,0 L7,3 L0,6 z" fill="#ffffff"/&gt;&lt;/marker&gt;&lt;filter id="sh" x="-20%" y="-20%" width="140%" height="140%"&gt;&lt;feDropShadow dx="0" dy="2" stdDeviation="3" flood-color="#0f172a" flood-opacity="0.16"/&gt;&lt;/filter&gt;&lt;/defs&gt;&lt;defs&gt;&lt;linearGradient id="bncdcea67" x1="0" y1="0" x2="1" y2="0"&gt;&lt;stop offset="0" stop-color="#0d9488"/&gt;&lt;stop offset="1" stop-color="#14b8a6"/&gt;&lt;/linearGradient&gt;&lt;/defs&gt;&lt;rect width="840" height="460" rx="14" fill="#ffffff"/&gt;&lt;rect x="0" y="0" width="840" height="48" rx="14" fill="url(#bncdcea67)"/&gt;&lt;rect x="0" y="32" width="840" height="16" fill="url(#bncdcea67)"/&gt;&lt;text x="420" y="25" text-anchor="middle" font-size="15" font-weight="700" fill="#ffffff" dominant-baseline="middle"&gt;DevOps Pipeline - Ontology and Schema Design&lt;/text&gt;&lt;polygon points="28,204 206,204 224,234 206,264 28,264 46,234" fill="#0d9488"/&gt;&lt;text x="126" y="234" text-anchor="middle" font-size="11" font-weight="600" fill="#fff" dominant-baseline="middle"&gt;Graphs for Grou…&lt;/text&gt;&lt;text x="126" y="190" text-anchor="middle" font-size="11" font-weight="700" fill="#64748b" dominant-baseline="middle"&gt;Q1&lt;/text&gt;&lt;polygon points="224,204 402,204 420,234 402,264 224,264 242,234" fill="#14b8a6"/&gt;&lt;text x="322" y="234" text-anchor="middle" font-size="11" font-weight="600" fill="#fff" dominant-baseline="middle"&gt;Governance and …&lt;/text&gt;&lt;text x="322" y="190" text-anchor="middle" font-size="11" font-weight="700" fill="#64748b" dominant-baseline="middle"&gt;Q2&lt;/text&gt;&lt;polygon points="420,204 598,204 616,234 598,264 420,264 438,234" fill="#047857"/&gt;&lt;text x="518" y="234" text-anchor="middle" font-size="11" font-weight="600" fill="#fff" dominant-baseline="middle"&gt;Operating Knowl…&lt;/text&gt;&lt;text x="518" y="190" text-anchor="middle" font-size="11" font-weight="700" fill="#64748b" dominant-baseline="middle"&gt;Q3&lt;/text&gt;&lt;polygon points="616,204 794,204 812,234 794,264 616,264 634,234" fill="#059669"/&gt;&lt;text x="714" y="234" text-anchor="middle" font-size="11" font-weight="600" fill="#fff" dominant-baseline="middle"&gt;Visualising Kno…&lt;/text&gt;&lt;text x="714" y="190" text-anchor="middle" font-size="11" font-weight="700" fill="#64748b" dominant-baseline="middle"&gt;Q4&lt;/text&gt;&lt;text x="28" y="446" text-anchor="start" font-size="9.5" font-weight="500" fill="#64748b" dominant-baseline="middle"&gt;Knowledge Graphs  •  DevOps Pipeline&lt;/text&gt;&lt;/svg&gt;</w:t>
+        <w:t>&lt;svg xmlns="http://www.w3.org/2000/svg" width="840" height="460" data-tpl="roadmap" data-pal="2-4" viewBox="0 0 840 460" font-family="Inter, Segoe UI, Arial, sans-serif"&gt;&lt;defs&gt;&lt;marker id="ar" markerWidth="9" markerHeight="9" refX="7" refY="3" orient="auto"&gt;&lt;path d="M0,0 L7,3 L0,6 z" fill="#94a3b8"/&gt;&lt;/marker&gt;&lt;marker id="arw" markerWidth="9" markerHeight="9" refX="7" refY="3" orient="auto"&gt;&lt;path d="M0,0 L7,3 L0,6 z" fill="#ffffff"/&gt;&lt;/marker&gt;&lt;filter id="sh" x="-20%" y="-20%" width="140%" height="140%"&gt;&lt;feDropShadow dx="0" dy="2" stdDeviation="3" flood-color="#0f172a" flood-opacity="0.16"/&gt;&lt;/filter&gt;&lt;/defs&gt;&lt;defs&gt;&lt;linearGradient id="bncdcea67" x1="0" y1="0" x2="1" y2="0"&gt;&lt;stop offset="0" stop-color="#0d9488"/&gt;&lt;stop offset="1" stop-color="#14b8a6"/&gt;&lt;/linearGradient&gt;&lt;/defs&gt;&lt;rect width="840" height="460" rx="14" fill="#ffffff"/&gt;&lt;rect x="0" y="0" width="840" height="48" rx="14" fill="url(#bncdcea67)"/&gt;&lt;rect x="0" y="32" width="840" height="16" fill="url(#bncdcea67)"/&gt;&lt;text x="420" y="25" text-anchor="middle" font-size="14.5" font-weight="700" fill="#ffffff" dominant-baseline="middle"&gt;DevOps Pipeline - Ontology and Schema Design&lt;/text&gt;&lt;polygon points="28,204 206,204 224,234 206,264 28,264 46,234" fill="#0d9488"/&gt;&lt;text x="126" y="228" text-anchor="middle" font-size="11" font-weight="600" fill="#fff" dominant-baseline="middle"&gt;Graphs for Grounding&lt;/text&gt;&lt;text x="126" y="240" text-anchor="middle" font-size="11" font-weight="600" fill="#fff" dominant-baseline="middle"&gt;LLMs&lt;/text&gt;&lt;text x="126" y="190" text-anchor="middle" font-size="11" font-weight="700" fill="#64748b" dominant-baseline="middle"&gt;Q1&lt;/text&gt;&lt;polygon points="224,204 402,204 420,234 402,264 224,264 242,234" fill="#14b8a6"/&gt;&lt;text x="322" y="234" text-anchor="middle" font-size="11" font-weight="600" fill="#fff" dominant-baseline="middle"&gt;Governance and Lineage&lt;/text&gt;&lt;text x="322" y="190" text-anchor="middle" font-size="11" font-weight="700" fill="#64748b" dominant-baseline="middle"&gt;Q2&lt;/text&gt;&lt;polygon points="420,204 598,204 616,234 598,264 420,264 438,234" fill="#047857"/&gt;&lt;text x="518" y="228" text-anchor="middle" font-size="11" font-weight="600" fill="#fff" dominant-baseline="middle"&gt;Operating Knowledge&lt;/text&gt;&lt;text x="518" y="240" text-anchor="middle" font-size="11" font-weight="600" fill="#fff" dominant-baseline="middle"&gt;Graphs&lt;/text&gt;&lt;text x="518" y="190" text-anchor="middle" font-size="11" font-weight="700" fill="#64748b" dominant-baseline="middle"&gt;Q3&lt;/text&gt;&lt;polygon points="616,204 794,204 812,234 794,264 616,264 634,234" fill="#059669"/&gt;&lt;text x="714" y="228" text-anchor="middle" font-size="11" font-weight="600" fill="#fff" dominant-baseline="middle"&gt;Visualising Knowledge&lt;/text&gt;&lt;text x="714" y="240" text-anchor="middle" font-size="11" font-weight="600" fill="#fff" dominant-baseline="middle"&gt;Graphs&lt;/text&gt;&lt;text x="714" y="190" text-anchor="middle" font-size="11" font-weight="700" fill="#64748b" dominant-baseline="middle"&gt;Q4&lt;/text&gt;&lt;text x="28" y="446" text-anchor="start" font-size="9.5" font-weight="500" fill="#64748b" dominant-baseline="middle"&gt;Knowledge Graphs  •  DevOps Pipeline&lt;/text&gt;&lt;/svg&gt;</w:t>
       </w:r>
     </w:p>
     <w:p>
@@ -2951,7 +2951,7 @@
           <w:rFonts w:ascii="Consolas" w:hAnsi="Consolas"/>
           <w:sz w:val="16"/>
         </w:rPr>
-        <w:t>&lt;svg xmlns="http://www.w3.org/2000/svg" width="840" height="460" data-tpl="concentric" data-pal="6-1" viewBox="0 0 840 460" font-family="Inter, Segoe UI, Arial, sans-serif"&gt;&lt;defs&gt;&lt;marker id="ar" markerWidth="9" markerHeight="9" refX="7" refY="3" orient="auto"&gt;&lt;path d="M0,0 L7,3 L0,6 z" fill="#94a3b8"/&gt;&lt;/marker&gt;&lt;marker id="arw" markerWidth="9" markerHeight="9" refX="7" refY="3" orient="auto"&gt;&lt;path d="M0,0 L7,3 L0,6 z" fill="#ffffff"/&gt;&lt;/marker&gt;&lt;filter id="sh" x="-20%" y="-20%" width="140%" height="140%"&gt;&lt;feDropShadow dx="0" dy="2" stdDeviation="3" flood-color="#0f172a" flood-opacity="0.16"/&gt;&lt;/filter&gt;&lt;/defs&gt;&lt;defs&gt;&lt;linearGradient id="bn4c63e9" x1="0" y1="0" x2="1" y2="0"&gt;&lt;stop offset="0" stop-color="#475569"/&gt;&lt;stop offset="1" stop-color="#64748b"/&gt;&lt;/linearGradient&gt;&lt;/defs&gt;&lt;rect width="840" height="460" rx="14" fill="#ffffff"/&gt;&lt;rect x="0" y="0" width="840" height="48" rx="14" fill="url(#bn4c63e9)"/&gt;&lt;rect x="0" y="32" width="840" height="16" fill="url(#bn4c63e9)"/&gt;&lt;text x="420" y="25" text-anchor="middle" font-size="15" font-weight="700" fill="#ffffff" dominant-baseline="middle"&gt;Security Architecture - Graph Query Languages&lt;/text&gt;&lt;circle cx="420.0" cy="238.0" r="150" fill="#475569"/&gt;&lt;text x="420" y="106" text-anchor="middle" font-size="11" font-weight="600" fill="#fff" dominant-baseline="middle"&gt;Graph Algorithms for …&lt;/text&gt;&lt;circle cx="420.0" cy="238.0" r="116" fill="#64748b"/&gt;&lt;text x="420" y="140" text-anchor="middle" font-size="11" font-weight="600" fill="#fff" dominant-baseline="middle"&gt;Data Quality and Enti…&lt;/text&gt;&lt;circle cx="420.0" cy="238.0" r="82" fill="#0f172a"/&gt;&lt;text x="420" y="174" text-anchor="middle" font-size="11" font-weight="600" fill="#fff" dominant-baseline="middle"&gt;Scaling Graph Storage&lt;/text&gt;&lt;circle cx="420.0" cy="238.0" r="48" fill="#1e293b"/&gt;&lt;text x="420" y="208" text-anchor="middle" font-size="11" font-weight="600" fill="#fff" dominant-baseline="middle"&gt;Graphs for Grounding …&lt;/text&gt;&lt;text x="28" y="446" text-anchor="start" font-size="9.5" font-weight="500" fill="#64748b" dominant-baseline="middle"&gt;Knowledge Graphs  •  Security Architecture&lt;/text&gt;&lt;/svg&gt;</w:t>
+        <w:t>&lt;svg xmlns="http://www.w3.org/2000/svg" width="840" height="460" data-tpl="concentric" data-pal="6-1" viewBox="0 0 840 460" font-family="Inter, Segoe UI, Arial, sans-serif"&gt;&lt;defs&gt;&lt;marker id="ar" markerWidth="9" markerHeight="9" refX="7" refY="3" orient="auto"&gt;&lt;path d="M0,0 L7,3 L0,6 z" fill="#94a3b8"/&gt;&lt;/marker&gt;&lt;marker id="arw" markerWidth="9" markerHeight="9" refX="7" refY="3" orient="auto"&gt;&lt;path d="M0,0 L7,3 L0,6 z" fill="#ffffff"/&gt;&lt;/marker&gt;&lt;filter id="sh" x="-20%" y="-20%" width="140%" height="140%"&gt;&lt;feDropShadow dx="0" dy="2" stdDeviation="3" flood-color="#0f172a" flood-opacity="0.16"/&gt;&lt;/filter&gt;&lt;/defs&gt;&lt;defs&gt;&lt;linearGradient id="bn4c63e9" x1="0" y1="0" x2="1" y2="0"&gt;&lt;stop offset="0" stop-color="#475569"/&gt;&lt;stop offset="1" stop-color="#64748b"/&gt;&lt;/linearGradient&gt;&lt;/defs&gt;&lt;rect width="840" height="460" rx="14" fill="#ffffff"/&gt;&lt;rect x="0" y="0" width="840" height="48" rx="14" fill="url(#bn4c63e9)"/&gt;&lt;rect x="0" y="32" width="840" height="16" fill="url(#bn4c63e9)"/&gt;&lt;text x="420" y="25" text-anchor="middle" font-size="14.5" font-weight="700" fill="#ffffff" dominant-baseline="middle"&gt;Security Architecture - Graph Query Languages&lt;/text&gt;&lt;circle cx="420.0" cy="238.0" r="150" fill="#475569"/&gt;&lt;text x="420" y="110" text-anchor="middle" font-size="11" font-weight="600" fill="#fff" dominant-baseline="middle"&gt;Graph Algorithms for Insight&lt;/text&gt;&lt;circle cx="420.0" cy="238.0" r="116" fill="#64748b"/&gt;&lt;text x="420" y="138" text-anchor="middle" font-size="11" font-weight="600" fill="#fff" dominant-baseline="middle"&gt;Data Quality and Entity&lt;/text&gt;&lt;text x="420" y="150" text-anchor="middle" font-size="11" font-weight="600" fill="#fff" dominant-baseline="middle"&gt;Resolution&lt;/text&gt;&lt;circle cx="420.0" cy="238.0" r="82" fill="#0f172a"/&gt;&lt;text x="420" y="178" text-anchor="middle" font-size="11" font-weight="600" fill="#fff" dominant-baseline="middle"&gt;Scaling Graph Storage&lt;/text&gt;&lt;circle cx="420.0" cy="238.0" r="48" fill="#1e293b"/&gt;&lt;text x="420" y="212" text-anchor="middle" font-size="11" font-weight="600" fill="#fff" dominant-baseline="middle"&gt;Graphs for Grounding LLMs&lt;/text&gt;&lt;text x="28" y="446" text-anchor="start" font-size="9.5" font-weight="500" fill="#64748b" dominant-baseline="middle"&gt;Knowledge Graphs  •  Security Architecture&lt;/text&gt;&lt;/svg&gt;</w:t>
       </w:r>
     </w:p>
     <w:p>
@@ -6259,7 +6259,7 @@
           <w:rFonts w:ascii="Consolas" w:hAnsi="Consolas"/>
           <w:sz w:val="16"/>
         </w:rPr>
-        <w:t>&lt;svg xmlns="http://www.w3.org/2000/svg" width="840" height="460" data-tpl="flow_v" data-pal="5-1" viewBox="0 0 840 460" font-family="Inter, Segoe UI, Arial, sans-serif"&gt;&lt;defs&gt;&lt;marker id="ar" markerWidth="9" markerHeight="9" refX="7" refY="3" orient="auto"&gt;&lt;path d="M0,0 L7,3 L0,6 z" fill="#94a3b8"/&gt;&lt;/marker&gt;&lt;marker id="arw" markerWidth="9" markerHeight="9" refX="7" refY="3" orient="auto"&gt;&lt;path d="M0,0 L7,3 L0,6 z" fill="#ffffff"/&gt;&lt;/marker&gt;&lt;filter id="sh" x="-20%" y="-20%" width="140%" height="140%"&gt;&lt;feDropShadow dx="0" dy="2" stdDeviation="3" flood-color="#0f172a" flood-opacity="0.16"/&gt;&lt;/filter&gt;&lt;/defs&gt;&lt;defs&gt;&lt;linearGradient id="bn3e2d2c" x1="0" y1="0" x2="1" y2="0"&gt;&lt;stop offset="0" stop-color="#1d4ed8"/&gt;&lt;stop offset="1" stop-color="#2563eb"/&gt;&lt;/linearGradient&gt;&lt;/defs&gt;&lt;rect width="840" height="460" rx="14" fill="#ffffff"/&gt;&lt;rect x="0" y="0" width="840" height="48" rx="14" fill="url(#bn3e2d2c)"/&gt;&lt;rect x="0" y="32" width="840" height="16" fill="url(#bn3e2d2c)"/&gt;&lt;text x="420" y="25" text-anchor="middle" font-size="15" font-weight="700" fill="#ffffff" dominant-baseline="middle"&gt;Data Flow - Data Quality and Entity Resolution&lt;/text&gt;&lt;rect x="270" y="70" width="300" height="52" rx="11" fill="#1d4ed8" filter="url(#sh)"/&gt;&lt;text x="420" y="96" text-anchor="middle" font-size="12" font-weight="600" fill="#ffffff" dominant-baseline="middle"&gt;Data Quality and Entity Resolution&lt;/text&gt;&lt;rect x="270" y="144" width="300" height="52" rx="11" fill="#2563eb" filter="url(#sh)"/&gt;&lt;text x="420" y="170" text-anchor="middle" font-size="12" font-weight="600" fill="#ffffff" dominant-baseline="middle"&gt;Scaling Graph Storage&lt;/text&gt;&lt;line x1="420" y1="122" x2="420" y2="144" stroke="#94a3b8" stroke-width="2" marker-end="url(#ar)"/&gt;&lt;rect x="270" y="218" width="300" height="52" rx="11" fill="#3b82f6" filter="url(#sh)"/&gt;&lt;text x="420" y="244" text-anchor="middle" font-size="12" font-weight="600" fill="#ffffff" dominant-baseline="middle"&gt;Graphs for Grounding LLMs&lt;/text&gt;&lt;line x1="420" y1="196" x2="420" y2="218" stroke="#94a3b8" stroke-width="2" marker-end="url(#ar)"/&gt;&lt;rect x="270" y="292" width="300" height="52" rx="11" fill="#60a5fa" filter="url(#sh)"/&gt;&lt;text x="420" y="318" text-anchor="middle" font-size="12" font-weight="600" fill="#ffffff" dominant-baseline="middle"&gt;Governance and Lineage&lt;/text&gt;&lt;line x1="420" y1="270" x2="420" y2="292" stroke="#94a3b8" stroke-width="2" marker-end="url(#ar)"/&gt;&lt;rect x="270" y="366" width="300" height="52" rx="11" fill="#1e40af" filter="url(#sh)"/&gt;&lt;text x="420" y="392" text-anchor="middle" font-size="12" font-weight="600" fill="#ffffff" dominant-baseline="middle"&gt;Operating Knowledge Graphs&lt;/text&gt;&lt;line x1="420" y1="344" x2="420" y2="366" stroke="#94a3b8" stroke-width="2" marker-end="url(#ar)"/&gt;&lt;text x="28" y="446" text-anchor="start" font-size="9.5" font-weight="500" fill="#64748b" dominant-baseline="middle"&gt;Knowledge Graphs  •  Data Flow&lt;/text&gt;&lt;/svg&gt;</w:t>
+        <w:t>&lt;svg xmlns="http://www.w3.org/2000/svg" width="840" height="460" data-tpl="flow_v" data-pal="5-1" viewBox="0 0 840 460" font-family="Inter, Segoe UI, Arial, sans-serif"&gt;&lt;defs&gt;&lt;marker id="ar" markerWidth="9" markerHeight="9" refX="7" refY="3" orient="auto"&gt;&lt;path d="M0,0 L7,3 L0,6 z" fill="#94a3b8"/&gt;&lt;/marker&gt;&lt;marker id="arw" markerWidth="9" markerHeight="9" refX="7" refY="3" orient="auto"&gt;&lt;path d="M0,0 L7,3 L0,6 z" fill="#ffffff"/&gt;&lt;/marker&gt;&lt;filter id="sh" x="-20%" y="-20%" width="140%" height="140%"&gt;&lt;feDropShadow dx="0" dy="2" stdDeviation="3" flood-color="#0f172a" flood-opacity="0.16"/&gt;&lt;/filter&gt;&lt;/defs&gt;&lt;defs&gt;&lt;linearGradient id="bn3e2d2c" x1="0" y1="0" x2="1" y2="0"&gt;&lt;stop offset="0" stop-color="#1d4ed8"/&gt;&lt;stop offset="1" stop-color="#2563eb"/&gt;&lt;/linearGradient&gt;&lt;/defs&gt;&lt;rect width="840" height="460" rx="14" fill="#ffffff"/&gt;&lt;rect x="0" y="0" width="840" height="48" rx="14" fill="url(#bn3e2d2c)"/&gt;&lt;rect x="0" y="32" width="840" height="16" fill="url(#bn3e2d2c)"/&gt;&lt;text x="420" y="25" text-anchor="middle" font-size="14.5" font-weight="700" fill="#ffffff" dominant-baseline="middle"&gt;Data Flow - Data Quality and Entity Resolution&lt;/text&gt;&lt;rect x="270" y="70" width="300" height="52" rx="11" fill="#1d4ed8" filter="url(#sh)"/&gt;&lt;text x="420" y="96" text-anchor="middle" font-size="12" font-weight="600" fill="#ffffff" dominant-baseline="middle"&gt;Data Quality and Entity Resolution&lt;/text&gt;&lt;rect x="270" y="144" width="300" height="52" rx="11" fill="#2563eb" filter="url(#sh)"/&gt;&lt;text x="420" y="170" text-anchor="middle" font-size="12" font-weight="600" fill="#ffffff" dominant-baseline="middle"&gt;Scaling Graph Storage&lt;/text&gt;&lt;line x1="420" y1="122" x2="420" y2="144" stroke="#94a3b8" stroke-width="2" marker-end="url(#ar)"/&gt;&lt;rect x="270" y="218" width="300" height="52" rx="11" fill="#3b82f6" filter="url(#sh)"/&gt;&lt;text x="420" y="244" text-anchor="middle" font-size="12" font-weight="600" fill="#ffffff" dominant-baseline="middle"&gt;Graphs for Grounding LLMs&lt;/text&gt;&lt;line x1="420" y1="196" x2="420" y2="218" stroke="#94a3b8" stroke-width="2" marker-end="url(#ar)"/&gt;&lt;rect x="270" y="292" width="300" height="52" rx="11" fill="#60a5fa" filter="url(#sh)"/&gt;&lt;text x="420" y="318" text-anchor="middle" font-size="12" font-weight="600" fill="#ffffff" dominant-baseline="middle"&gt;Governance and Lineage&lt;/text&gt;&lt;line x1="420" y1="270" x2="420" y2="292" stroke="#94a3b8" stroke-width="2" marker-end="url(#ar)"/&gt;&lt;rect x="270" y="366" width="300" height="52" rx="11" fill="#1e40af" filter="url(#sh)"/&gt;&lt;text x="420" y="392" text-anchor="middle" font-size="12" font-weight="600" fill="#ffffff" dominant-baseline="middle"&gt;Operating Knowledge Graphs&lt;/text&gt;&lt;line x1="420" y1="344" x2="420" y2="366" stroke="#94a3b8" stroke-width="2" marker-end="url(#ar)"/&gt;&lt;text x="28" y="446" text-anchor="start" font-size="9.5" font-weight="500" fill="#64748b" dominant-baseline="middle"&gt;Knowledge Graphs  •  Data Flow&lt;/text&gt;&lt;/svg&gt;</w:t>
       </w:r>
     </w:p>
     <w:p>
@@ -6284,7 +6284,7 @@
           <w:rFonts w:ascii="Consolas" w:hAnsi="Consolas"/>
           <w:sz w:val="16"/>
         </w:rPr>
-        <w:t>&lt;svg xmlns="http://www.w3.org/2000/svg" width="840" height="460" data-tpl="layered" data-pal="9-4" viewBox="0 0 840 460" font-family="Inter, Segoe UI, Arial, sans-serif"&gt;&lt;defs&gt;&lt;marker id="ar" markerWidth="9" markerHeight="9" refX="7" refY="3" orient="auto"&gt;&lt;path d="M0,0 L7,3 L0,6 z" fill="#94a3b8"/&gt;&lt;/marker&gt;&lt;marker id="arw" markerWidth="9" markerHeight="9" refX="7" refY="3" orient="auto"&gt;&lt;path d="M0,0 L7,3 L0,6 z" fill="#ffffff"/&gt;&lt;/marker&gt;&lt;filter id="sh" x="-20%" y="-20%" width="140%" height="140%"&gt;&lt;feDropShadow dx="0" dy="2" stdDeviation="3" flood-color="#0f172a" flood-opacity="0.16"/&gt;&lt;/filter&gt;&lt;/defs&gt;&lt;defs&gt;&lt;linearGradient id="bnb15f017" x1="0" y1="0" x2="1" y2="0"&gt;&lt;stop offset="0" stop-color="#fb7185"/&gt;&lt;stop offset="1" stop-color="#e11d48"/&gt;&lt;/linearGradient&gt;&lt;/defs&gt;&lt;rect width="840" height="460" rx="14" fill="#ffffff"/&gt;&lt;rect x="0" y="0" width="840" height="48" rx="14" fill="url(#bnb15f017)"/&gt;&lt;rect x="0" y="32" width="840" height="16" fill="url(#bnb15f017)"/&gt;&lt;text x="420" y="25" text-anchor="middle" font-size="15" font-weight="700" fill="#ffffff" dominant-baseline="middle"&gt;Architecture - Data Quality and Entity Resolution&lt;/text&gt;&lt;rect x="28" y="64" width="784" height="104" rx="14" fill="#f8fafc" stroke="#e2e8f0" stroke-width="1"/&gt;&lt;text x="42" y="80" text-anchor="start" font-size="11" font-weight="700" fill="#64748b" dominant-baseline="middle"&gt;Experience&lt;/text&gt;&lt;rect x="42" y="96" width="371" height="52" rx="11" fill="#fb7185" filter="url(#sh)"/&gt;&lt;text x="228" y="122" text-anchor="middle" font-size="11" font-weight="600" fill="#ffffff" dominant-baseline="middle"&gt;Visualising Knowledge Graphs&lt;/text&gt;&lt;rect x="427" y="96" width="371" height="52" rx="11" fill="#e11d48" filter="url(#sh)"/&gt;&lt;text x="612" y="122" text-anchor="middle" font-size="11" font-weight="600" fill="#ffffff" dominant-baseline="middle"&gt;The Enterprise Knowledge Graph Architecture&lt;/text&gt;&lt;rect x="28" y="186" width="784" height="104" rx="14" fill="#f8fafc" stroke="#e2e8f0" stroke-width="1"/&gt;&lt;text x="42" y="202" text-anchor="start" font-size="11" font-weight="700" fill="#64748b" dominant-baseline="middle"&gt;Platform&lt;/text&gt;&lt;rect x="42" y="218" width="178" height="52" rx="11" fill="#e11d48" filter="url(#sh)"/&gt;&lt;text x="131" y="244" text-anchor="middle" font-size="11" font-weight="600" fill="#ffffff" dominant-baseline="middle"&gt;Graph Query Languages&lt;/text&gt;&lt;rect x="234" y="218" width="178" height="52" rx="11" fill="#9d174d" filter="url(#sh)"/&gt;&lt;text x="324" y="244" text-anchor="middle" font-size="11" font-weight="600" fill="#ffffff" dominant-baseline="middle"&gt;Reasoning and Inference&lt;/text&gt;&lt;rect x="427" y="218" width="178" height="52" rx="11" fill="#db2777" filter="url(#sh)"/&gt;&lt;text x="516" y="244" text-anchor="middle" font-size="11" font-weight="600" fill="#ffffff" dominant-baseline="middle"&gt;Knowledge Graph Embeddings&lt;/text&gt;&lt;rect x="620" y="218" width="178" height="52" rx="11" fill="#ec4899" filter="url(#sh)"/&gt;&lt;text x="709" y="244" text-anchor="middle" font-size="11" font-weight="600" fill="#ffffff" dominant-baseline="middle"&gt;Graph Algorithms for Insight&lt;/text&gt;&lt;rect x="28" y="308" width="784" height="104" rx="14" fill="#f8fafc" stroke="#e2e8f0" stroke-width="1"/&gt;&lt;text x="42" y="324" text-anchor="start" font-size="11" font-weight="700" fill="#64748b" dominant-baseline="middle"&gt;Data &amp;amp; Operations&lt;/text&gt;&lt;rect x="42" y="340" width="178" height="52" rx="11" fill="#9d174d" filter="url(#sh)"/&gt;&lt;text x="131" y="366" text-anchor="middle" font-size="11" font-weight="600" fill="#ffffff" dominant-baseline="middle"&gt;Store&lt;/text&gt;&lt;rect x="234" y="340" width="178" height="52" rx="11" fill="#db2777" filter="url(#sh)"/&gt;&lt;text x="324" y="366" text-anchor="middle" font-size="11" font-weight="600" fill="#ffffff" dominant-baseline="middle"&gt;Index&lt;/text&gt;&lt;rect x="427" y="340" width="178" height="52" rx="11" fill="#ec4899" filter="url(#sh)"/&gt;&lt;text x="516" y="366" text-anchor="middle" font-size="11" font-weight="600" fill="#ffffff" dominant-baseline="middle"&gt;Observability&lt;/text&gt;&lt;rect x="620" y="340" width="178" height="52" rx="11" fill="#f472b6" filter="url(#sh)"/&gt;&lt;text x="709" y="366" text-anchor="middle" font-size="11" font-weight="600" fill="#ffffff" dominant-baseline="middle"&gt;Security&lt;/text&gt;&lt;text x="28" y="446" text-anchor="start" font-size="9.5" font-weight="500" fill="#64748b" dominant-baseline="middle"&gt;Knowledge Graphs  •  Architecture&lt;/text&gt;&lt;/svg&gt;</w:t>
+        <w:t>&lt;svg xmlns="http://www.w3.org/2000/svg" width="840" height="460" data-tpl="layered" data-pal="9-4" viewBox="0 0 840 460" font-family="Inter, Segoe UI, Arial, sans-serif"&gt;&lt;defs&gt;&lt;marker id="ar" markerWidth="9" markerHeight="9" refX="7" refY="3" orient="auto"&gt;&lt;path d="M0,0 L7,3 L0,6 z" fill="#94a3b8"/&gt;&lt;/marker&gt;&lt;marker id="arw" markerWidth="9" markerHeight="9" refX="7" refY="3" orient="auto"&gt;&lt;path d="M0,0 L7,3 L0,6 z" fill="#ffffff"/&gt;&lt;/marker&gt;&lt;filter id="sh" x="-20%" y="-20%" width="140%" height="140%"&gt;&lt;feDropShadow dx="0" dy="2" stdDeviation="3" flood-color="#0f172a" flood-opacity="0.16"/&gt;&lt;/filter&gt;&lt;/defs&gt;&lt;defs&gt;&lt;linearGradient id="bnb15f017" x1="0" y1="0" x2="1" y2="0"&gt;&lt;stop offset="0" stop-color="#fb7185"/&gt;&lt;stop offset="1" stop-color="#e11d48"/&gt;&lt;/linearGradient&gt;&lt;/defs&gt;&lt;rect width="840" height="460" rx="14" fill="#ffffff"/&gt;&lt;rect x="0" y="0" width="840" height="48" rx="14" fill="url(#bnb15f017)"/&gt;&lt;rect x="0" y="32" width="840" height="16" fill="url(#bnb15f017)"/&gt;&lt;text x="420" y="25" text-anchor="middle" font-size="14.5" font-weight="700" fill="#ffffff" dominant-baseline="middle"&gt;Architecture - Data Quality and Entity Resolution&lt;/text&gt;&lt;rect x="28" y="64" width="784" height="104" rx="14" fill="#f8fafc" stroke="#e2e8f0" stroke-width="1"/&gt;&lt;text x="42" y="80" text-anchor="start" font-size="11" font-weight="700" fill="#64748b" dominant-baseline="middle"&gt;Experience&lt;/text&gt;&lt;rect x="42" y="96" width="371" height="52" rx="11" fill="#fb7185" filter="url(#sh)"/&gt;&lt;text x="228" y="122" text-anchor="middle" font-size="11" font-weight="600" fill="#ffffff" dominant-baseline="middle"&gt;Visualising Knowledge Graphs&lt;/text&gt;&lt;rect x="427" y="96" width="371" height="52" rx="11" fill="#e11d48" filter="url(#sh)"/&gt;&lt;text x="612" y="122" text-anchor="middle" font-size="11" font-weight="600" fill="#ffffff" dominant-baseline="middle"&gt;The Enterprise Knowledge Graph Architecture&lt;/text&gt;&lt;rect x="28" y="186" width="784" height="104" rx="14" fill="#f8fafc" stroke="#e2e8f0" stroke-width="1"/&gt;&lt;text x="42" y="202" text-anchor="start" font-size="11" font-weight="700" fill="#64748b" dominant-baseline="middle"&gt;Platform&lt;/text&gt;&lt;rect x="42" y="218" width="178" height="52" rx="11" fill="#e11d48" filter="url(#sh)"/&gt;&lt;text x="131" y="244" text-anchor="middle" font-size="11" font-weight="600" fill="#ffffff" dominant-baseline="middle"&gt;Graph Query Languages&lt;/text&gt;&lt;rect x="234" y="218" width="178" height="52" rx="11" fill="#9d174d" filter="url(#sh)"/&gt;&lt;text x="324" y="244" text-anchor="middle" font-size="11" font-weight="600" fill="#ffffff" dominant-baseline="middle"&gt;Reasoning and Inference&lt;/text&gt;&lt;rect x="427" y="218" width="178" height="52" rx="11" fill="#db2777" filter="url(#sh)"/&gt;&lt;text x="516" y="244" text-anchor="middle" font-size="11" font-weight="600" fill="#ffffff" dominant-baseline="middle"&gt;Knowledge Graph Embeddings&lt;/text&gt;&lt;rect x="620" y="218" width="178" height="52" rx="11" fill="#ec4899" filter="url(#sh)"/&gt;&lt;text x="709" y="244" text-anchor="middle" font-size="11" font-weight="600" fill="#ffffff" dominant-baseline="middle"&gt;Graph Algorithms for Insight&lt;/text&gt;&lt;rect x="28" y="308" width="784" height="104" rx="14" fill="#f8fafc" stroke="#e2e8f0" stroke-width="1"/&gt;&lt;text x="42" y="324" text-anchor="start" font-size="11" font-weight="700" fill="#64748b" dominant-baseline="middle"&gt;Data &amp;amp; Operations&lt;/text&gt;&lt;rect x="42" y="340" width="178" height="52" rx="11" fill="#9d174d" filter="url(#sh)"/&gt;&lt;text x="131" y="366" text-anchor="middle" font-size="11" font-weight="600" fill="#ffffff" dominant-baseline="middle"&gt;Store&lt;/text&gt;&lt;rect x="234" y="340" width="178" height="52" rx="11" fill="#db2777" filter="url(#sh)"/&gt;&lt;text x="324" y="366" text-anchor="middle" font-size="11" font-weight="600" fill="#ffffff" dominant-baseline="middle"&gt;Index&lt;/text&gt;&lt;rect x="427" y="340" width="178" height="52" rx="11" fill="#ec4899" filter="url(#sh)"/&gt;&lt;text x="516" y="366" text-anchor="middle" font-size="11" font-weight="600" fill="#ffffff" dominant-baseline="middle"&gt;Observability&lt;/text&gt;&lt;rect x="620" y="340" width="178" height="52" rx="11" fill="#f472b6" filter="url(#sh)"/&gt;&lt;text x="709" y="366" text-anchor="middle" font-size="11" font-weight="600" fill="#ffffff" dominant-baseline="middle"&gt;Security&lt;/text&gt;&lt;text x="28" y="446" text-anchor="start" font-size="9.5" font-weight="500" fill="#64748b" dominant-baseline="middle"&gt;Knowledge Graphs  •  Architecture&lt;/text&gt;&lt;/svg&gt;</w:t>
       </w:r>
     </w:p>
     <w:p>
@@ -8819,7 +8819,7 @@
           <w:rFonts w:ascii="Consolas" w:hAnsi="Consolas"/>
           <w:sz w:val="16"/>
         </w:rPr>
-        <w:t>&lt;svg xmlns="http://www.w3.org/2000/svg" width="840" height="460" data-tpl="timeline" data-pal="11-4" viewBox="0 0 840 460" font-family="Inter, Segoe UI, Arial, sans-serif"&gt;&lt;defs&gt;&lt;marker id="ar" markerWidth="9" markerHeight="9" refX="7" refY="3" orient="auto"&gt;&lt;path d="M0,0 L7,3 L0,6 z" fill="#94a3b8"/&gt;&lt;/marker&gt;&lt;marker id="arw" markerWidth="9" markerHeight="9" refX="7" refY="3" orient="auto"&gt;&lt;path d="M0,0 L7,3 L0,6 z" fill="#ffffff"/&gt;&lt;/marker&gt;&lt;filter id="sh" x="-20%" y="-20%" width="140%" height="140%"&gt;&lt;feDropShadow dx="0" dy="2" stdDeviation="3" flood-color="#0f172a" flood-opacity="0.16"/&gt;&lt;/filter&gt;&lt;/defs&gt;&lt;defs&gt;&lt;linearGradient id="bn562486a" x1="0" y1="0" x2="1" y2="0"&gt;&lt;stop offset="0" stop-color="#9f1239"/&gt;&lt;stop offset="1" stop-color="#4338ca"/&gt;&lt;/linearGradient&gt;&lt;/defs&gt;&lt;rect width="840" height="460" rx="14" fill="#ffffff"/&gt;&lt;rect x="0" y="0" width="840" height="48" rx="14" fill="url(#bn562486a)"/&gt;&lt;rect x="0" y="32" width="840" height="16" fill="url(#bn562486a)"/&gt;&lt;text x="420" y="25" text-anchor="middle" font-size="15" font-weight="700" fill="#ffffff" dominant-baseline="middle"&gt;Business Process - Governance and Lineage&lt;/text&gt;&lt;line x1="68" y1="230.0" x2="772" y2="230.0" stroke="#cbd5e1" stroke-width="3"/&gt;&lt;circle cx="68" cy="230.0" r="9" fill="#9f1239"/&gt;&lt;line x1="68" y1="230.0" x2="68" y2="198" stroke="#cbd5e1" stroke-width="1.4"/&gt;&lt;rect x="-2" y="138" width="140" height="52" rx="11" fill="#9f1239" filter="url(#sh)"/&gt;&lt;text x="68" y="157" text-anchor="middle" font-size="11" font-weight="600" fill="#ffffff" dominant-baseline="middle"&gt;Scaling Graph Storage&lt;/text&gt;&lt;text x="68" y="173" text-anchor="middle" font-size="8" font-weight="500" fill="#ffffff" dominant-baseline="middle"&gt;Phase 1&lt;/text&gt;&lt;circle cx="244" cy="230.0" r="9" fill="#4338ca"/&gt;&lt;line x1="244" y1="230.0" x2="244" y2="254" stroke="#cbd5e1" stroke-width="1.4"/&gt;&lt;rect x="174" y="254" width="140" height="52" rx="11" fill="#4338ca" filter="url(#sh)"/&gt;&lt;text x="244" y="273" text-anchor="middle" font-size="11" font-weight="600" fill="#ffffff" dominant-baseline="middle"&gt;Graphs for Grounding L…&lt;/text&gt;&lt;text x="244" y="289" text-anchor="middle" font-size="8" font-weight="500" fill="#ffffff" dominant-baseline="middle"&gt;Phase 2&lt;/text&gt;&lt;circle cx="420" cy="230.0" r="9" fill="#0f172a"/&gt;&lt;line x1="420" y1="230.0" x2="420" y2="198" stroke="#cbd5e1" stroke-width="1.4"/&gt;&lt;rect x="350" y="138" width="140" height="52" rx="11" fill="#0f172a" filter="url(#sh)"/&gt;&lt;text x="420" y="157" text-anchor="middle" font-size="11" font-weight="600" fill="#ffffff" dominant-baseline="middle"&gt;Governance and Lineage&lt;/text&gt;&lt;text x="420" y="173" text-anchor="middle" font-size="8" font-weight="500" fill="#ffffff" dominant-baseline="middle"&gt;Phase 3&lt;/text&gt;&lt;circle cx="596" cy="230.0" r="9" fill="#1e40af"/&gt;&lt;line x1="596" y1="230.0" x2="596" y2="254" stroke="#cbd5e1" stroke-width="1.4"/&gt;&lt;rect x="526" y="254" width="140" height="52" rx="11" fill="#1e40af" filter="url(#sh)"/&gt;&lt;text x="596" y="273" text-anchor="middle" font-size="11" font-weight="600" fill="#ffffff" dominant-baseline="middle"&gt;Operating Knowledge Gr…&lt;/text&gt;&lt;text x="596" y="289" text-anchor="middle" font-size="8" font-weight="500" fill="#ffffff" dominant-baseline="middle"&gt;Phase 4&lt;/text&gt;&lt;circle cx="772" cy="230.0" r="9" fill="#0e7490"/&gt;&lt;line x1="772" y1="230.0" x2="772" y2="198" stroke="#cbd5e1" stroke-width="1.4"/&gt;&lt;rect x="702" y="138" width="140" height="52" rx="11" fill="#0e7490" filter="url(#sh)"/&gt;&lt;text x="772" y="157" text-anchor="middle" font-size="11" font-weight="600" fill="#ffffff" dominant-baseline="middle"&gt;Visualising Knowledge …&lt;/text&gt;&lt;text x="772" y="173" text-anchor="middle" font-size="8" font-weight="500" fill="#ffffff" dominant-baseline="middle"&gt;Phase 5&lt;/text&gt;&lt;text x="28" y="446" text-anchor="start" font-size="9.5" font-weight="500" fill="#64748b" dominant-baseline="middle"&gt;Knowledge Graphs  •  Business Process&lt;/text&gt;&lt;/svg&gt;</w:t>
+        <w:t>&lt;svg xmlns="http://www.w3.org/2000/svg" width="840" height="460" data-tpl="timeline" data-pal="11-4" viewBox="0 0 840 460" font-family="Inter, Segoe UI, Arial, sans-serif"&gt;&lt;defs&gt;&lt;marker id="ar" markerWidth="9" markerHeight="9" refX="7" refY="3" orient="auto"&gt;&lt;path d="M0,0 L7,3 L0,6 z" fill="#94a3b8"/&gt;&lt;/marker&gt;&lt;marker id="arw" markerWidth="9" markerHeight="9" refX="7" refY="3" orient="auto"&gt;&lt;path d="M0,0 L7,3 L0,6 z" fill="#ffffff"/&gt;&lt;/marker&gt;&lt;filter id="sh" x="-20%" y="-20%" width="140%" height="140%"&gt;&lt;feDropShadow dx="0" dy="2" stdDeviation="3" flood-color="#0f172a" flood-opacity="0.16"/&gt;&lt;/filter&gt;&lt;/defs&gt;&lt;defs&gt;&lt;linearGradient id="bn562486a" x1="0" y1="0" x2="1" y2="0"&gt;&lt;stop offset="0" stop-color="#9f1239"/&gt;&lt;stop offset="1" stop-color="#4338ca"/&gt;&lt;/linearGradient&gt;&lt;/defs&gt;&lt;rect width="840" height="460" rx="14" fill="#ffffff"/&gt;&lt;rect x="0" y="0" width="840" height="48" rx="14" fill="url(#bn562486a)"/&gt;&lt;rect x="0" y="32" width="840" height="16" fill="url(#bn562486a)"/&gt;&lt;text x="420" y="25" text-anchor="middle" font-size="14.5" font-weight="700" fill="#ffffff" dominant-baseline="middle"&gt;Business Process - Governance and Lineage&lt;/text&gt;&lt;line x1="68" y1="230.0" x2="772" y2="230.0" stroke="#cbd5e1" stroke-width="3"/&gt;&lt;circle cx="68" cy="230.0" r="9" fill="#9f1239"/&gt;&lt;line x1="68" y1="230.0" x2="68" y2="198" stroke="#cbd5e1" stroke-width="1.4"/&gt;&lt;rect x="-2" y="138" width="140" height="52" rx="11" fill="#9f1239" filter="url(#sh)"/&gt;&lt;text x="68" y="156" text-anchor="middle" font-size="11" font-weight="600" fill="#ffffff" dominant-baseline="middle"&gt;Scaling Graph Storage&lt;/text&gt;&lt;text x="68" y="175" text-anchor="middle" font-size="9" font-weight="500" fill="#ffffff" dominant-baseline="middle"&gt;Phase 1&lt;/text&gt;&lt;circle cx="244" cy="230.0" r="9" fill="#4338ca"/&gt;&lt;line x1="244" y1="230.0" x2="244" y2="254" stroke="#cbd5e1" stroke-width="1.4"/&gt;&lt;rect x="174" y="254" width="140" height="52" rx="11" fill="#4338ca" filter="url(#sh)"/&gt;&lt;text x="244" y="272" text-anchor="middle" font-size="9.5" font-weight="600" fill="#ffffff" dominant-baseline="middle"&gt;Graphs for Grounding LLMs&lt;/text&gt;&lt;text x="244" y="291" text-anchor="middle" font-size="7.5" font-weight="500" fill="#ffffff" dominant-baseline="middle"&gt;Phase 2&lt;/text&gt;&lt;circle cx="420" cy="230.0" r="9" fill="#0f172a"/&gt;&lt;line x1="420" y1="230.0" x2="420" y2="198" stroke="#cbd5e1" stroke-width="1.4"/&gt;&lt;rect x="350" y="138" width="140" height="52" rx="11" fill="#0f172a" filter="url(#sh)"/&gt;&lt;text x="420" y="156" text-anchor="middle" font-size="9.5" font-weight="600" fill="#ffffff" dominant-baseline="middle"&gt;Governance and Lineage&lt;/text&gt;&lt;text x="420" y="175" text-anchor="middle" font-size="7.5" font-weight="500" fill="#ffffff" dominant-baseline="middle"&gt;Phase 3&lt;/text&gt;&lt;circle cx="596" cy="230.0" r="9" fill="#1e40af"/&gt;&lt;line x1="596" y1="230.0" x2="596" y2="254" stroke="#cbd5e1" stroke-width="1.4"/&gt;&lt;rect x="526" y="254" width="140" height="52" rx="11" fill="#1e40af" filter="url(#sh)"/&gt;&lt;text x="596" y="267" text-anchor="middle" font-size="9.5" font-weight="600" fill="#ffffff" dominant-baseline="middle"&gt;Operating Knowledge&lt;/text&gt;&lt;text x="596" y="277" text-anchor="middle" font-size="9.5" font-weight="600" fill="#ffffff" dominant-baseline="middle"&gt;Graphs&lt;/text&gt;&lt;text x="596" y="291" text-anchor="middle" font-size="7.5" font-weight="500" fill="#ffffff" dominant-baseline="middle"&gt;Phase 4&lt;/text&gt;&lt;circle cx="772" cy="230.0" r="9" fill="#0e7490"/&gt;&lt;line x1="772" y1="230.0" x2="772" y2="198" stroke="#cbd5e1" stroke-width="1.4"/&gt;&lt;rect x="702" y="138" width="140" height="52" rx="11" fill="#0e7490" filter="url(#sh)"/&gt;&lt;text x="772" y="151" text-anchor="middle" font-size="9.5" font-weight="600" fill="#ffffff" dominant-baseline="middle"&gt;Visualising Knowledge&lt;/text&gt;&lt;text x="772" y="161" text-anchor="middle" font-size="9.5" font-weight="600" fill="#ffffff" dominant-baseline="middle"&gt;Graphs&lt;/text&gt;&lt;text x="772" y="175" text-anchor="middle" font-size="7.5" font-weight="500" fill="#ffffff" dominant-baseline="middle"&gt;Phase 5&lt;/text&gt;&lt;text x="28" y="446" text-anchor="start" font-size="9.5" font-weight="500" fill="#64748b" dominant-baseline="middle"&gt;Knowledge Graphs  •  Business Process&lt;/text&gt;&lt;/svg&gt;</w:t>
       </w:r>
     </w:p>
     <w:p>
@@ -13756,7 +13756,7 @@
           <w:rFonts w:ascii="Consolas" w:hAnsi="Consolas"/>
           <w:sz w:val="16"/>
         </w:rPr>
-        <w:t>&lt;svg xmlns="http://www.w3.org/2000/svg" width="840" height="460" data-tpl="matrix" data-pal="3-0" viewBox="0 0 840 460" font-family="Inter, Segoe UI, Arial, sans-serif"&gt;&lt;defs&gt;&lt;marker id="ar" markerWidth="9" markerHeight="9" refX="7" refY="3" orient="auto"&gt;&lt;path d="M0,0 L7,3 L0,6 z" fill="#94a3b8"/&gt;&lt;/marker&gt;&lt;marker id="arw" markerWidth="9" markerHeight="9" refX="7" refY="3" orient="auto"&gt;&lt;path d="M0,0 L7,3 L0,6 z" fill="#ffffff"/&gt;&lt;/marker&gt;&lt;filter id="sh" x="-20%" y="-20%" width="140%" height="140%"&gt;&lt;feDropShadow dx="0" dy="2" stdDeviation="3" flood-color="#0f172a" flood-opacity="0.16"/&gt;&lt;/filter&gt;&lt;/defs&gt;&lt;defs&gt;&lt;linearGradient id="bne9225b7" x1="0" y1="0" x2="1" y2="0"&gt;&lt;stop offset="0" stop-color="#b45309"/&gt;&lt;stop offset="1" stop-color="#d97706"/&gt;&lt;/linearGradient&gt;&lt;/defs&gt;&lt;rect width="840" height="460" rx="14" fill="#ffffff"/&gt;&lt;rect x="0" y="0" width="840" height="48" rx="14" fill="url(#bne9225b7)"/&gt;&lt;rect x="0" y="32" width="840" height="16" fill="url(#bne9225b7)"/&gt;&lt;text x="420" y="25" text-anchor="middle" font-size="15" font-weight="700" fill="#ffffff" dominant-baseline="middle"&gt;Capability Map - Case Study: Finance at Scale&lt;/text&gt;&lt;rect x="273" y="97" width="144" height="144" rx="12" fill="#b45309"/&gt;&lt;text x="345" y="169" text-anchor="middle" font-size="12" font-weight="600" fill="#fff" dominant-baseline="middle"&gt;Graph Algorithm…&lt;/text&gt;&lt;rect x="423" y="97" width="144" height="144" rx="12" fill="#d97706"/&gt;&lt;text x="495" y="169" text-anchor="middle" font-size="12" font-weight="600" fill="#fff" dominant-baseline="middle"&gt;Data Quality an…&lt;/text&gt;&lt;rect x="273" y="247" width="144" height="144" rx="12" fill="#f59e0b"/&gt;&lt;text x="345" y="319" text-anchor="middle" font-size="12" font-weight="600" fill="#fff" dominant-baseline="middle"&gt;Scaling Graph S…&lt;/text&gt;&lt;rect x="423" y="247" width="144" height="144" rx="12" fill="#ea580c"/&gt;&lt;text x="495" y="319" text-anchor="middle" font-size="12" font-weight="600" fill="#fff" dominant-baseline="middle"&gt;Graphs for Grou…&lt;/text&gt;&lt;text x="420" y="82" text-anchor="middle" font-size="10" font-weight="600" fill="#64748b" dominant-baseline="middle"&gt;High impact&lt;/text&gt;&lt;text x="420" y="410" text-anchor="middle" font-size="10" font-weight="600" fill="#64748b" dominant-baseline="middle"&gt;Low impact&lt;/text&gt;&lt;text x="258.0" y="244.0" text-anchor="middle" font-size="10" fill="#64748b" transform="rotate(-90 258.0 244.0)"&gt;Low effort&lt;/text&gt;&lt;text x="582.0" y="244.0" text-anchor="middle" font-size="10" fill="#64748b" transform="rotate(90 582.0 244.0)"&gt;High effort&lt;/text&gt;&lt;text x="28" y="446" text-anchor="start" font-size="9.5" font-weight="500" fill="#64748b" dominant-baseline="middle"&gt;Knowledge Graphs  •  Capability Map&lt;/text&gt;&lt;/svg&gt;</w:t>
+        <w:t>&lt;svg xmlns="http://www.w3.org/2000/svg" width="840" height="460" data-tpl="matrix" data-pal="3-0" viewBox="0 0 840 460" font-family="Inter, Segoe UI, Arial, sans-serif"&gt;&lt;defs&gt;&lt;marker id="ar" markerWidth="9" markerHeight="9" refX="7" refY="3" orient="auto"&gt;&lt;path d="M0,0 L7,3 L0,6 z" fill="#94a3b8"/&gt;&lt;/marker&gt;&lt;marker id="arw" markerWidth="9" markerHeight="9" refX="7" refY="3" orient="auto"&gt;&lt;path d="M0,0 L7,3 L0,6 z" fill="#ffffff"/&gt;&lt;/marker&gt;&lt;filter id="sh" x="-20%" y="-20%" width="140%" height="140%"&gt;&lt;feDropShadow dx="0" dy="2" stdDeviation="3" flood-color="#0f172a" flood-opacity="0.16"/&gt;&lt;/filter&gt;&lt;/defs&gt;&lt;defs&gt;&lt;linearGradient id="bne9225b7" x1="0" y1="0" x2="1" y2="0"&gt;&lt;stop offset="0" stop-color="#b45309"/&gt;&lt;stop offset="1" stop-color="#d97706"/&gt;&lt;/linearGradient&gt;&lt;/defs&gt;&lt;rect width="840" height="460" rx="14" fill="#ffffff"/&gt;&lt;rect x="0" y="0" width="840" height="48" rx="14" fill="url(#bne9225b7)"/&gt;&lt;rect x="0" y="32" width="840" height="16" fill="url(#bne9225b7)"/&gt;&lt;text x="420" y="25" text-anchor="middle" font-size="14.5" font-weight="700" fill="#ffffff" dominant-baseline="middle"&gt;Capability Map - Case Study: Finance at Scale&lt;/text&gt;&lt;rect x="273" y="97" width="144" height="144" rx="12" fill="#b45309"/&gt;&lt;text x="345" y="162" text-anchor="middle" font-size="12" font-weight="600" fill="#fff" dominant-baseline="middle"&gt;Graph Algorithms&lt;/text&gt;&lt;text x="345" y="176" text-anchor="middle" font-size="12" font-weight="600" fill="#fff" dominant-baseline="middle"&gt;for Insight&lt;/text&gt;&lt;rect x="423" y="97" width="144" height="144" rx="12" fill="#d97706"/&gt;&lt;text x="495" y="155" text-anchor="middle" font-size="12" font-weight="600" fill="#fff" dominant-baseline="middle"&gt;Data Quality and&lt;/text&gt;&lt;text x="495" y="169" text-anchor="middle" font-size="12" font-weight="600" fill="#fff" dominant-baseline="middle"&gt;Entity&lt;/text&gt;&lt;text x="495" y="183" text-anchor="middle" font-size="12" font-weight="600" fill="#fff" dominant-baseline="middle"&gt;Resolution&lt;/text&gt;&lt;rect x="273" y="247" width="144" height="144" rx="12" fill="#f59e0b"/&gt;&lt;text x="345" y="312" text-anchor="middle" font-size="12" font-weight="600" fill="#fff" dominant-baseline="middle"&gt;Scaling Graph&lt;/text&gt;&lt;text x="345" y="326" text-anchor="middle" font-size="12" font-weight="600" fill="#fff" dominant-baseline="middle"&gt;Storage&lt;/text&gt;&lt;rect x="423" y="247" width="144" height="144" rx="12" fill="#ea580c"/&gt;&lt;text x="495" y="312" text-anchor="middle" font-size="12" font-weight="600" fill="#fff" dominant-baseline="middle"&gt;Graphs for&lt;/text&gt;&lt;text x="495" y="326" text-anchor="middle" font-size="12" font-weight="600" fill="#fff" dominant-baseline="middle"&gt;Grounding LLMs&lt;/text&gt;&lt;text x="420" y="82" text-anchor="middle" font-size="10" font-weight="600" fill="#64748b" dominant-baseline="middle"&gt;High impact&lt;/text&gt;&lt;text x="420" y="410" text-anchor="middle" font-size="10" font-weight="600" fill="#64748b" dominant-baseline="middle"&gt;Low impact&lt;/text&gt;&lt;text x="258.0" y="244.0" text-anchor="middle" font-size="10" fill="#64748b" transform="rotate(-90 258.0 244.0)"&gt;Low effort&lt;/text&gt;&lt;text x="582.0" y="244.0" text-anchor="middle" font-size="10" fill="#64748b" transform="rotate(90 582.0 244.0)"&gt;High effort&lt;/text&gt;&lt;text x="28" y="446" text-anchor="start" font-size="9.5" font-weight="500" fill="#64748b" dominant-baseline="middle"&gt;Knowledge Graphs  •  Capability Map&lt;/text&gt;&lt;/svg&gt;</w:t>
       </w:r>
     </w:p>
     <w:p>
@@ -17207,7 +17207,7 @@
           <w:rFonts w:ascii="Consolas" w:hAnsi="Consolas"/>
           <w:sz w:val="16"/>
         </w:rPr>
-        <w:t>&lt;svg xmlns="http://www.w3.org/2000/svg" width="840" height="460" data-tpl="flow_h" data-pal="9-0" viewBox="0 0 840 460" font-family="Inter, Segoe UI, Arial, sans-serif"&gt;&lt;defs&gt;&lt;marker id="ar" markerWidth="9" markerHeight="9" refX="7" refY="3" orient="auto"&gt;&lt;path d="M0,0 L7,3 L0,6 z" fill="#94a3b8"/&gt;&lt;/marker&gt;&lt;marker id="arw" markerWidth="9" markerHeight="9" refX="7" refY="3" orient="auto"&gt;&lt;path d="M0,0 L7,3 L0,6 z" fill="#ffffff"/&gt;&lt;/marker&gt;&lt;filter id="sh" x="-20%" y="-20%" width="140%" height="140%"&gt;&lt;feDropShadow dx="0" dy="2" stdDeviation="3" flood-color="#0f172a" flood-opacity="0.16"/&gt;&lt;/filter&gt;&lt;/defs&gt;&lt;defs&gt;&lt;linearGradient id="bnfed362b" x1="0" y1="0" x2="1" y2="0"&gt;&lt;stop offset="0" stop-color="#9d174d"/&gt;&lt;stop offset="1" stop-color="#db2777"/&gt;&lt;/linearGradient&gt;&lt;/defs&gt;&lt;rect width="840" height="460" rx="14" fill="#ffffff"/&gt;&lt;rect x="0" y="0" width="840" height="48" rx="14" fill="url(#bnfed362b)"/&gt;&lt;rect x="0" y="32" width="840" height="16" fill="url(#bnfed362b)"/&gt;&lt;text x="420" y="25" text-anchor="middle" font-size="15" font-weight="700" fill="#ffffff" dominant-baseline="middle"&gt;DevOps Pipeline - Cost, Performance and Scaling&lt;/text&gt;&lt;rect x="39" y="196" width="130" height="68" rx="11" fill="#9d174d" filter="url(#sh)"/&gt;&lt;text x="104" y="230" text-anchor="middle" font-size="12" font-weight="600" fill="#ffffff" dominant-baseline="middle"&gt;Ontology and Schem…&lt;/text&gt;&lt;rect x="197" y="196" width="130" height="68" rx="11" fill="#db2777" filter="url(#sh)"/&gt;&lt;text x="262" y="230" text-anchor="middle" font-size="12" font-weight="600" fill="#ffffff" dominant-baseline="middle"&gt;Entity Extraction …&lt;/text&gt;&lt;line x1="169" y1="230" x2="197" y2="230" stroke="#94a3b8" stroke-width="2" marker-end="url(#ar)"/&gt;&lt;rect x="355" y="196" width="130" height="68" rx="11" fill="#ec4899" filter="url(#sh)"/&gt;&lt;text x="420" y="230" text-anchor="middle" font-size="12" font-weight="600" fill="#ffffff" dominant-baseline="middle"&gt;Graph Query Langua…&lt;/text&gt;&lt;line x1="327" y1="230" x2="355" y2="230" stroke="#94a3b8" stroke-width="2" marker-end="url(#ar)"/&gt;&lt;rect x="513" y="196" width="130" height="68" rx="11" fill="#f472b6" filter="url(#sh)"/&gt;&lt;text x="578" y="230" text-anchor="middle" font-size="12" font-weight="600" fill="#ffffff" dominant-baseline="middle"&gt;Reasoning and Infe…&lt;/text&gt;&lt;line x1="485" y1="230" x2="513" y2="230" stroke="#94a3b8" stroke-width="2" marker-end="url(#ar)"/&gt;&lt;rect x="671" y="196" width="130" height="68" rx="11" fill="#fb7185" filter="url(#sh)"/&gt;&lt;text x="736" y="230" text-anchor="middle" font-size="12" font-weight="600" fill="#ffffff" dominant-baseline="middle"&gt;Knowledge Graph Em…&lt;/text&gt;&lt;line x1="643" y1="230" x2="671" y2="230" stroke="#94a3b8" stroke-width="2" marker-end="url(#ar)"/&gt;&lt;text x="420" y="300" text-anchor="middle" font-size="11" font-weight="500" fill="#64748b" dominant-baseline="middle"&gt;end-to-end flow&lt;/text&gt;&lt;text x="28" y="446" text-anchor="start" font-size="9.5" font-weight="500" fill="#64748b" dominant-baseline="middle"&gt;Knowledge Graphs  •  DevOps Pipeline&lt;/text&gt;&lt;/svg&gt;</w:t>
+        <w:t>&lt;svg xmlns="http://www.w3.org/2000/svg" width="840" height="460" data-tpl="flow_h" data-pal="9-0" viewBox="0 0 840 460" font-family="Inter, Segoe UI, Arial, sans-serif"&gt;&lt;defs&gt;&lt;marker id="ar" markerWidth="9" markerHeight="9" refX="7" refY="3" orient="auto"&gt;&lt;path d="M0,0 L7,3 L0,6 z" fill="#94a3b8"/&gt;&lt;/marker&gt;&lt;marker id="arw" markerWidth="9" markerHeight="9" refX="7" refY="3" orient="auto"&gt;&lt;path d="M0,0 L7,3 L0,6 z" fill="#ffffff"/&gt;&lt;/marker&gt;&lt;filter id="sh" x="-20%" y="-20%" width="140%" height="140%"&gt;&lt;feDropShadow dx="0" dy="2" stdDeviation="3" flood-color="#0f172a" flood-opacity="0.16"/&gt;&lt;/filter&gt;&lt;/defs&gt;&lt;defs&gt;&lt;linearGradient id="bnfed362b" x1="0" y1="0" x2="1" y2="0"&gt;&lt;stop offset="0" stop-color="#9d174d"/&gt;&lt;stop offset="1" stop-color="#db2777"/&gt;&lt;/linearGradient&gt;&lt;/defs&gt;&lt;rect width="840" height="460" rx="14" fill="#ffffff"/&gt;&lt;rect x="0" y="0" width="840" height="48" rx="14" fill="url(#bnfed362b)"/&gt;&lt;rect x="0" y="32" width="840" height="16" fill="url(#bnfed362b)"/&gt;&lt;text x="420" y="25" text-anchor="middle" font-size="14.5" font-weight="700" fill="#ffffff" dominant-baseline="middle"&gt;DevOps Pipeline - Cost, Performance and Scaling&lt;/text&gt;&lt;rect x="39" y="196" width="130" height="68" rx="11" fill="#9d174d" filter="url(#sh)"/&gt;&lt;text x="104" y="224" text-anchor="middle" font-size="10.5" font-weight="600" fill="#ffffff" dominant-baseline="middle"&gt;Ontology and Schema&lt;/text&gt;&lt;text x="104" y="236" text-anchor="middle" font-size="10.5" font-weight="600" fill="#ffffff" dominant-baseline="middle"&gt;Design&lt;/text&gt;&lt;rect x="197" y="196" width="130" height="68" rx="11" fill="#db2777" filter="url(#sh)"/&gt;&lt;text x="262" y="224" text-anchor="middle" font-size="10.5" font-weight="600" fill="#ffffff" dominant-baseline="middle"&gt;Entity Extraction and&lt;/text&gt;&lt;text x="262" y="236" text-anchor="middle" font-size="10.5" font-weight="600" fill="#ffffff" dominant-baseline="middle"&gt;Linking&lt;/text&gt;&lt;line x1="169" y1="230" x2="197" y2="230" stroke="#94a3b8" stroke-width="2" marker-end="url(#ar)"/&gt;&lt;rect x="355" y="196" width="130" height="68" rx="11" fill="#ec4899" filter="url(#sh)"/&gt;&lt;text x="420" y="230" text-anchor="middle" font-size="10.5" font-weight="600" fill="#ffffff" dominant-baseline="middle"&gt;Graph Query Languages&lt;/text&gt;&lt;line x1="327" y1="230" x2="355" y2="230" stroke="#94a3b8" stroke-width="2" marker-end="url(#ar)"/&gt;&lt;rect x="513" y="196" width="130" height="68" rx="11" fill="#f472b6" filter="url(#sh)"/&gt;&lt;text x="578" y="224" text-anchor="middle" font-size="10.5" font-weight="600" fill="#ffffff" dominant-baseline="middle"&gt;Reasoning and&lt;/text&gt;&lt;text x="578" y="236" text-anchor="middle" font-size="10.5" font-weight="600" fill="#ffffff" dominant-baseline="middle"&gt;Inference&lt;/text&gt;&lt;line x1="485" y1="230" x2="513" y2="230" stroke="#94a3b8" stroke-width="2" marker-end="url(#ar)"/&gt;&lt;rect x="671" y="196" width="130" height="68" rx="11" fill="#fb7185" filter="url(#sh)"/&gt;&lt;text x="736" y="224" text-anchor="middle" font-size="10.5" font-weight="600" fill="#ffffff" dominant-baseline="middle"&gt;Knowledge Graph&lt;/text&gt;&lt;text x="736" y="236" text-anchor="middle" font-size="10.5" font-weight="600" fill="#ffffff" dominant-baseline="middle"&gt;Embeddings&lt;/text&gt;&lt;line x1="643" y1="230" x2="671" y2="230" stroke="#94a3b8" stroke-width="2" marker-end="url(#ar)"/&gt;&lt;text x="420" y="300" text-anchor="middle" font-size="11" font-weight="500" fill="#64748b" dominant-baseline="middle"&gt;end-to-end flow&lt;/text&gt;&lt;text x="28" y="446" text-anchor="start" font-size="9.5" font-weight="500" fill="#64748b" dominant-baseline="middle"&gt;Knowledge Graphs  •  DevOps Pipeline&lt;/text&gt;&lt;/svg&gt;</w:t>
       </w:r>
     </w:p>
     <w:p>
@@ -19629,7 +19629,7 @@
           <w:rFonts w:ascii="Consolas" w:hAnsi="Consolas"/>
           <w:sz w:val="16"/>
         </w:rPr>
-        <w:t>&lt;svg xmlns="http://www.w3.org/2000/svg" width="840" height="460" data-tpl="matrix" data-pal="10-3" viewBox="0 0 840 460" font-family="Inter, Segoe UI, Arial, sans-serif"&gt;&lt;defs&gt;&lt;marker id="ar" markerWidth="9" markerHeight="9" refX="7" refY="3" orient="auto"&gt;&lt;path d="M0,0 L7,3 L0,6 z" fill="#94a3b8"/&gt;&lt;/marker&gt;&lt;marker id="arw" markerWidth="9" markerHeight="9" refX="7" refY="3" orient="auto"&gt;&lt;path d="M0,0 L7,3 L0,6 z" fill="#ffffff"/&gt;&lt;/marker&gt;&lt;filter id="sh" x="-20%" y="-20%" width="140%" height="140%"&gt;&lt;feDropShadow dx="0" dy="2" stdDeviation="3" flood-color="#0f172a" flood-opacity="0.16"/&gt;&lt;/filter&gt;&lt;/defs&gt;&lt;defs&gt;&lt;linearGradient id="bn8bcf77e" x1="0" y1="0" x2="1" y2="0"&gt;&lt;stop offset="0" stop-color="#16a34a"/&gt;&lt;stop offset="1" stop-color="#22c55e"/&gt;&lt;/linearGradient&gt;&lt;/defs&gt;&lt;rect width="840" height="460" rx="14" fill="#ffffff"/&gt;&lt;rect x="0" y="0" width="840" height="48" rx="14" fill="url(#bn8bcf77e)"/&gt;&lt;rect x="0" y="32" width="840" height="16" fill="url(#bn8bcf77e)"/&gt;&lt;text x="420" y="25" text-anchor="middle" font-size="15" font-weight="700" fill="#ffffff" dominant-baseline="middle"&gt;Security Architecture - Capstone Project&lt;/text&gt;&lt;rect x="273" y="97" width="144" height="144" rx="12" fill="#16a34a"/&gt;&lt;text x="345" y="169" text-anchor="middle" font-size="12" font-weight="600" fill="#fff" dominant-baseline="middle"&gt;Graphs for Grou…&lt;/text&gt;&lt;rect x="423" y="97" width="144" height="144" rx="12" fill="#22c55e"/&gt;&lt;text x="495" y="169" text-anchor="middle" font-size="12" font-weight="600" fill="#fff" dominant-baseline="middle"&gt;Governance and …&lt;/text&gt;&lt;rect x="273" y="247" width="144" height="144" rx="12" fill="#4ade80"/&gt;&lt;text x="345" y="319" text-anchor="middle" font-size="12" font-weight="600" fill="#fff" dominant-baseline="middle"&gt;Operating Knowl…&lt;/text&gt;&lt;rect x="423" y="247" width="144" height="144" rx="12" fill="#14532d"/&gt;&lt;text x="495" y="319" text-anchor="middle" font-size="12" font-weight="600" fill="#fff" dominant-baseline="middle"&gt;Visualising Kno…&lt;/text&gt;&lt;text x="420" y="82" text-anchor="middle" font-size="10" font-weight="600" fill="#64748b" dominant-baseline="middle"&gt;High impact&lt;/text&gt;&lt;text x="420" y="410" text-anchor="middle" font-size="10" font-weight="600" fill="#64748b" dominant-baseline="middle"&gt;Low impact&lt;/text&gt;&lt;text x="258.0" y="244.0" text-anchor="middle" font-size="10" fill="#64748b" transform="rotate(-90 258.0 244.0)"&gt;Low effort&lt;/text&gt;&lt;text x="582.0" y="244.0" text-anchor="middle" font-size="10" fill="#64748b" transform="rotate(90 582.0 244.0)"&gt;High effort&lt;/text&gt;&lt;text x="28" y="446" text-anchor="start" font-size="9.5" font-weight="500" fill="#64748b" dominant-baseline="middle"&gt;Knowledge Graphs  •  Security Architecture&lt;/text&gt;&lt;/svg&gt;</w:t>
+        <w:t>&lt;svg xmlns="http://www.w3.org/2000/svg" width="840" height="460" data-tpl="matrix" data-pal="10-3" viewBox="0 0 840 460" font-family="Inter, Segoe UI, Arial, sans-serif"&gt;&lt;defs&gt;&lt;marker id="ar" markerWidth="9" markerHeight="9" refX="7" refY="3" orient="auto"&gt;&lt;path d="M0,0 L7,3 L0,6 z" fill="#94a3b8"/&gt;&lt;/marker&gt;&lt;marker id="arw" markerWidth="9" markerHeight="9" refX="7" refY="3" orient="auto"&gt;&lt;path d="M0,0 L7,3 L0,6 z" fill="#ffffff"/&gt;&lt;/marker&gt;&lt;filter id="sh" x="-20%" y="-20%" width="140%" height="140%"&gt;&lt;feDropShadow dx="0" dy="2" stdDeviation="3" flood-color="#0f172a" flood-opacity="0.16"/&gt;&lt;/filter&gt;&lt;/defs&gt;&lt;defs&gt;&lt;linearGradient id="bn8bcf77e" x1="0" y1="0" x2="1" y2="0"&gt;&lt;stop offset="0" stop-color="#16a34a"/&gt;&lt;stop offset="1" stop-color="#22c55e"/&gt;&lt;/linearGradient&gt;&lt;/defs&gt;&lt;rect width="840" height="460" rx="14" fill="#ffffff"/&gt;&lt;rect x="0" y="0" width="840" height="48" rx="14" fill="url(#bn8bcf77e)"/&gt;&lt;rect x="0" y="32" width="840" height="16" fill="url(#bn8bcf77e)"/&gt;&lt;text x="420" y="25" text-anchor="middle" font-size="14.5" font-weight="700" fill="#ffffff" dominant-baseline="middle"&gt;Security Architecture - Capstone Project&lt;/text&gt;&lt;rect x="273" y="97" width="144" height="144" rx="12" fill="#16a34a"/&gt;&lt;text x="345" y="162" text-anchor="middle" font-size="12" font-weight="600" fill="#fff" dominant-baseline="middle"&gt;Graphs for&lt;/text&gt;&lt;text x="345" y="176" text-anchor="middle" font-size="12" font-weight="600" fill="#fff" dominant-baseline="middle"&gt;Grounding LLMs&lt;/text&gt;&lt;rect x="423" y="97" width="144" height="144" rx="12" fill="#22c55e"/&gt;&lt;text x="495" y="162" text-anchor="middle" font-size="12" font-weight="600" fill="#fff" dominant-baseline="middle"&gt;Governance and&lt;/text&gt;&lt;text x="495" y="176" text-anchor="middle" font-size="12" font-weight="600" fill="#fff" dominant-baseline="middle"&gt;Lineage&lt;/text&gt;&lt;rect x="273" y="247" width="144" height="144" rx="12" fill="#4ade80"/&gt;&lt;text x="345" y="312" text-anchor="middle" font-size="12" font-weight="600" fill="#fff" dominant-baseline="middle"&gt;Operating&lt;/text&gt;&lt;text x="345" y="326" text-anchor="middle" font-size="12" font-weight="600" fill="#fff" dominant-baseline="middle"&gt;Knowledge Graphs&lt;/text&gt;&lt;rect x="423" y="247" width="144" height="144" rx="12" fill="#14532d"/&gt;&lt;text x="495" y="312" text-anchor="middle" font-size="12" font-weight="600" fill="#fff" dominant-baseline="middle"&gt;Visualising&lt;/text&gt;&lt;text x="495" y="326" text-anchor="middle" font-size="12" font-weight="600" fill="#fff" dominant-baseline="middle"&gt;Knowledge Graphs&lt;/text&gt;&lt;text x="420" y="82" text-anchor="middle" font-size="10" font-weight="600" fill="#64748b" dominant-baseline="middle"&gt;High impact&lt;/text&gt;&lt;text x="420" y="410" text-anchor="middle" font-size="10" font-weight="600" fill="#64748b" dominant-baseline="middle"&gt;Low impact&lt;/text&gt;&lt;text x="258.0" y="244.0" text-anchor="middle" font-size="10" fill="#64748b" transform="rotate(-90 258.0 244.0)"&gt;Low effort&lt;/text&gt;&lt;text x="582.0" y="244.0" text-anchor="middle" font-size="10" fill="#64748b" transform="rotate(90 582.0 244.0)"&gt;High effort&lt;/text&gt;&lt;text x="28" y="446" text-anchor="start" font-size="9.5" font-weight="500" fill="#64748b" dominant-baseline="middle"&gt;Knowledge Graphs  •  Security Architecture&lt;/text&gt;&lt;/svg&gt;</w:t>
       </w:r>
     </w:p>
     <w:p>
